--- a/剧情.docx
+++ b/剧情.docx
@@ -2553,167 +2553,1016 @@
         </w:rPr>
         <w:t>（获得时装工坊方块，ftb解锁时装工坊说明书）</w:t>
       </w:r>
+    </w:p>
+    <w:p>
+      <w:pPr>
+        <w:rPr>
+          <w:sz w:val="24"/>
+          <w:szCs w:val="32"/>
+        </w:rPr>
+      </w:pPr>
+      <w:r>
+        <w:rPr>
+          <w:rFonts w:hint="eastAsia"/>
+          <w:sz w:val="24"/>
+          <w:szCs w:val="32"/>
+        </w:rPr>
+        <w:t>-法术淬灵（获得xxx后解锁，铁魔法升级，打开ui）</w:t>
+      </w:r>
+    </w:p>
+    <w:p>
+      <w:pPr>
+        <w:rPr>
+          <w:sz w:val="24"/>
+          <w:szCs w:val="32"/>
+        </w:rPr>
+      </w:pPr>
+      <w:r>
+        <w:rPr>
+          <w:rFonts w:hint="eastAsia"/>
+          <w:sz w:val="24"/>
+          <w:szCs w:val="32"/>
+        </w:rPr>
+        <w:t>-进入轮回绝境（获得xxx后解锁，直接传送）</w:t>
+      </w:r>
+    </w:p>
+    <w:p>
+      <w:pPr>
+        <w:rPr>
+          <w:b/>
+          <w:bCs/>
+          <w:sz w:val="24"/>
+          <w:szCs w:val="32"/>
+        </w:rPr>
+      </w:pPr>
+      <w:r>
+        <w:rPr>
+          <w:b/>
+          <w:bCs/>
+          <w:sz w:val="24"/>
+          <w:szCs w:val="32"/>
+        </w:rPr>
+        <w:t>Ornn</w:t>
+      </w:r>
+      <w:r>
+        <w:rPr>
+          <w:rFonts w:hint="eastAsia"/>
+          <w:b/>
+          <w:bCs/>
+          <w:sz w:val="24"/>
+          <w:szCs w:val="32"/>
+        </w:rPr>
+        <w:t xml:space="preserve"> (</w:t>
+      </w:r>
+      <w:r>
+        <w:rPr>
+          <w:b/>
+          <w:bCs/>
+          <w:sz w:val="24"/>
+          <w:szCs w:val="32"/>
+        </w:rPr>
+        <w:t>奥恩</w:t>
+      </w:r>
+      <w:r>
+        <w:rPr>
+          <w:rFonts w:hint="eastAsia"/>
+          <w:b/>
+          <w:bCs/>
+          <w:sz w:val="24"/>
+          <w:szCs w:val="32"/>
+        </w:rPr>
+        <w:t>)：</w:t>
+      </w:r>
+    </w:p>
+    <w:p>
+      <w:pPr>
+        <w:rPr>
+          <w:sz w:val="24"/>
+          <w:szCs w:val="32"/>
+        </w:rPr>
+      </w:pPr>
+      <w:r>
+        <w:rPr>
+          <w:rFonts w:hint="eastAsia"/>
+          <w:sz w:val="24"/>
+          <w:szCs w:val="32"/>
+        </w:rPr>
+        <w:t>火焰的温度、钢铁的韧性——这两样东西能解决世上大多数问题。</w:t>
+      </w:r>
+    </w:p>
+    <w:p>
+      <w:pPr>
+        <w:rPr>
+          <w:sz w:val="24"/>
+          <w:szCs w:val="32"/>
+        </w:rPr>
+      </w:pPr>
+      <w:r>
+        <w:rPr>
+          <w:rFonts w:hint="eastAsia"/>
+          <w:sz w:val="24"/>
+          <w:szCs w:val="32"/>
+        </w:rPr>
+        <w:t>-你是何人？</w:t>
+      </w:r>
+    </w:p>
+    <w:p>
+      <w:pPr>
+        <w:ind w:firstLine="420"/>
+        <w:rPr>
+          <w:sz w:val="24"/>
+          <w:szCs w:val="32"/>
+        </w:rPr>
+      </w:pPr>
+      <w:r>
+        <w:rPr>
+          <w:rFonts w:hint="eastAsia"/>
+          <w:sz w:val="24"/>
+          <w:szCs w:val="32"/>
+        </w:rPr>
+        <w:t>吾乃半神</w:t>
+      </w:r>
+      <w:r>
+        <w:rPr>
+          <w:sz w:val="24"/>
+          <w:szCs w:val="32"/>
+        </w:rPr>
+        <w:t>Ornn</w:t>
+      </w:r>
+      <w:r>
+        <w:rPr>
+          <w:rFonts w:hint="eastAsia"/>
+          <w:sz w:val="24"/>
+          <w:szCs w:val="32"/>
+        </w:rPr>
+        <w:t>，主掌锻造与工艺，为圣殿铸神兵。黑潮来袭之前，本以为老夫所铸神兵天下无敌。现在想来，可笑，可笑。</w:t>
+      </w:r>
+    </w:p>
+    <w:p>
+      <w:pPr>
+        <w:rPr>
+          <w:sz w:val="24"/>
+          <w:szCs w:val="32"/>
+        </w:rPr>
+      </w:pPr>
+      <w:r>
+        <w:rPr>
+          <w:rFonts w:hint="eastAsia"/>
+          <w:sz w:val="24"/>
+          <w:szCs w:val="32"/>
+        </w:rPr>
+        <w:t>-关于使徒</w:t>
+      </w:r>
+    </w:p>
+    <w:p>
+      <w:pPr>
+        <w:ind w:firstLine="420"/>
+        <w:rPr>
+          <w:sz w:val="24"/>
+          <w:szCs w:val="32"/>
+        </w:rPr>
+      </w:pPr>
+      <w:r>
+        <w:rPr>
+          <w:rFonts w:hint="eastAsia"/>
+          <w:sz w:val="24"/>
+          <w:szCs w:val="32"/>
+        </w:rPr>
+        <w:t>守望者大人实在令人捉摸不透，但遵从她的安排便是。</w:t>
+      </w:r>
+    </w:p>
+    <w:p>
+      <w:pPr>
+        <w:rPr>
+          <w:sz w:val="24"/>
+          <w:szCs w:val="32"/>
+        </w:rPr>
+      </w:pPr>
+      <w:r>
+        <w:rPr>
+          <w:rFonts w:hint="eastAsia"/>
+          <w:sz w:val="24"/>
+          <w:szCs w:val="32"/>
+        </w:rPr>
+        <w:t>-关于摆渡人</w:t>
+      </w:r>
+    </w:p>
+    <w:p>
+      <w:pPr>
+        <w:ind w:firstLine="420"/>
+        <w:rPr>
+          <w:sz w:val="24"/>
+          <w:szCs w:val="32"/>
+        </w:rPr>
+      </w:pPr>
+      <w:r>
+        <w:rPr>
+          <w:rFonts w:hint="eastAsia"/>
+          <w:sz w:val="24"/>
+          <w:szCs w:val="32"/>
+        </w:rPr>
+        <w:t>那小姑娘倒比老夫自在，老夫再也没法回到故土了。</w:t>
+      </w:r>
+    </w:p>
+    <w:p>
+      <w:pPr>
+        <w:rPr>
+          <w:sz w:val="24"/>
+          <w:szCs w:val="32"/>
+        </w:rPr>
+      </w:pPr>
+      <w:r>
+        <w:rPr>
+          <w:rFonts w:hint="eastAsia"/>
+          <w:sz w:val="24"/>
+          <w:szCs w:val="32"/>
+        </w:rPr>
+        <w:t>-锻造委托</w:t>
+      </w:r>
+      <w:r>
+        <w:rPr>
+          <w:rFonts w:hint="eastAsia"/>
+          <w:color w:val="EE822F" w:themeColor="accent2"/>
+          <w:sz w:val="24"/>
+          <w:szCs w:val="32"/>
+          <w14:textFill>
+            <w14:solidFill>
+              <w14:schemeClr w14:val="accent2"/>
+            </w14:solidFill>
+          </w14:textFill>
+        </w:rPr>
+        <w:t>（打开锻造台）</w:t>
+      </w:r>
+    </w:p>
+    <w:p>
+      <w:pPr>
+        <w:rPr>
+          <w:sz w:val="24"/>
+          <w:szCs w:val="32"/>
+        </w:rPr>
+      </w:pPr>
+      <w:r>
+        <w:rPr>
+          <w:rFonts w:hint="eastAsia"/>
+          <w:sz w:val="24"/>
+          <w:szCs w:val="32"/>
+        </w:rPr>
+        <w:t>-见面礼（高亮，领取后移除）</w:t>
+      </w:r>
+    </w:p>
+    <w:p>
+      <w:pPr>
+        <w:ind w:firstLine="420"/>
+        <w:rPr>
+          <w:sz w:val="24"/>
+          <w:szCs w:val="32"/>
+        </w:rPr>
+      </w:pPr>
+      <w:r>
+        <w:rPr>
+          <w:rFonts w:hint="eastAsia"/>
+          <w:sz w:val="24"/>
+          <w:szCs w:val="32"/>
+        </w:rPr>
+        <w:t>这是一些边角碎料所铸成的，你暂且拿去防身吧。</w:t>
+      </w:r>
+    </w:p>
+    <w:p>
+      <w:pPr>
+        <w:ind w:firstLine="420"/>
+        <w:rPr>
+          <w:sz w:val="24"/>
+          <w:szCs w:val="32"/>
+        </w:rPr>
+      </w:pPr>
+      <w:r>
+        <w:rPr>
+          <w:rFonts w:hint="eastAsia"/>
+          <w:sz w:val="24"/>
+          <w:szCs w:val="32"/>
+        </w:rPr>
+        <w:t>-铁匕首</w:t>
+      </w:r>
+    </w:p>
+    <w:p>
+      <w:pPr>
+        <w:ind w:firstLine="420"/>
+        <w:rPr>
+          <w:sz w:val="24"/>
+          <w:szCs w:val="32"/>
+        </w:rPr>
+      </w:pPr>
+      <w:r>
+        <w:rPr>
+          <w:rFonts w:hint="eastAsia"/>
+          <w:sz w:val="24"/>
+          <w:szCs w:val="32"/>
+        </w:rPr>
+        <w:t>-铁剑</w:t>
+      </w:r>
+    </w:p>
+    <w:p>
+      <w:pPr>
+        <w:ind w:firstLine="420"/>
+        <w:rPr>
+          <w:sz w:val="24"/>
+          <w:szCs w:val="32"/>
+        </w:rPr>
+      </w:pPr>
+      <w:r>
+        <w:rPr>
+          <w:rFonts w:hint="eastAsia"/>
+          <w:sz w:val="24"/>
+          <w:szCs w:val="32"/>
+        </w:rPr>
+        <w:t>-金长剑</w:t>
+      </w:r>
+    </w:p>
+    <w:p>
+      <w:pPr>
+        <w:ind w:firstLine="420"/>
+        <w:rPr>
+          <w:sz w:val="24"/>
+          <w:szCs w:val="32"/>
+        </w:rPr>
+      </w:pPr>
+      <w:r>
+        <w:rPr>
+          <w:rFonts w:hint="eastAsia"/>
+          <w:sz w:val="24"/>
+          <w:szCs w:val="32"/>
+        </w:rPr>
+        <w:t>-金太刀</w:t>
+      </w:r>
+    </w:p>
+    <w:p>
+      <w:pPr>
+        <w:ind w:firstLine="420"/>
+        <w:rPr>
+          <w:sz w:val="24"/>
+          <w:szCs w:val="32"/>
+        </w:rPr>
+      </w:pPr>
+      <w:r>
+        <w:rPr>
+          <w:rFonts w:hint="eastAsia"/>
+          <w:sz w:val="24"/>
+          <w:szCs w:val="32"/>
+        </w:rPr>
+        <w:t>-金长矛</w:t>
+      </w:r>
+    </w:p>
+    <w:p>
+      <w:pPr>
+        <w:ind w:firstLine="420"/>
+        <w:rPr>
+          <w:sz w:val="24"/>
+          <w:szCs w:val="32"/>
+        </w:rPr>
+      </w:pPr>
+      <w:r>
+        <w:rPr>
+          <w:rFonts w:hint="eastAsia"/>
+          <w:sz w:val="24"/>
+          <w:szCs w:val="32"/>
+        </w:rPr>
+        <w:t>-金大剑</w:t>
+      </w:r>
+    </w:p>
+    <w:p>
+      <w:pPr>
+        <w:rPr>
+          <w:b/>
+          <w:bCs/>
+          <w:sz w:val="24"/>
+          <w:szCs w:val="32"/>
+        </w:rPr>
+      </w:pPr>
+      <w:r>
+        <w:rPr>
+          <w:rFonts w:hint="eastAsia"/>
+          <w:b/>
+          <w:bCs/>
+          <w:sz w:val="24"/>
+          <w:szCs w:val="32"/>
+        </w:rPr>
+        <w:t>摆渡人：</w:t>
+      </w:r>
+    </w:p>
+    <w:p>
+      <w:pPr>
+        <w:rPr>
+          <w:sz w:val="24"/>
+          <w:szCs w:val="32"/>
+        </w:rPr>
+      </w:pPr>
+      <w:r>
+        <w:rPr>
+          <w:rFonts w:hint="eastAsia"/>
+          <w:sz w:val="24"/>
+          <w:szCs w:val="32"/>
+        </w:rPr>
+        <w:t>你好，阁下，有什么可以帮助您的吗？（初次见面）</w:t>
+      </w:r>
+    </w:p>
+    <w:p>
+      <w:pPr>
+        <w:rPr>
+          <w:sz w:val="24"/>
+          <w:szCs w:val="32"/>
+        </w:rPr>
+      </w:pPr>
+      <w:r>
+        <w:rPr>
+          <w:rFonts w:hint="eastAsia"/>
+          <w:sz w:val="24"/>
+          <w:szCs w:val="32"/>
+        </w:rPr>
+        <w:t>-你是何人？</w:t>
+      </w:r>
+    </w:p>
+    <w:p>
+      <w:pPr>
+        <w:ind w:firstLine="420"/>
+        <w:rPr>
+          <w:sz w:val="24"/>
+          <w:szCs w:val="32"/>
+        </w:rPr>
+      </w:pPr>
+      <w:r>
+        <w:rPr>
+          <w:rFonts w:hint="eastAsia"/>
+          <w:sz w:val="24"/>
+          <w:szCs w:val="32"/>
+        </w:rPr>
+        <w:t>吾乃圣殿摆渡人，受曦轮大人之令在此处护送阁下离开结界前往那方世界。吾也会接纳那方世界的亡魂，因此也留下了不少他们散落的饰品遗物。但需使用</w:t>
+      </w:r>
+      <w:r>
+        <w:rPr>
+          <w:color w:val="EE822F" w:themeColor="accent2"/>
+          <w:sz w:val="24"/>
+          <w:szCs w:val="32"/>
+          <w14:textFill>
+            <w14:solidFill>
+              <w14:schemeClr w14:val="accent2"/>
+            </w14:solidFill>
+          </w14:textFill>
+        </w:rPr>
+        <w:t>[</w:t>
+      </w:r>
+      <w:r>
+        <w:rPr>
+          <w:rFonts w:hint="eastAsia"/>
+          <w:color w:val="EE822F" w:themeColor="accent2"/>
+          <w:sz w:val="24"/>
+          <w:szCs w:val="32"/>
+          <w14:textFill>
+            <w14:solidFill>
+              <w14:schemeClr w14:val="accent2"/>
+            </w14:solidFill>
+          </w14:textFill>
+        </w:rPr>
+        <w:t>饰品精华</w:t>
+      </w:r>
+      <w:r>
+        <w:rPr>
+          <w:color w:val="EE822F" w:themeColor="accent2"/>
+          <w:sz w:val="24"/>
+          <w:szCs w:val="32"/>
+          <w14:textFill>
+            <w14:solidFill>
+              <w14:schemeClr w14:val="accent2"/>
+            </w14:solidFill>
+          </w14:textFill>
+        </w:rPr>
+        <w:t>]</w:t>
+      </w:r>
+      <w:r>
+        <w:rPr>
+          <w:rFonts w:hint="eastAsia"/>
+          <w:sz w:val="24"/>
+          <w:szCs w:val="32"/>
+        </w:rPr>
+        <w:t>才能于原始之海中打捞。若是阁下有</w:t>
+      </w:r>
+      <w:r>
+        <w:rPr>
+          <w:rFonts w:hint="eastAsia"/>
+          <w:color w:val="EE822F" w:themeColor="accent2"/>
+          <w:sz w:val="24"/>
+          <w:szCs w:val="32"/>
+          <w14:textFill>
+            <w14:solidFill>
+              <w14:schemeClr w14:val="accent2"/>
+            </w14:solidFill>
+          </w14:textFill>
+        </w:rPr>
+        <w:t>饰品精华</w:t>
+      </w:r>
+      <w:r>
+        <w:rPr>
+          <w:rFonts w:hint="eastAsia"/>
+          <w:sz w:val="24"/>
+          <w:szCs w:val="32"/>
+        </w:rPr>
+        <w:t>，也可交予我。 （</w:t>
+      </w:r>
+      <w:r>
+        <w:rPr>
+          <w:sz w:val="24"/>
+          <w:szCs w:val="32"/>
+        </w:rPr>
+        <w:t>%s %s , ,</w:t>
+      </w:r>
+      <w:r>
+        <w:rPr>
+          <w:rFonts w:hint="eastAsia"/>
+          <w:sz w:val="24"/>
+          <w:szCs w:val="32"/>
+        </w:rPr>
+        <w:t>）</w:t>
+      </w:r>
+    </w:p>
+    <w:p>
+      <w:pPr>
+        <w:rPr>
+          <w:sz w:val="24"/>
+          <w:szCs w:val="32"/>
+        </w:rPr>
+      </w:pPr>
+      <w:r>
+        <w:rPr>
+          <w:rFonts w:hint="eastAsia"/>
+          <w:sz w:val="24"/>
+          <w:szCs w:val="32"/>
+        </w:rPr>
+        <w:t>-关于守望者</w:t>
+      </w:r>
+    </w:p>
+    <w:p>
+      <w:pPr>
+        <w:ind w:firstLine="420"/>
+        <w:rPr>
+          <w:sz w:val="24"/>
+          <w:szCs w:val="32"/>
+        </w:rPr>
+      </w:pPr>
+      <w:r>
+        <w:rPr>
+          <w:rFonts w:hint="eastAsia"/>
+          <w:sz w:val="24"/>
+          <w:szCs w:val="32"/>
+        </w:rPr>
+        <w:t>守望者大人日夜为拯救世界而操劳，实在令人敬佩。</w:t>
+      </w:r>
+    </w:p>
+    <w:p>
+      <w:pPr>
+        <w:rPr>
+          <w:sz w:val="24"/>
+          <w:szCs w:val="32"/>
+        </w:rPr>
+      </w:pPr>
+      <w:r>
+        <w:rPr>
+          <w:rFonts w:hint="eastAsia"/>
+          <w:sz w:val="24"/>
+          <w:szCs w:val="32"/>
+        </w:rPr>
+        <w:t>-</w:t>
+      </w:r>
+      <w:r>
+        <w:rPr>
+          <w:rFonts w:hint="eastAsia"/>
+          <w:color w:val="EE822F" w:themeColor="accent2"/>
+          <w:sz w:val="24"/>
+          <w:szCs w:val="32"/>
+          <w14:textFill>
+            <w14:solidFill>
+              <w14:schemeClr w14:val="accent2"/>
+            </w14:solidFill>
+          </w14:textFill>
+        </w:rPr>
+        <w:t>见面礼</w:t>
+      </w:r>
+      <w:r>
+        <w:rPr>
+          <w:rFonts w:hint="eastAsia"/>
+          <w:sz w:val="24"/>
+          <w:szCs w:val="32"/>
+        </w:rPr>
+        <w:t>（高亮显示）</w:t>
+      </w:r>
+    </w:p>
+    <w:p>
+      <w:pPr>
+        <w:ind w:firstLine="420"/>
+        <w:rPr>
+          <w:sz w:val="24"/>
+          <w:szCs w:val="32"/>
+        </w:rPr>
+      </w:pPr>
+      <w:r>
+        <w:rPr>
+          <w:rFonts w:hint="eastAsia"/>
+          <w:sz w:val="24"/>
+          <w:szCs w:val="32"/>
+        </w:rPr>
+        <w:t>一份微薄的礼物，还望阁下笑纳。此灵宠孵化成年之后，可日行万里，希望对阁下主世界之旅有所帮助！当阁下将灵宠养大后，再来找我吧。</w:t>
+      </w:r>
+    </w:p>
+    <w:p>
+      <w:pPr>
+        <w:ind w:firstLine="420"/>
+        <w:rPr>
+          <w:sz w:val="24"/>
+          <w:szCs w:val="32"/>
+          <w:highlight w:val="yellow"/>
+        </w:rPr>
+      </w:pPr>
+      <w:r>
+        <w:rPr>
+          <w:rFonts w:hint="eastAsia"/>
+          <w:sz w:val="24"/>
+          <w:szCs w:val="32"/>
+        </w:rPr>
+        <w:t>-收下</w:t>
+      </w:r>
+      <w:r>
+        <w:rPr>
+          <w:rFonts w:hint="eastAsia"/>
+          <w:sz w:val="24"/>
+          <w:szCs w:val="32"/>
+          <w:highlight w:val="yellow"/>
+        </w:rPr>
+        <w:t>（获得随机龙蛋，精灵球，龙之书）</w:t>
+      </w:r>
+    </w:p>
+    <w:p>
+      <w:pPr>
+        <w:ind w:firstLine="420"/>
+        <w:rPr>
+          <w:sz w:val="24"/>
+          <w:szCs w:val="32"/>
+          <w:highlight w:val="yellow"/>
+        </w:rPr>
+      </w:pPr>
+      <w:r>
+        <w:rPr>
+          <w:rFonts w:hint="eastAsia"/>
+          <w:sz w:val="24"/>
+          <w:szCs w:val="32"/>
+          <w:highlight w:val="yellow"/>
+        </w:rPr>
+        <w:t>获得任务：驯龙高手，描述将龙养大。任务奖励，驯养革新那些物品</w:t>
+      </w:r>
+    </w:p>
+    <w:p>
+      <w:pPr>
+        <w:ind w:firstLine="420"/>
+        <w:rPr>
+          <w:sz w:val="24"/>
+          <w:szCs w:val="32"/>
+          <w:highlight w:val="yellow"/>
+        </w:rPr>
+      </w:pPr>
+    </w:p>
+    <w:p>
+      <w:pPr>
+        <w:rPr>
+          <w:sz w:val="24"/>
+          <w:szCs w:val="32"/>
+          <w:highlight w:val="yellow"/>
+        </w:rPr>
+      </w:pPr>
+      <w:r>
+        <w:rPr>
+          <w:rFonts w:hint="eastAsia"/>
+          <w:sz w:val="24"/>
+          <w:szCs w:val="32"/>
+          <w:highlight w:val="yellow"/>
+        </w:rPr>
+        <w:t>支线：</w:t>
+      </w:r>
+    </w:p>
+    <w:p>
+      <w:pPr>
+        <w:rPr>
+          <w:sz w:val="24"/>
+          <w:szCs w:val="32"/>
+          <w:highlight w:val="yellow"/>
+        </w:rPr>
+      </w:pPr>
+      <w:r>
+        <w:rPr>
+          <w:rFonts w:hint="eastAsia"/>
+          <w:sz w:val="24"/>
+          <w:szCs w:val="32"/>
+          <w:highlight w:val="yellow"/>
+        </w:rPr>
+        <w:t>驯龙高手完成后，获得任务，和摆渡人对话；</w:t>
+      </w:r>
+    </w:p>
+    <w:p>
+      <w:pPr>
+        <w:rPr>
+          <w:b/>
+          <w:bCs/>
+          <w:sz w:val="24"/>
+          <w:szCs w:val="32"/>
+        </w:rPr>
+      </w:pPr>
+      <w:r>
+        <w:rPr>
+          <w:rFonts w:hint="eastAsia"/>
+          <w:b/>
+          <w:bCs/>
+          <w:sz w:val="24"/>
+          <w:szCs w:val="32"/>
+        </w:rPr>
+        <w:t>摆渡人：</w:t>
+      </w:r>
+    </w:p>
+    <w:p>
+      <w:pPr>
+        <w:rPr>
+          <w:sz w:val="24"/>
+          <w:szCs w:val="32"/>
+        </w:rPr>
+      </w:pPr>
+      <w:r>
+        <w:rPr>
+          <w:rFonts w:hint="eastAsia"/>
+          <w:sz w:val="24"/>
+          <w:szCs w:val="32"/>
+        </w:rPr>
+        <w:t>你好，阁下，有什么可以帮助您的吗？</w:t>
+      </w:r>
+    </w:p>
+    <w:p>
+      <w:pPr>
+        <w:rPr>
+          <w:sz w:val="24"/>
+          <w:szCs w:val="32"/>
+        </w:rPr>
+      </w:pPr>
+      <w:r>
+        <w:rPr>
+          <w:rFonts w:hint="eastAsia"/>
+          <w:sz w:val="24"/>
+          <w:szCs w:val="32"/>
+        </w:rPr>
+        <w:t>-我已将龙养大</w:t>
+      </w:r>
+    </w:p>
+    <w:p>
+      <w:pPr>
+        <w:rPr>
+          <w:sz w:val="24"/>
+          <w:szCs w:val="32"/>
+        </w:rPr>
+      </w:pPr>
+      <w:r>
+        <w:rPr>
+          <w:rFonts w:hint="eastAsia"/>
+          <w:sz w:val="24"/>
+          <w:szCs w:val="32"/>
+        </w:rPr>
+        <w:t>看来小家伙和阁下相处很愉快呢！这些礼物还请阁下收下！阁下可在图鉴中查看它们的用法。相信小家伙们可以给阁下的战斗带来更多的乐趣！</w:t>
+      </w:r>
+    </w:p>
+    <w:p>
+      <w:pPr>
+        <w:rPr>
+          <w:sz w:val="24"/>
+          <w:szCs w:val="32"/>
+        </w:rPr>
+      </w:pPr>
+      <w:r>
+        <w:rPr>
+          <w:rFonts w:hint="eastAsia"/>
+          <w:sz w:val="24"/>
+          <w:szCs w:val="32"/>
+        </w:rPr>
+        <w:t>-收下（获得驯养革新的那些道具，床，项圈，灯笼等）</w:t>
+      </w:r>
+    </w:p>
+    <w:p>
+      <w:pPr>
+        <w:ind w:firstLine="420"/>
+        <w:rPr>
+          <w:sz w:val="24"/>
+          <w:szCs w:val="32"/>
+          <w:highlight w:val="yellow"/>
+        </w:rPr>
+      </w:pPr>
+    </w:p>
+    <w:p>
+      <w:pPr>
+        <w:rPr>
+          <w:b/>
+          <w:bCs/>
+          <w:sz w:val="24"/>
+          <w:szCs w:val="32"/>
+        </w:rPr>
+      </w:pPr>
+    </w:p>
+    <w:p>
+      <w:pPr>
+        <w:rPr>
+          <w:b/>
+          <w:bCs/>
+          <w:sz w:val="24"/>
+          <w:szCs w:val="32"/>
+          <w:highlight w:val="yellow"/>
+        </w:rPr>
+      </w:pPr>
+      <w:r>
+        <w:rPr>
+          <w:rFonts w:hint="eastAsia"/>
+          <w:b/>
+          <w:bCs/>
+          <w:sz w:val="24"/>
+          <w:szCs w:val="32"/>
+          <w:highlight w:val="yellow"/>
+        </w:rPr>
+        <w:t>使用共鸣石头，先搜大地塔，再以大地塔为中心搜奇美拉，记得放同一个群系，比如都丢沙漠或者雨林里。</w:t>
+      </w:r>
+    </w:p>
+    <w:p>
+      <w:pPr>
+        <w:rPr>
+          <w:b/>
+          <w:bCs/>
+          <w:sz w:val="24"/>
+          <w:highlight w:val="yellow"/>
+        </w:rPr>
+      </w:pPr>
+      <w:r>
+        <w:rPr>
+          <w:rFonts w:hint="eastAsia"/>
+          <w:b/>
+          <w:bCs/>
+          <w:sz w:val="24"/>
+          <w:highlight w:val="yellow"/>
+        </w:rPr>
+        <w:t>任务：使用共鸣石</w:t>
+      </w:r>
+    </w:p>
+    <w:p>
+      <w:pPr>
+        <w:rPr>
+          <w:b/>
+          <w:bCs/>
+          <w:sz w:val="24"/>
+          <w:highlight w:val="yellow"/>
+        </w:rPr>
+      </w:pPr>
+      <w:r>
+        <w:rPr>
+          <w:rFonts w:hint="eastAsia"/>
+          <w:b/>
+          <w:bCs/>
+          <w:sz w:val="24"/>
+          <w:highlight w:val="yellow"/>
+        </w:rPr>
+        <w:t>随后</w:t>
+      </w:r>
+    </w:p>
+    <w:p>
+      <w:pPr>
+        <w:rPr>
+          <w:b/>
+          <w:bCs/>
+          <w:sz w:val="24"/>
+          <w:highlight w:val="yellow"/>
+        </w:rPr>
+      </w:pPr>
+      <w:r>
+        <w:rPr>
+          <w:rFonts w:hint="eastAsia"/>
+          <w:b/>
+          <w:bCs/>
+          <w:sz w:val="24"/>
+          <w:highlight w:val="yellow"/>
+        </w:rPr>
+        <w:t>任务：探索地牢</w:t>
+      </w:r>
+    </w:p>
+    <w:p>
+      <w:pPr>
+        <w:rPr>
+          <w:b/>
+          <w:bCs/>
+          <w:sz w:val="24"/>
+          <w:highlight w:val="yellow"/>
+        </w:rPr>
+      </w:pPr>
+      <w:r>
+        <w:rPr>
+          <w:rFonts w:hint="eastAsia"/>
+          <w:b/>
+          <w:bCs/>
+          <w:sz w:val="24"/>
+          <w:highlight w:val="yellow"/>
+        </w:rPr>
+        <w:t>任务：获取神之眼</w:t>
+      </w:r>
+    </w:p>
+    <w:p>
+      <w:pPr>
+        <w:rPr>
+          <w:b/>
+          <w:bCs/>
+          <w:sz w:val="24"/>
+          <w:szCs w:val="32"/>
+          <w:highlight w:val="yellow"/>
+        </w:rPr>
+      </w:pPr>
+    </w:p>
+    <w:p>
+      <w:pPr>
+        <w:rPr>
+          <w:b/>
+          <w:bCs/>
+          <w:sz w:val="24"/>
+        </w:rPr>
+      </w:pPr>
+      <w:r>
+        <w:rPr>
+          <w:rFonts w:hint="eastAsia"/>
+          <w:b/>
+          <w:bCs/>
+          <w:sz w:val="24"/>
+        </w:rPr>
+        <w:t>骸骨奇美拉：</w:t>
+      </w:r>
+    </w:p>
+    <w:p>
+      <w:pPr>
+        <w:rPr>
+          <w:sz w:val="24"/>
+        </w:rPr>
+      </w:pPr>
+      <w:r>
+        <w:rPr>
+          <w:rFonts w:hint="eastAsia"/>
+          <w:sz w:val="24"/>
+        </w:rPr>
+        <w:t>人类？竟能发现此地，可是共鸣石指引你前来？</w:t>
+      </w:r>
+    </w:p>
+    <w:p>
+      <w:pPr>
+        <w:rPr>
+          <w:rFonts w:hint="eastAsia" w:eastAsiaTheme="minorEastAsia"/>
+          <w:sz w:val="24"/>
+          <w:lang w:eastAsia="zh-CN"/>
+        </w:rPr>
+      </w:pPr>
+      <w:r>
+        <w:rPr>
+          <w:rFonts w:hint="eastAsia"/>
+          <w:sz w:val="24"/>
+        </w:rPr>
+        <w:t>-你为何囚禁于此？</w:t>
+      </w:r>
       <w:bookmarkStart w:id="0" w:name="_GoBack"/>
       <w:bookmarkEnd w:id="0"/>
     </w:p>
     <w:p>
       <w:pPr>
-        <w:rPr>
-          <w:sz w:val="24"/>
-          <w:szCs w:val="32"/>
-        </w:rPr>
-      </w:pPr>
-      <w:r>
-        <w:rPr>
-          <w:rFonts w:hint="eastAsia"/>
-          <w:sz w:val="24"/>
-          <w:szCs w:val="32"/>
-        </w:rPr>
-        <w:t>-法术淬灵（获得xxx后解锁，铁魔法升级，打开ui）</w:t>
-      </w:r>
-    </w:p>
-    <w:p>
-      <w:pPr>
-        <w:rPr>
-          <w:sz w:val="24"/>
-          <w:szCs w:val="32"/>
-        </w:rPr>
-      </w:pPr>
-      <w:r>
-        <w:rPr>
-          <w:rFonts w:hint="eastAsia"/>
-          <w:sz w:val="24"/>
-          <w:szCs w:val="32"/>
-        </w:rPr>
-        <w:t>-进入轮回绝境（获得xxx后解锁，直接传送）</w:t>
-      </w:r>
-    </w:p>
-    <w:p>
-      <w:pPr>
-        <w:rPr>
-          <w:b/>
-          <w:bCs/>
-          <w:sz w:val="24"/>
-          <w:szCs w:val="32"/>
-        </w:rPr>
-      </w:pPr>
-      <w:r>
-        <w:rPr>
-          <w:b/>
-          <w:bCs/>
-          <w:sz w:val="24"/>
-          <w:szCs w:val="32"/>
-        </w:rPr>
-        <w:t>Ornn</w:t>
-      </w:r>
-      <w:r>
-        <w:rPr>
-          <w:rFonts w:hint="eastAsia"/>
-          <w:b/>
-          <w:bCs/>
-          <w:sz w:val="24"/>
-          <w:szCs w:val="32"/>
-        </w:rPr>
-        <w:t xml:space="preserve"> (</w:t>
-      </w:r>
-      <w:r>
-        <w:rPr>
-          <w:b/>
-          <w:bCs/>
-          <w:sz w:val="24"/>
-          <w:szCs w:val="32"/>
-        </w:rPr>
-        <w:t>奥恩</w:t>
-      </w:r>
-      <w:r>
-        <w:rPr>
-          <w:rFonts w:hint="eastAsia"/>
-          <w:b/>
-          <w:bCs/>
-          <w:sz w:val="24"/>
-          <w:szCs w:val="32"/>
-        </w:rPr>
-        <w:t>)：</w:t>
-      </w:r>
-    </w:p>
-    <w:p>
-      <w:pPr>
-        <w:rPr>
-          <w:sz w:val="24"/>
-          <w:szCs w:val="32"/>
-        </w:rPr>
-      </w:pPr>
-      <w:r>
-        <w:rPr>
-          <w:rFonts w:hint="eastAsia"/>
-          <w:sz w:val="24"/>
-          <w:szCs w:val="32"/>
-        </w:rPr>
-        <w:t>火焰的温度、钢铁的韧性——这两样东西能解决世上大多数问题。</w:t>
-      </w:r>
-    </w:p>
-    <w:p>
-      <w:pPr>
-        <w:rPr>
-          <w:sz w:val="24"/>
-          <w:szCs w:val="32"/>
-        </w:rPr>
-      </w:pPr>
-      <w:r>
-        <w:rPr>
-          <w:rFonts w:hint="eastAsia"/>
-          <w:sz w:val="24"/>
-          <w:szCs w:val="32"/>
-        </w:rPr>
-        <w:t>-你是何人？</w:t>
-      </w:r>
-    </w:p>
-    <w:p>
-      <w:pPr>
         <w:ind w:firstLine="420"/>
         <w:rPr>
-          <w:sz w:val="24"/>
-          <w:szCs w:val="32"/>
-        </w:rPr>
-      </w:pPr>
-      <w:r>
-        <w:rPr>
-          <w:rFonts w:hint="eastAsia"/>
-          <w:sz w:val="24"/>
-          <w:szCs w:val="32"/>
-        </w:rPr>
-        <w:t>吾乃半神</w:t>
-      </w:r>
-      <w:r>
-        <w:rPr>
-          <w:sz w:val="24"/>
-          <w:szCs w:val="32"/>
-        </w:rPr>
-        <w:t>Ornn</w:t>
-      </w:r>
-      <w:r>
-        <w:rPr>
-          <w:rFonts w:hint="eastAsia"/>
-          <w:sz w:val="24"/>
-          <w:szCs w:val="32"/>
-        </w:rPr>
-        <w:t>，主掌锻造与工艺，为圣殿铸神兵。黑潮来袭之前，本以为老夫所铸神兵天下无敌。现在想来，可笑，可笑。</w:t>
-      </w:r>
-    </w:p>
-    <w:p>
-      <w:pPr>
-        <w:rPr>
-          <w:sz w:val="24"/>
-          <w:szCs w:val="32"/>
-        </w:rPr>
-      </w:pPr>
-      <w:r>
-        <w:rPr>
-          <w:rFonts w:hint="eastAsia"/>
-          <w:sz w:val="24"/>
-          <w:szCs w:val="32"/>
-        </w:rPr>
-        <w:t>-关于使徒</w:t>
+          <w:color w:val="EE822F" w:themeColor="accent2"/>
+          <w:sz w:val="24"/>
+          <w14:textFill>
+            <w14:solidFill>
+              <w14:schemeClr w14:val="accent2"/>
+            </w14:solidFill>
+          </w14:textFill>
+        </w:rPr>
+      </w:pPr>
+      <w:r>
+        <w:rPr>
+          <w:rFonts w:hint="eastAsia"/>
+          <w:sz w:val="24"/>
+        </w:rPr>
+        <w:t>吾乃大地使徒之坐骑，高塔封印降临之时，大地使徒将吾传送至此，共鸣石得以寻吾之所在。</w:t>
+      </w:r>
+    </w:p>
+    <w:p>
+      <w:pPr>
+        <w:rPr>
+          <w:sz w:val="24"/>
+        </w:rPr>
+      </w:pPr>
+      <w:r>
+        <w:rPr>
+          <w:rFonts w:hint="eastAsia"/>
+          <w:sz w:val="24"/>
+        </w:rPr>
+        <w:t>-释放灵魂</w:t>
       </w:r>
     </w:p>
     <w:p>
@@ -2721,32 +3570,14 @@
         <w:ind w:firstLine="420"/>
         <w:rPr>
           <w:sz w:val="24"/>
-          <w:szCs w:val="32"/>
-        </w:rPr>
-      </w:pPr>
-      <w:r>
-        <w:rPr>
-          <w:rFonts w:hint="eastAsia"/>
-          <w:sz w:val="24"/>
-          <w:szCs w:val="32"/>
-        </w:rPr>
-        <w:t>守望者大人实在令人捉摸不透，但遵从她的安排便是。</w:t>
-      </w:r>
-    </w:p>
-    <w:p>
-      <w:pPr>
-        <w:rPr>
-          <w:sz w:val="24"/>
-          <w:szCs w:val="32"/>
-        </w:rPr>
-      </w:pPr>
-      <w:r>
-        <w:rPr>
-          <w:rFonts w:hint="eastAsia"/>
-          <w:sz w:val="24"/>
-          <w:szCs w:val="32"/>
-        </w:rPr>
-        <w:t>-关于摆渡人</w:t>
+        </w:rPr>
+      </w:pPr>
+      <w:r>
+        <w:rPr>
+          <w:rFonts w:hint="eastAsia"/>
+          <w:sz w:val="24"/>
+        </w:rPr>
+        <w:t>此身携有不死诅咒，你若助我解脱，吾之尸骨可铸利器。准备好了吗？</w:t>
       </w:r>
     </w:p>
     <w:p>
@@ -2754,907 +3585,23 @@
         <w:ind w:firstLine="420"/>
         <w:rPr>
           <w:sz w:val="24"/>
-          <w:szCs w:val="32"/>
-        </w:rPr>
-      </w:pPr>
-      <w:r>
-        <w:rPr>
-          <w:rFonts w:hint="eastAsia"/>
-          <w:sz w:val="24"/>
-          <w:szCs w:val="32"/>
-        </w:rPr>
-        <w:t>那小姑娘倒比老夫自在，老夫再也没法回到故土了。</w:t>
-      </w:r>
-    </w:p>
-    <w:p>
-      <w:pPr>
-        <w:rPr>
-          <w:sz w:val="24"/>
-          <w:szCs w:val="32"/>
-        </w:rPr>
-      </w:pPr>
-      <w:r>
-        <w:rPr>
-          <w:rFonts w:hint="eastAsia"/>
-          <w:sz w:val="24"/>
-          <w:szCs w:val="32"/>
-        </w:rPr>
-        <w:t>-锻造委托</w:t>
-      </w:r>
-      <w:r>
-        <w:rPr>
-          <w:rFonts w:hint="eastAsia"/>
-          <w:color w:val="EE822F" w:themeColor="accent2"/>
-          <w:sz w:val="24"/>
-          <w:szCs w:val="32"/>
-          <w14:textFill>
-            <w14:solidFill>
-              <w14:schemeClr w14:val="accent2"/>
-            </w14:solidFill>
-          </w14:textFill>
-        </w:rPr>
-        <w:t>（打开锻造台）</w:t>
-      </w:r>
-    </w:p>
-    <w:p>
-      <w:pPr>
-        <w:rPr>
-          <w:sz w:val="24"/>
-          <w:szCs w:val="32"/>
-        </w:rPr>
-      </w:pPr>
-      <w:r>
-        <w:rPr>
-          <w:rFonts w:hint="eastAsia"/>
-          <w:sz w:val="24"/>
-          <w:szCs w:val="32"/>
-        </w:rPr>
-        <w:t>-见面礼（高亮，领取后移除）</w:t>
+        </w:rPr>
+      </w:pPr>
+      <w:r>
+        <w:rPr>
+          <w:rFonts w:hint="eastAsia"/>
+          <w:sz w:val="24"/>
+        </w:rPr>
+        <w:t>-准备好了</w:t>
       </w:r>
     </w:p>
     <w:p>
       <w:pPr>
         <w:ind w:firstLine="420"/>
         <w:rPr>
-          <w:sz w:val="24"/>
-          <w:szCs w:val="32"/>
-        </w:rPr>
-      </w:pPr>
-      <w:r>
-        <w:rPr>
-          <w:rFonts w:hint="eastAsia"/>
-          <w:sz w:val="24"/>
-          <w:szCs w:val="32"/>
-        </w:rPr>
-        <w:t>这是一些边角碎料所铸成的，你暂且拿去防身吧。</w:t>
-      </w:r>
-    </w:p>
-    <w:p>
-      <w:pPr>
-        <w:ind w:firstLine="420"/>
-        <w:rPr>
-          <w:sz w:val="24"/>
-          <w:szCs w:val="32"/>
-        </w:rPr>
-      </w:pPr>
-      <w:r>
-        <w:rPr>
-          <w:rFonts w:hint="eastAsia"/>
-          <w:sz w:val="24"/>
-          <w:szCs w:val="32"/>
-        </w:rPr>
-        <w:t>-铁匕首</w:t>
-      </w:r>
-    </w:p>
-    <w:p>
-      <w:pPr>
-        <w:ind w:firstLine="420"/>
-        <w:rPr>
-          <w:sz w:val="24"/>
-          <w:szCs w:val="32"/>
-        </w:rPr>
-      </w:pPr>
-      <w:r>
-        <w:rPr>
-          <w:rFonts w:hint="eastAsia"/>
-          <w:sz w:val="24"/>
-          <w:szCs w:val="32"/>
-        </w:rPr>
-        <w:t>-铁剑</w:t>
-      </w:r>
-    </w:p>
-    <w:p>
-      <w:pPr>
-        <w:ind w:firstLine="420"/>
-        <w:rPr>
-          <w:sz w:val="24"/>
-          <w:szCs w:val="32"/>
-        </w:rPr>
-      </w:pPr>
-      <w:r>
-        <w:rPr>
-          <w:rFonts w:hint="eastAsia"/>
-          <w:sz w:val="24"/>
-          <w:szCs w:val="32"/>
-        </w:rPr>
-        <w:t>-金长剑</w:t>
-      </w:r>
-    </w:p>
-    <w:p>
-      <w:pPr>
-        <w:ind w:firstLine="420"/>
-        <w:rPr>
-          <w:sz w:val="24"/>
-          <w:szCs w:val="32"/>
-        </w:rPr>
-      </w:pPr>
-      <w:r>
-        <w:rPr>
-          <w:rFonts w:hint="eastAsia"/>
-          <w:sz w:val="24"/>
-          <w:szCs w:val="32"/>
-        </w:rPr>
-        <w:t>-金太刀</w:t>
-      </w:r>
-    </w:p>
-    <w:p>
-      <w:pPr>
-        <w:ind w:firstLine="420"/>
-        <w:rPr>
-          <w:sz w:val="24"/>
-          <w:szCs w:val="32"/>
-        </w:rPr>
-      </w:pPr>
-      <w:r>
-        <w:rPr>
-          <w:rFonts w:hint="eastAsia"/>
-          <w:sz w:val="24"/>
-          <w:szCs w:val="32"/>
-        </w:rPr>
-        <w:t>-金长矛</w:t>
-      </w:r>
-    </w:p>
-    <w:p>
-      <w:pPr>
-        <w:ind w:firstLine="420"/>
-        <w:rPr>
-          <w:sz w:val="24"/>
-          <w:szCs w:val="32"/>
-        </w:rPr>
-      </w:pPr>
-      <w:r>
-        <w:rPr>
-          <w:rFonts w:hint="eastAsia"/>
-          <w:sz w:val="24"/>
-          <w:szCs w:val="32"/>
-        </w:rPr>
-        <w:t>-金大剑</w:t>
-      </w:r>
-    </w:p>
-    <w:p>
-      <w:pPr>
-        <w:rPr>
-          <w:b/>
-          <w:bCs/>
-          <w:sz w:val="24"/>
-          <w:szCs w:val="32"/>
-        </w:rPr>
-      </w:pPr>
-      <w:r>
-        <w:rPr>
-          <w:rFonts w:hint="eastAsia"/>
-          <w:b/>
-          <w:bCs/>
-          <w:sz w:val="24"/>
-          <w:szCs w:val="32"/>
-        </w:rPr>
-        <w:t>摆渡人：</w:t>
-      </w:r>
-    </w:p>
-    <w:p>
-      <w:pPr>
-        <w:rPr>
-          <w:sz w:val="24"/>
-          <w:szCs w:val="32"/>
-        </w:rPr>
-      </w:pPr>
-      <w:r>
-        <w:rPr>
-          <w:rFonts w:hint="eastAsia"/>
-          <w:sz w:val="24"/>
-          <w:szCs w:val="32"/>
-        </w:rPr>
-        <w:t>你好，阁下，有什么可以帮助您的吗？（初次见面）</w:t>
-      </w:r>
-    </w:p>
-    <w:p>
-      <w:pPr>
-        <w:rPr>
-          <w:sz w:val="24"/>
-          <w:szCs w:val="32"/>
-        </w:rPr>
-      </w:pPr>
-      <w:r>
-        <w:rPr>
-          <w:rFonts w:hint="eastAsia"/>
-          <w:sz w:val="24"/>
-          <w:szCs w:val="32"/>
-        </w:rPr>
-        <w:t>-你是何人？</w:t>
-      </w:r>
-    </w:p>
-    <w:p>
-      <w:pPr>
-        <w:ind w:firstLine="420"/>
-        <w:rPr>
-          <w:sz w:val="24"/>
-          <w:szCs w:val="32"/>
-        </w:rPr>
-      </w:pPr>
-      <w:r>
-        <w:rPr>
-          <w:rFonts w:hint="eastAsia"/>
-          <w:sz w:val="24"/>
-          <w:szCs w:val="32"/>
-        </w:rPr>
-        <w:t>吾乃圣殿摆渡人，受曦轮大人之令在此处护送阁下离开结界前往那方世界。吾也会接纳那方世界的亡魂，因此也留下了不少他们散落的饰品遗物。但需使用</w:t>
-      </w:r>
-      <w:r>
-        <w:rPr>
-          <w:color w:val="EE822F" w:themeColor="accent2"/>
-          <w:sz w:val="24"/>
-          <w:szCs w:val="32"/>
-          <w14:textFill>
-            <w14:solidFill>
-              <w14:schemeClr w14:val="accent2"/>
-            </w14:solidFill>
-          </w14:textFill>
-        </w:rPr>
-        <w:t>[</w:t>
-      </w:r>
-      <w:r>
-        <w:rPr>
-          <w:rFonts w:hint="eastAsia"/>
-          <w:color w:val="EE822F" w:themeColor="accent2"/>
-          <w:sz w:val="24"/>
-          <w:szCs w:val="32"/>
-          <w14:textFill>
-            <w14:solidFill>
-              <w14:schemeClr w14:val="accent2"/>
-            </w14:solidFill>
-          </w14:textFill>
-        </w:rPr>
-        <w:t>饰品精华</w:t>
-      </w:r>
-      <w:r>
-        <w:rPr>
-          <w:color w:val="EE822F" w:themeColor="accent2"/>
-          <w:sz w:val="24"/>
-          <w:szCs w:val="32"/>
-          <w14:textFill>
-            <w14:solidFill>
-              <w14:schemeClr w14:val="accent2"/>
-            </w14:solidFill>
-          </w14:textFill>
-        </w:rPr>
-        <w:t>]</w:t>
-      </w:r>
-      <w:r>
-        <w:rPr>
-          <w:rFonts w:hint="eastAsia"/>
-          <w:sz w:val="24"/>
-          <w:szCs w:val="32"/>
-        </w:rPr>
-        <w:t>才能于原始之海中打捞。若是阁下有</w:t>
-      </w:r>
-      <w:r>
-        <w:rPr>
-          <w:rFonts w:hint="eastAsia"/>
-          <w:color w:val="EE822F" w:themeColor="accent2"/>
-          <w:sz w:val="24"/>
-          <w:szCs w:val="32"/>
-          <w14:textFill>
-            <w14:solidFill>
-              <w14:schemeClr w14:val="accent2"/>
-            </w14:solidFill>
-          </w14:textFill>
-        </w:rPr>
-        <w:t>饰品精华</w:t>
-      </w:r>
-      <w:r>
-        <w:rPr>
-          <w:rFonts w:hint="eastAsia"/>
-          <w:sz w:val="24"/>
-          <w:szCs w:val="32"/>
-        </w:rPr>
-        <w:t>，也可交予我。 （</w:t>
-      </w:r>
-      <w:r>
-        <w:rPr>
-          <w:sz w:val="24"/>
-          <w:szCs w:val="32"/>
-        </w:rPr>
-        <w:t>%s %s , ,</w:t>
-      </w:r>
-      <w:r>
-        <w:rPr>
-          <w:rFonts w:hint="eastAsia"/>
-          <w:sz w:val="24"/>
-          <w:szCs w:val="32"/>
-        </w:rPr>
-        <w:t>）</w:t>
-      </w:r>
-    </w:p>
-    <w:p>
-      <w:pPr>
-        <w:rPr>
-          <w:sz w:val="24"/>
-          <w:szCs w:val="32"/>
-        </w:rPr>
-      </w:pPr>
-      <w:r>
-        <w:rPr>
-          <w:rFonts w:hint="eastAsia"/>
-          <w:sz w:val="24"/>
-          <w:szCs w:val="32"/>
-        </w:rPr>
-        <w:t>-关于守望者</w:t>
-      </w:r>
-    </w:p>
-    <w:p>
-      <w:pPr>
-        <w:ind w:firstLine="420"/>
-        <w:rPr>
-          <w:sz w:val="24"/>
-          <w:szCs w:val="32"/>
-        </w:rPr>
-      </w:pPr>
-      <w:r>
-        <w:rPr>
-          <w:rFonts w:hint="eastAsia"/>
-          <w:sz w:val="24"/>
-          <w:szCs w:val="32"/>
-        </w:rPr>
-        <w:t>守望者大人日夜为拯救世界而操劳，实在令人敬佩。</w:t>
-      </w:r>
-    </w:p>
-    <w:p>
-      <w:pPr>
-        <w:rPr>
-          <w:sz w:val="24"/>
-          <w:szCs w:val="32"/>
-        </w:rPr>
-      </w:pPr>
-      <w:r>
-        <w:rPr>
-          <w:rFonts w:hint="eastAsia"/>
-          <w:sz w:val="24"/>
-          <w:szCs w:val="32"/>
-        </w:rPr>
-        <w:t>-</w:t>
-      </w:r>
-      <w:r>
-        <w:rPr>
-          <w:rFonts w:hint="eastAsia"/>
-          <w:color w:val="EE822F" w:themeColor="accent2"/>
-          <w:sz w:val="24"/>
-          <w:szCs w:val="32"/>
-          <w14:textFill>
-            <w14:solidFill>
-              <w14:schemeClr w14:val="accent2"/>
-            </w14:solidFill>
-          </w14:textFill>
-        </w:rPr>
-        <w:t>见面礼</w:t>
-      </w:r>
-      <w:r>
-        <w:rPr>
-          <w:rFonts w:hint="eastAsia"/>
-          <w:sz w:val="24"/>
-          <w:szCs w:val="32"/>
-        </w:rPr>
-        <w:t>（高亮显示）</w:t>
-      </w:r>
-    </w:p>
-    <w:p>
-      <w:pPr>
-        <w:ind w:firstLine="420"/>
-        <w:rPr>
-          <w:sz w:val="24"/>
-          <w:szCs w:val="32"/>
-        </w:rPr>
-      </w:pPr>
-      <w:r>
-        <w:rPr>
-          <w:rFonts w:hint="eastAsia"/>
-          <w:sz w:val="24"/>
-          <w:szCs w:val="32"/>
-        </w:rPr>
-        <w:t>一份微薄的礼物，还望阁下笑纳。此灵宠孵化成年之后，可日行万里，希望对阁下主世界之旅有所帮助！当阁下将灵宠养大后，再来找我吧。</w:t>
-      </w:r>
-    </w:p>
-    <w:p>
-      <w:pPr>
-        <w:ind w:firstLine="420"/>
-        <w:rPr>
-          <w:sz w:val="24"/>
-          <w:szCs w:val="32"/>
-          <w:highlight w:val="yellow"/>
-        </w:rPr>
-      </w:pPr>
-      <w:r>
-        <w:rPr>
-          <w:rFonts w:hint="eastAsia"/>
-          <w:sz w:val="24"/>
-          <w:szCs w:val="32"/>
-        </w:rPr>
-        <w:t>-收下</w:t>
-      </w:r>
-      <w:r>
-        <w:rPr>
-          <w:rFonts w:hint="eastAsia"/>
-          <w:sz w:val="24"/>
-          <w:szCs w:val="32"/>
-          <w:highlight w:val="yellow"/>
-        </w:rPr>
-        <w:t>（获得随机龙蛋，精灵球，龙之书）</w:t>
-      </w:r>
-    </w:p>
-    <w:p>
-      <w:pPr>
-        <w:ind w:firstLine="420"/>
-        <w:rPr>
-          <w:sz w:val="24"/>
-          <w:szCs w:val="32"/>
-          <w:highlight w:val="yellow"/>
-        </w:rPr>
-      </w:pPr>
-      <w:r>
-        <w:rPr>
-          <w:rFonts w:hint="eastAsia"/>
-          <w:sz w:val="24"/>
-          <w:szCs w:val="32"/>
-          <w:highlight w:val="yellow"/>
-        </w:rPr>
-        <w:t>获得任务：驯龙高手，描述将龙养大。任务奖励，驯养革新那些物品</w:t>
-      </w:r>
-    </w:p>
-    <w:p>
-      <w:pPr>
-        <w:ind w:firstLine="420"/>
-        <w:rPr>
-          <w:sz w:val="24"/>
-          <w:szCs w:val="32"/>
-          <w:highlight w:val="yellow"/>
-        </w:rPr>
-      </w:pPr>
-    </w:p>
-    <w:p>
-      <w:pPr>
-        <w:rPr>
-          <w:sz w:val="24"/>
-          <w:szCs w:val="32"/>
-          <w:highlight w:val="yellow"/>
-        </w:rPr>
-      </w:pPr>
-      <w:r>
-        <w:rPr>
-          <w:rFonts w:hint="eastAsia"/>
-          <w:sz w:val="24"/>
-          <w:szCs w:val="32"/>
-          <w:highlight w:val="yellow"/>
-        </w:rPr>
-        <w:t>支线：</w:t>
-      </w:r>
-    </w:p>
-    <w:p>
-      <w:pPr>
-        <w:rPr>
-          <w:sz w:val="24"/>
-          <w:szCs w:val="32"/>
-          <w:highlight w:val="yellow"/>
-        </w:rPr>
-      </w:pPr>
-      <w:r>
-        <w:rPr>
-          <w:rFonts w:hint="eastAsia"/>
-          <w:sz w:val="24"/>
-          <w:szCs w:val="32"/>
-          <w:highlight w:val="yellow"/>
-        </w:rPr>
-        <w:t>驯龙高手完成后，获得任务，和摆渡人对话；</w:t>
-      </w:r>
-    </w:p>
-    <w:p>
-      <w:pPr>
-        <w:rPr>
-          <w:b/>
-          <w:bCs/>
-          <w:sz w:val="24"/>
-          <w:szCs w:val="32"/>
-        </w:rPr>
-      </w:pPr>
-      <w:r>
-        <w:rPr>
-          <w:rFonts w:hint="eastAsia"/>
-          <w:b/>
-          <w:bCs/>
-          <w:sz w:val="24"/>
-          <w:szCs w:val="32"/>
-        </w:rPr>
-        <w:t>摆渡人：</w:t>
-      </w:r>
-    </w:p>
-    <w:p>
-      <w:pPr>
-        <w:rPr>
-          <w:sz w:val="24"/>
-          <w:szCs w:val="32"/>
-        </w:rPr>
-      </w:pPr>
-      <w:r>
-        <w:rPr>
-          <w:rFonts w:hint="eastAsia"/>
-          <w:sz w:val="24"/>
-          <w:szCs w:val="32"/>
-        </w:rPr>
-        <w:t>你好，阁下，有什么可以帮助您的吗？</w:t>
-      </w:r>
-    </w:p>
-    <w:p>
-      <w:pPr>
-        <w:rPr>
-          <w:sz w:val="24"/>
-          <w:szCs w:val="32"/>
-        </w:rPr>
-      </w:pPr>
-      <w:r>
-        <w:rPr>
-          <w:rFonts w:hint="eastAsia"/>
-          <w:sz w:val="24"/>
-          <w:szCs w:val="32"/>
-        </w:rPr>
-        <w:t>-我已将龙养大</w:t>
-      </w:r>
-    </w:p>
-    <w:p>
-      <w:pPr>
-        <w:rPr>
-          <w:sz w:val="24"/>
-          <w:szCs w:val="32"/>
-        </w:rPr>
-      </w:pPr>
-      <w:r>
-        <w:rPr>
-          <w:rFonts w:hint="eastAsia"/>
-          <w:sz w:val="24"/>
-          <w:szCs w:val="32"/>
-        </w:rPr>
-        <w:t>看来小家伙和阁下相处很愉快呢！这些礼物还请阁下收下！阁下可在图鉴中查看它们的用法。相信小家伙们可以给阁下的战斗带来更多的乐趣！</w:t>
-      </w:r>
-    </w:p>
-    <w:p>
-      <w:pPr>
-        <w:rPr>
-          <w:sz w:val="24"/>
-          <w:szCs w:val="32"/>
-        </w:rPr>
-      </w:pPr>
-      <w:r>
-        <w:rPr>
-          <w:rFonts w:hint="eastAsia"/>
-          <w:sz w:val="24"/>
-          <w:szCs w:val="32"/>
-        </w:rPr>
-        <w:t>-收下（获得驯养革新的那些道具，床，项圈，灯笼等）</w:t>
-      </w:r>
-    </w:p>
-    <w:p>
-      <w:pPr>
-        <w:ind w:firstLine="420"/>
-        <w:rPr>
-          <w:sz w:val="24"/>
-          <w:szCs w:val="32"/>
-          <w:highlight w:val="yellow"/>
-        </w:rPr>
-      </w:pPr>
-    </w:p>
-    <w:p>
-      <w:pPr>
-        <w:rPr>
-          <w:b/>
-          <w:bCs/>
-          <w:sz w:val="24"/>
-          <w:szCs w:val="32"/>
-        </w:rPr>
-      </w:pPr>
-    </w:p>
-    <w:p>
-      <w:pPr>
-        <w:rPr>
-          <w:b/>
-          <w:bCs/>
-          <w:sz w:val="24"/>
-          <w:szCs w:val="32"/>
-          <w:highlight w:val="yellow"/>
-        </w:rPr>
-      </w:pPr>
-      <w:r>
-        <w:rPr>
-          <w:rFonts w:hint="eastAsia"/>
-          <w:b/>
-          <w:bCs/>
-          <w:sz w:val="24"/>
-          <w:szCs w:val="32"/>
-          <w:highlight w:val="yellow"/>
-        </w:rPr>
-        <w:t>使用共鸣石头，先搜大地塔，再以大地塔为中心搜奇美拉，记得放同一个群系，比如都丢沙漠或者雨林里。</w:t>
-      </w:r>
-    </w:p>
-    <w:p>
-      <w:pPr>
-        <w:rPr>
-          <w:b/>
-          <w:bCs/>
-          <w:sz w:val="24"/>
-          <w:highlight w:val="yellow"/>
-        </w:rPr>
-      </w:pPr>
-      <w:r>
-        <w:rPr>
-          <w:rFonts w:hint="eastAsia"/>
-          <w:b/>
-          <w:bCs/>
-          <w:sz w:val="24"/>
-          <w:highlight w:val="yellow"/>
-        </w:rPr>
-        <w:t>任务：使用共鸣石</w:t>
-      </w:r>
-    </w:p>
-    <w:p>
-      <w:pPr>
-        <w:rPr>
-          <w:b/>
-          <w:bCs/>
-          <w:sz w:val="24"/>
-          <w:highlight w:val="yellow"/>
-        </w:rPr>
-      </w:pPr>
-      <w:r>
-        <w:rPr>
-          <w:rFonts w:hint="eastAsia"/>
-          <w:b/>
-          <w:bCs/>
-          <w:sz w:val="24"/>
-          <w:highlight w:val="yellow"/>
-        </w:rPr>
-        <w:t>随后</w:t>
-      </w:r>
-    </w:p>
-    <w:p>
-      <w:pPr>
-        <w:rPr>
-          <w:b/>
-          <w:bCs/>
-          <w:sz w:val="24"/>
-          <w:highlight w:val="yellow"/>
-        </w:rPr>
-      </w:pPr>
-      <w:r>
-        <w:rPr>
-          <w:rFonts w:hint="eastAsia"/>
-          <w:b/>
-          <w:bCs/>
-          <w:sz w:val="24"/>
-          <w:highlight w:val="yellow"/>
-        </w:rPr>
-        <w:t>任务：探索地牢</w:t>
-      </w:r>
-    </w:p>
-    <w:p>
-      <w:pPr>
-        <w:rPr>
-          <w:b/>
-          <w:bCs/>
-          <w:sz w:val="24"/>
-          <w:highlight w:val="yellow"/>
-        </w:rPr>
-      </w:pPr>
-      <w:r>
-        <w:rPr>
-          <w:rFonts w:hint="eastAsia"/>
-          <w:b/>
-          <w:bCs/>
-          <w:sz w:val="24"/>
-          <w:highlight w:val="yellow"/>
-        </w:rPr>
-        <w:t>任务：获取神之眼</w:t>
-      </w:r>
-    </w:p>
-    <w:p>
-      <w:pPr>
-        <w:rPr>
-          <w:b/>
-          <w:bCs/>
-          <w:sz w:val="24"/>
-          <w:szCs w:val="32"/>
-          <w:highlight w:val="yellow"/>
-        </w:rPr>
-      </w:pPr>
-    </w:p>
-    <w:p>
-      <w:pPr>
-        <w:rPr>
-          <w:b/>
-          <w:bCs/>
-          <w:sz w:val="24"/>
-        </w:rPr>
-      </w:pPr>
-      <w:r>
-        <w:rPr>
-          <w:rFonts w:hint="eastAsia"/>
-          <w:b/>
-          <w:bCs/>
-          <w:sz w:val="24"/>
-        </w:rPr>
-        <w:t>骸骨奇美拉：</w:t>
-      </w:r>
-    </w:p>
-    <w:p>
-      <w:pPr>
-        <w:rPr>
-          <w:sz w:val="24"/>
-        </w:rPr>
-      </w:pPr>
-      <w:r>
-        <w:rPr>
-          <w:rFonts w:hint="eastAsia"/>
-          <w:sz w:val="24"/>
-        </w:rPr>
-        <w:t>人类？竟能发现此地，可是共鸣石指引你前来？</w:t>
-      </w:r>
-    </w:p>
-    <w:p>
-      <w:pPr>
-        <w:rPr>
-          <w:sz w:val="24"/>
-        </w:rPr>
-      </w:pPr>
-      <w:r>
-        <w:rPr>
-          <w:rFonts w:hint="eastAsia"/>
-          <w:sz w:val="24"/>
-        </w:rPr>
-        <w:t>-你为何囚禁于此？</w:t>
-      </w:r>
-    </w:p>
-    <w:p>
-      <w:pPr>
-        <w:ind w:firstLine="420"/>
-        <w:rPr>
-          <w:sz w:val="24"/>
-        </w:rPr>
-      </w:pPr>
-      <w:r>
-        <w:rPr>
-          <w:rFonts w:hint="eastAsia"/>
-          <w:sz w:val="24"/>
-        </w:rPr>
-        <w:t>吾乃大地使徒之坐骑，高塔封印降临之时，大地使徒将吾传送至此，共鸣石得以寻吾之所在。</w:t>
-      </w:r>
-    </w:p>
-    <w:p>
-      <w:pPr>
-        <w:rPr>
-          <w:sz w:val="24"/>
-        </w:rPr>
-      </w:pPr>
-      <w:r>
-        <w:rPr>
-          <w:rFonts w:hint="eastAsia"/>
-          <w:sz w:val="24"/>
-        </w:rPr>
-        <w:t>-询问神之眼</w:t>
-      </w:r>
-    </w:p>
-    <w:p>
-      <w:pPr>
-        <w:ind w:firstLine="420"/>
-        <w:rPr>
-          <w:sz w:val="24"/>
-        </w:rPr>
-      </w:pPr>
-      <w:r>
-        <w:rPr>
-          <w:rFonts w:hint="eastAsia"/>
-          <w:sz w:val="24"/>
-        </w:rPr>
-        <w:t>既然你能寻到此处，想必你已知晓大地石碑之方位。吾有言在先，高塔受诅咒而冤魂缠绕，此乃吾之尸骨，可助你驱散大地塔之冤魂。</w:t>
-      </w:r>
-    </w:p>
-    <w:p>
-      <w:pPr>
-        <w:ind w:firstLine="420"/>
-        <w:rPr>
-          <w:color w:val="EE822F" w:themeColor="accent2"/>
-          <w:sz w:val="24"/>
-          <w14:textFill>
-            <w14:solidFill>
-              <w14:schemeClr w14:val="accent2"/>
-            </w14:solidFill>
-          </w14:textFill>
-        </w:rPr>
-      </w:pPr>
-      <w:r>
-        <w:rPr>
-          <w:rFonts w:hint="eastAsia"/>
-          <w:sz w:val="24"/>
-        </w:rPr>
-        <w:t>-收下（</w:t>
-      </w:r>
-      <w:r>
-        <w:rPr>
-          <w:rFonts w:hint="eastAsia"/>
-          <w:color w:val="EE822F" w:themeColor="accent2"/>
-          <w:sz w:val="24"/>
-          <w14:textFill>
-            <w14:solidFill>
-              <w14:schemeClr w14:val="accent2"/>
-            </w14:solidFill>
-          </w14:textFill>
-        </w:rPr>
-        <w:t>获得饰品，佩戴后大地高塔不再刷新恼鬼，否则僵尸有50%概率变恼鬼）</w:t>
-      </w:r>
-    </w:p>
-    <w:p>
-      <w:pPr>
-        <w:rPr>
-          <w:sz w:val="24"/>
-        </w:rPr>
-      </w:pPr>
-      <w:r>
-        <w:rPr>
-          <w:rFonts w:hint="eastAsia"/>
-          <w:sz w:val="24"/>
-        </w:rPr>
-        <w:t>-释放灵魂</w:t>
-      </w:r>
-    </w:p>
-    <w:p>
-      <w:pPr>
-        <w:ind w:firstLine="420"/>
-        <w:rPr>
-          <w:sz w:val="24"/>
-        </w:rPr>
-      </w:pPr>
-      <w:r>
-        <w:rPr>
-          <w:rFonts w:hint="eastAsia"/>
-          <w:sz w:val="24"/>
-        </w:rPr>
-        <w:t>此身携有不死诅咒，你若助我解脱，吾之尸骨可铸利器。准备好了吗？</w:t>
-      </w:r>
-    </w:p>
-    <w:p>
-      <w:pPr>
-        <w:ind w:firstLine="420"/>
-        <w:rPr>
-          <w:sz w:val="24"/>
-        </w:rPr>
-      </w:pPr>
-      <w:r>
-        <w:rPr>
-          <w:rFonts w:hint="eastAsia"/>
-          <w:sz w:val="24"/>
-        </w:rPr>
-        <w:t>-准备好了</w:t>
-      </w:r>
-    </w:p>
-    <w:p>
-      <w:pPr>
-        <w:ind w:firstLine="420"/>
-        <w:rPr>
-          <w:sz w:val="24"/>
+          <w:rFonts w:hint="default"/>
+          <w:sz w:val="24"/>
+          <w:lang w:val="en-US"/>
         </w:rPr>
       </w:pPr>
       <w:r>
@@ -10664,7 +10611,7 @@
     <w:lsdException w:unhideWhenUsed="0" w:uiPriority="0" w:semiHidden="0" w:name="footnote text"/>
     <w:lsdException w:unhideWhenUsed="0" w:uiPriority="0" w:semiHidden="0" w:name="annotation text"/>
     <w:lsdException w:unhideWhenUsed="0" w:uiPriority="0" w:semiHidden="0" w:name="header"/>
-    <w:lsdException w:unhideWhenUsed="0" w:uiPriority="0" w:semiHidden="0" w:name="footer"/>
+    <w:lsdException w:qFormat="1" w:unhideWhenUsed="0" w:uiPriority="0" w:semiHidden="0" w:name="footer"/>
     <w:lsdException w:unhideWhenUsed="0" w:uiPriority="0" w:semiHidden="0" w:name="index heading"/>
     <w:lsdException w:qFormat="1" w:uiPriority="0" w:name="caption"/>
     <w:lsdException w:unhideWhenUsed="0" w:uiPriority="0" w:semiHidden="0" w:name="table of figures"/>
@@ -10697,7 +10644,7 @@
     <w:lsdException w:qFormat="1" w:unhideWhenUsed="0" w:uiPriority="0" w:semiHidden="0" w:name="Title"/>
     <w:lsdException w:unhideWhenUsed="0" w:uiPriority="0" w:semiHidden="0" w:name="Closing"/>
     <w:lsdException w:unhideWhenUsed="0" w:uiPriority="0" w:semiHidden="0" w:name="Signature"/>
-    <w:lsdException w:uiPriority="1" w:name="Default Paragraph Font"/>
+    <w:lsdException w:qFormat="1" w:uiPriority="1" w:name="Default Paragraph Font"/>
     <w:lsdException w:unhideWhenUsed="0" w:uiPriority="0" w:semiHidden="0" w:name="Body Text"/>
     <w:lsdException w:unhideWhenUsed="0" w:uiPriority="0" w:semiHidden="0" w:name="Body Text Indent"/>
     <w:lsdException w:unhideWhenUsed="0" w:uiPriority="0" w:semiHidden="0" w:name="List Continue"/>
@@ -10724,7 +10671,7 @@
     <w:lsdException w:unhideWhenUsed="0" w:uiPriority="0" w:semiHidden="0" w:name="Document Map"/>
     <w:lsdException w:unhideWhenUsed="0" w:uiPriority="0" w:semiHidden="0" w:name="Plain Text"/>
     <w:lsdException w:unhideWhenUsed="0" w:uiPriority="0" w:semiHidden="0" w:name="E-mail Signature"/>
-    <w:lsdException w:unhideWhenUsed="0" w:uiPriority="0" w:semiHidden="0" w:name="Normal (Web)"/>
+    <w:lsdException w:qFormat="1" w:unhideWhenUsed="0" w:uiPriority="0" w:semiHidden="0" w:name="Normal (Web)"/>
     <w:lsdException w:unhideWhenUsed="0" w:uiPriority="0" w:semiHidden="0" w:name="HTML Acronym"/>
     <w:lsdException w:unhideWhenUsed="0" w:uiPriority="0" w:semiHidden="0" w:name="HTML Address"/>
     <w:lsdException w:unhideWhenUsed="0" w:uiPriority="0" w:semiHidden="0" w:name="HTML Cite"/>
@@ -10735,7 +10682,7 @@
     <w:lsdException w:unhideWhenUsed="0" w:uiPriority="0" w:semiHidden="0" w:name="HTML Sample"/>
     <w:lsdException w:unhideWhenUsed="0" w:uiPriority="0" w:semiHidden="0" w:name="HTML Typewriter"/>
     <w:lsdException w:unhideWhenUsed="0" w:uiPriority="0" w:semiHidden="0" w:name="HTML Variable"/>
-    <w:lsdException w:uiPriority="99" w:name="Normal Table"/>
+    <w:lsdException w:qFormat="1" w:uiPriority="99" w:name="Normal Table"/>
     <w:lsdException w:unhideWhenUsed="0" w:uiPriority="0" w:semiHidden="0" w:name="annotation subject"/>
     <w:lsdException w:uiPriority="0" w:name="Table Simple 1"/>
     <w:lsdException w:uiPriority="0" w:name="Table Simple 2"/>
@@ -10922,12 +10869,14 @@
     <w:name w:val="Default Paragraph Font"/>
     <w:semiHidden/>
     <w:unhideWhenUsed/>
+    <w:qFormat/>
     <w:uiPriority w:val="1"/>
   </w:style>
   <w:style w:type="table" w:default="1" w:styleId="6">
     <w:name w:val="Normal Table"/>
     <w:semiHidden/>
     <w:unhideWhenUsed/>
+    <w:qFormat/>
     <w:uiPriority w:val="99"/>
     <w:tblPr>
       <w:tblCellMar>
@@ -10941,6 +10890,7 @@
   <w:style w:type="paragraph" w:styleId="3">
     <w:name w:val="footer"/>
     <w:basedOn w:val="1"/>
+    <w:qFormat/>
     <w:uiPriority w:val="0"/>
     <w:pPr>
       <w:tabs>
@@ -10978,6 +10928,7 @@
   <w:style w:type="paragraph" w:styleId="5">
     <w:name w:val="Normal (Web)"/>
     <w:basedOn w:val="1"/>
+    <w:qFormat/>
     <w:uiPriority w:val="0"/>
     <w:rPr>
       <w:sz w:val="24"/>
@@ -10995,6 +10946,7 @@
   <w:style w:type="paragraph" w:customStyle="1" w:styleId="9">
     <w:name w:val="p1"/>
     <w:basedOn w:val="1"/>
+    <w:qFormat/>
     <w:uiPriority w:val="0"/>
     <w:pPr>
       <w:jc w:val="left"/>

--- a/剧情.docx
+++ b/剧情.docx
@@ -3527,8 +3527,6 @@
         </w:rPr>
         <w:t>-你为何囚禁于此？</w:t>
       </w:r>
-      <w:bookmarkStart w:id="0" w:name="_GoBack"/>
-      <w:bookmarkEnd w:id="0"/>
     </w:p>
     <w:p>
       <w:pPr>
@@ -3819,21 +3817,165 @@
       <w:pPr>
         <w:ind w:firstLine="420"/>
         <w:rPr>
-          <w:sz w:val="24"/>
-        </w:rPr>
-      </w:pPr>
-      <w:r>
-        <w:rPr>
-          <w:rFonts w:hint="eastAsia"/>
-          <w:sz w:val="24"/>
-        </w:rPr>
-        <w:t>阁下不愧是预言中的救世主！请阁下将神之眼归位到祭坛上吧！阁下也可以借助祭坛进入祂们的领域（cloudland）探索。神之眼可在女神像处祈福，将使徒的部分力量享与阁下。共鸣石充能仍需要点时间，还请阁下等待！</w:t>
+          <w:rFonts w:hint="eastAsia"/>
+          <w:sz w:val="24"/>
+        </w:rPr>
+      </w:pPr>
+      <w:r>
+        <w:rPr>
+          <w:rFonts w:hint="eastAsia"/>
+          <w:sz w:val="24"/>
+        </w:rPr>
+        <w:t>阁下不愧是预言中的救世主！请阁下将神之眼归位到祭坛上吧！</w:t>
       </w:r>
     </w:p>
     <w:p>
       <w:pPr>
         <w:ind w:firstLine="420"/>
         <w:rPr>
+          <w:rFonts w:hint="default" w:eastAsiaTheme="minorEastAsia"/>
+          <w:sz w:val="24"/>
+          <w:lang w:val="en-US" w:eastAsia="zh-CN"/>
+        </w:rPr>
+      </w:pPr>
+      <w:r>
+        <w:rPr>
+          <w:rFonts w:hint="eastAsia"/>
+          <w:sz w:val="24"/>
+          <w:lang w:val="en-US" w:eastAsia="zh-CN"/>
+        </w:rPr>
+        <w:t>-继续</w:t>
+      </w:r>
+    </w:p>
+    <w:p>
+      <w:pPr>
+        <w:ind w:firstLine="420"/>
+        <w:rPr>
+          <w:rFonts w:hint="eastAsia"/>
+          <w:sz w:val="24"/>
+        </w:rPr>
+      </w:pPr>
+      <w:r>
+        <w:rPr>
+          <w:rFonts w:hint="eastAsia"/>
+          <w:sz w:val="24"/>
+        </w:rPr>
+        <w:t>神之眼</w:t>
+      </w:r>
+      <w:r>
+        <w:rPr>
+          <w:rFonts w:hint="eastAsia"/>
+          <w:sz w:val="24"/>
+          <w:lang w:val="en-US" w:eastAsia="zh-CN"/>
+        </w:rPr>
+        <w:t>也</w:t>
+      </w:r>
+      <w:r>
+        <w:rPr>
+          <w:rFonts w:hint="eastAsia"/>
+          <w:sz w:val="24"/>
+        </w:rPr>
+        <w:t>可在女神像处祈福，</w:t>
+      </w:r>
+      <w:r>
+        <w:rPr>
+          <w:rFonts w:hint="eastAsia"/>
+          <w:sz w:val="24"/>
+          <w:lang w:val="en-US" w:eastAsia="zh-CN"/>
+        </w:rPr>
+        <w:t>神之眼所蕴含的</w:t>
+      </w:r>
+      <w:r>
+        <w:rPr>
+          <w:rFonts w:hint="eastAsia"/>
+          <w:sz w:val="24"/>
+        </w:rPr>
+        <w:t>使徒</w:t>
+      </w:r>
+      <w:r>
+        <w:rPr>
+          <w:rFonts w:hint="eastAsia"/>
+          <w:sz w:val="24"/>
+          <w:lang w:eastAsia="zh-CN"/>
+        </w:rPr>
+        <w:t>（</w:t>
+      </w:r>
+      <w:r>
+        <w:rPr>
+          <w:rFonts w:hint="eastAsia"/>
+          <w:sz w:val="24"/>
+          <w:lang w:val="en-US" w:eastAsia="zh-CN"/>
+        </w:rPr>
+        <w:t>Angel</w:t>
+      </w:r>
+      <w:r>
+        <w:rPr>
+          <w:rFonts w:hint="eastAsia"/>
+          <w:sz w:val="24"/>
+          <w:lang w:eastAsia="zh-CN"/>
+        </w:rPr>
+        <w:t>）</w:t>
+      </w:r>
+      <w:r>
+        <w:rPr>
+          <w:rFonts w:hint="eastAsia"/>
+          <w:sz w:val="24"/>
+        </w:rPr>
+        <w:t>的部分力量</w:t>
+      </w:r>
+      <w:r>
+        <w:rPr>
+          <w:rFonts w:hint="eastAsia"/>
+          <w:sz w:val="24"/>
+          <w:lang w:val="en-US" w:eastAsia="zh-CN"/>
+        </w:rPr>
+        <w:t>将通过神像</w:t>
+      </w:r>
+      <w:r>
+        <w:rPr>
+          <w:rFonts w:hint="eastAsia"/>
+          <w:sz w:val="24"/>
+        </w:rPr>
+        <w:t>享与阁下。</w:t>
+      </w:r>
+    </w:p>
+    <w:p>
+      <w:pPr>
+        <w:ind w:firstLine="420"/>
+        <w:rPr>
+          <w:rFonts w:hint="default" w:eastAsiaTheme="minorEastAsia"/>
+          <w:sz w:val="24"/>
+          <w:lang w:val="en-US" w:eastAsia="zh-CN"/>
+        </w:rPr>
+      </w:pPr>
+      <w:r>
+        <w:rPr>
+          <w:rFonts w:hint="eastAsia"/>
+          <w:sz w:val="24"/>
+          <w:lang w:val="en-US" w:eastAsia="zh-CN"/>
+        </w:rPr>
+        <w:t>-继续</w:t>
+      </w:r>
+    </w:p>
+    <w:p>
+      <w:pPr>
+        <w:ind w:firstLine="420"/>
+        <w:rPr>
+          <w:sz w:val="24"/>
+        </w:rPr>
+      </w:pPr>
+      <w:r>
+        <w:rPr>
+          <w:rFonts w:hint="eastAsia"/>
+          <w:sz w:val="24"/>
+        </w:rPr>
+        <w:t>共鸣石充能仍需要点时间，还请阁下等待！</w:t>
+      </w:r>
+    </w:p>
+    <w:p>
+      <w:pPr>
+        <w:ind w:firstLine="420"/>
+        <w:rPr>
           <w:sz w:val="24"/>
         </w:rPr>
       </w:pPr>
@@ -3923,7 +4065,7 @@
             </w14:solidFill>
           </w14:textFill>
         </w:rPr>
-        <w:t>尝试进入祭坛中的世界（如果还没进入过）</w:t>
+        <w:t>用神之眼在女神像处祈福（如果还没祈福过）</w:t>
       </w:r>
     </w:p>
     <w:p>
@@ -3939,9 +4081,10 @@
           </w14:textFill>
         </w:rPr>
       </w:pPr>
-      <w:r>
-        <w:rPr>
-          <w:rFonts w:hint="eastAsia"/>
+    </w:p>
+    <w:p>
+      <w:pPr>
+        <w:rPr>
           <w:color w:val="EE822F" w:themeColor="accent2"/>
           <w:sz w:val="24"/>
           <w14:textFill>
@@ -3950,138 +4093,524 @@
             </w14:solidFill>
           </w14:textFill>
         </w:rPr>
-        <w:t>用神之眼在女神像处祈福（如果还没祈福过）</w:t>
+      </w:pPr>
+    </w:p>
+    <w:p>
+      <w:pPr>
+        <w:bidi w:val="0"/>
+        <w:rPr>
+          <w:rFonts w:hint="eastAsia"/>
+          <w:b/>
+          <w:bCs/>
+          <w:sz w:val="22"/>
+          <w:szCs w:val="28"/>
+          <w:lang w:val="en-US" w:eastAsia="zh-CN"/>
+        </w:rPr>
+      </w:pPr>
+      <w:r>
+        <w:rPr>
+          <w:rFonts w:hint="eastAsia"/>
+          <w:b/>
+          <w:bCs/>
+          <w:sz w:val="22"/>
+          <w:szCs w:val="28"/>
+          <w:lang w:val="en-US" w:eastAsia="zh-CN"/>
+        </w:rPr>
+        <w:t>第一次进入幻境：</w:t>
+      </w:r>
+    </w:p>
+    <w:p>
+      <w:pPr>
+        <w:bidi w:val="0"/>
+        <w:rPr>
+          <w:rFonts w:hint="eastAsia"/>
+          <w:b/>
+          <w:bCs/>
+          <w:color w:val="EE822F" w:themeColor="accent2"/>
+          <w:sz w:val="22"/>
+          <w:szCs w:val="28"/>
+          <w:lang w:val="en-US" w:eastAsia="zh-CN"/>
+          <w14:textFill>
+            <w14:solidFill>
+              <w14:schemeClr w14:val="accent2"/>
+            </w14:solidFill>
+          </w14:textFill>
+        </w:rPr>
+      </w:pPr>
+      <w:r>
+        <w:rPr>
+          <w:rFonts w:hint="eastAsia"/>
+          <w:b/>
+          <w:bCs/>
+          <w:color w:val="EE822F" w:themeColor="accent2"/>
+          <w:sz w:val="22"/>
+          <w:szCs w:val="28"/>
+          <w:lang w:val="en-US" w:eastAsia="zh-CN"/>
+          <w14:textFill>
+            <w14:solidFill>
+              <w14:schemeClr w14:val="accent2"/>
+            </w14:solidFill>
+          </w14:textFill>
+        </w:rPr>
+        <w:t>获得任务：和安聊聊秘境</w:t>
+      </w:r>
+    </w:p>
+    <w:p>
+      <w:pPr>
+        <w:bidi w:val="0"/>
+        <w:rPr>
+          <w:rFonts w:hint="eastAsia"/>
+          <w:b w:val="0"/>
+          <w:bCs w:val="0"/>
+          <w:color w:val="auto"/>
+          <w:sz w:val="22"/>
+          <w:szCs w:val="28"/>
+          <w:lang w:val="en-US" w:eastAsia="zh-CN"/>
+        </w:rPr>
+      </w:pPr>
+      <w:r>
+        <w:rPr>
+          <w:rFonts w:hint="eastAsia"/>
+          <w:b/>
+          <w:bCs/>
+          <w:color w:val="auto"/>
+          <w:sz w:val="22"/>
+          <w:szCs w:val="28"/>
+          <w:lang w:val="en-US" w:eastAsia="zh-CN"/>
+        </w:rPr>
+        <w:t>%s玩家名：</w:t>
+      </w:r>
+      <w:r>
+        <w:rPr>
+          <w:rFonts w:hint="eastAsia"/>
+          <w:b w:val="0"/>
+          <w:bCs w:val="0"/>
+          <w:color w:val="auto"/>
+          <w:sz w:val="22"/>
+          <w:szCs w:val="28"/>
+          <w:lang w:val="en-US" w:eastAsia="zh-CN"/>
+        </w:rPr>
+        <w:t>这是什么地方？看起来像另一个世界。我应该可以用传送石离开这里，等出去了再找安问问这是怎么回事吧。</w:t>
+      </w:r>
+    </w:p>
+    <w:p>
+      <w:pPr>
+        <w:bidi w:val="0"/>
+        <w:rPr>
+          <w:rFonts w:hint="default"/>
+          <w:b w:val="0"/>
+          <w:bCs w:val="0"/>
+          <w:color w:val="auto"/>
+          <w:sz w:val="22"/>
+          <w:szCs w:val="28"/>
+          <w:lang w:val="en-US" w:eastAsia="zh-CN"/>
+        </w:rPr>
+      </w:pPr>
+      <w:r>
+        <w:rPr>
+          <w:rFonts w:hint="eastAsia"/>
+          <w:b w:val="0"/>
+          <w:bCs w:val="0"/>
+          <w:color w:val="auto"/>
+          <w:sz w:val="22"/>
+          <w:szCs w:val="28"/>
+          <w:lang w:val="en-US" w:eastAsia="zh-CN"/>
+        </w:rPr>
+        <w:t>-结束对话</w:t>
+      </w:r>
+    </w:p>
+    <w:p>
+      <w:pPr>
+        <w:rPr>
+          <w:color w:val="EE822F" w:themeColor="accent2"/>
+          <w:sz w:val="24"/>
+          <w14:textFill>
+            <w14:solidFill>
+              <w14:schemeClr w14:val="accent2"/>
+            </w14:solidFill>
+          </w14:textFill>
+        </w:rPr>
+      </w:pPr>
+    </w:p>
+    <w:p>
+      <w:pPr>
+        <w:rPr>
+          <w:rFonts w:hint="eastAsia"/>
+          <w:b/>
+          <w:bCs/>
+          <w:color w:val="auto"/>
+          <w:sz w:val="24"/>
+          <w:lang w:val="en-US" w:eastAsia="zh-CN"/>
+        </w:rPr>
+      </w:pPr>
+      <w:r>
+        <w:rPr>
+          <w:rFonts w:hint="eastAsia"/>
+          <w:b/>
+          <w:bCs/>
+          <w:color w:val="auto"/>
+          <w:sz w:val="24"/>
+          <w:lang w:val="en-US" w:eastAsia="zh-CN"/>
+        </w:rPr>
+        <w:t>安：%s，有事找我？</w:t>
+      </w:r>
+    </w:p>
+    <w:p>
+      <w:pPr>
+        <w:rPr>
+          <w:rFonts w:hint="default"/>
+          <w:b w:val="0"/>
+          <w:bCs w:val="0"/>
+          <w:color w:val="auto"/>
+          <w:sz w:val="24"/>
+          <w:lang w:val="en-US" w:eastAsia="zh-CN"/>
+        </w:rPr>
+      </w:pPr>
+      <w:r>
+        <w:rPr>
+          <w:rFonts w:hint="eastAsia"/>
+          <w:b w:val="0"/>
+          <w:bCs w:val="0"/>
+          <w:color w:val="auto"/>
+          <w:sz w:val="24"/>
+          <w:lang w:val="en-US" w:eastAsia="zh-CN"/>
+        </w:rPr>
+        <w:t>-关于幻境</w:t>
+      </w:r>
+    </w:p>
+    <w:p>
+      <w:pPr>
+        <w:rPr>
+          <w:rFonts w:hint="eastAsia" w:ascii="Times New Roman" w:eastAsia="宋体"/>
+          <w:b w:val="0"/>
+          <w:bCs w:val="0"/>
+          <w:color w:val="auto"/>
+          <w:sz w:val="24"/>
+          <w:lang w:val="en-US" w:eastAsia="zh-CN"/>
+        </w:rPr>
+      </w:pPr>
+      <w:r>
+        <w:rPr>
+          <w:rFonts w:hint="eastAsia" w:ascii="Times New Roman" w:eastAsia="宋体"/>
+          <w:b/>
+          <w:bCs/>
+          <w:color w:val="auto"/>
+          <w:sz w:val="24"/>
+          <w:lang w:val="en-US" w:eastAsia="zh-CN"/>
+        </w:rPr>
+        <w:t>安：</w:t>
+      </w:r>
+      <w:r>
+        <w:rPr>
+          <w:rFonts w:hint="eastAsia" w:ascii="Times New Roman" w:eastAsia="宋体"/>
+          <w:b w:val="0"/>
+          <w:bCs w:val="0"/>
+          <w:color w:val="auto"/>
+          <w:sz w:val="24"/>
+          <w:lang w:val="en-US" w:eastAsia="zh-CN"/>
+        </w:rPr>
+        <w:t>幻境（Cloudland）？我找找...</w:t>
+      </w:r>
+    </w:p>
+    <w:p>
+      <w:pPr>
+        <w:rPr>
+          <w:rFonts w:hint="default" w:ascii="Times New Roman" w:eastAsia="宋体"/>
+          <w:b w:val="0"/>
+          <w:bCs w:val="0"/>
+          <w:color w:val="auto"/>
+          <w:sz w:val="24"/>
+          <w:lang w:val="en-US" w:eastAsia="zh-CN"/>
+        </w:rPr>
+      </w:pPr>
+      <w:r>
+        <w:rPr>
+          <w:rFonts w:hint="eastAsia" w:ascii="Times New Roman" w:eastAsia="宋体"/>
+          <w:b w:val="0"/>
+          <w:bCs w:val="0"/>
+          <w:color w:val="auto"/>
+          <w:sz w:val="24"/>
+          <w:lang w:val="en-US" w:eastAsia="zh-CN"/>
+        </w:rPr>
+        <w:t>-继续</w:t>
+      </w:r>
+    </w:p>
+    <w:p>
+      <w:pPr>
+        <w:rPr>
+          <w:rFonts w:hint="eastAsia" w:ascii="Times New Roman" w:eastAsia="宋体"/>
+          <w:b w:val="0"/>
+          <w:bCs w:val="0"/>
+          <w:color w:val="auto"/>
+          <w:sz w:val="24"/>
+          <w:lang w:val="en-US" w:eastAsia="zh-CN"/>
+        </w:rPr>
+      </w:pPr>
+      <w:r>
+        <w:rPr>
+          <w:rFonts w:hint="eastAsia" w:ascii="Times New Roman" w:eastAsia="宋体"/>
+          <w:b w:val="0"/>
+          <w:bCs w:val="0"/>
+          <w:color w:val="auto"/>
+          <w:sz w:val="24"/>
+          <w:lang w:val="en-US" w:eastAsia="zh-CN"/>
+        </w:rPr>
+        <w:t>根据智库记载的资料，和我的经验来看，你所接触祭坛后进入的幻境，应该是使徒（Angel）们原先的精神世界，受到黑潮侵蚀后所融合的结果。</w:t>
+      </w:r>
+    </w:p>
+    <w:p>
+      <w:pPr>
+        <w:rPr>
+          <w:rFonts w:hint="default" w:ascii="Times New Roman" w:eastAsia="宋体"/>
+          <w:b w:val="0"/>
+          <w:bCs w:val="0"/>
+          <w:color w:val="auto"/>
+          <w:sz w:val="24"/>
+          <w:lang w:val="en-US" w:eastAsia="zh-CN"/>
+        </w:rPr>
+      </w:pPr>
+      <w:r>
+        <w:rPr>
+          <w:rFonts w:hint="eastAsia" w:ascii="Times New Roman" w:eastAsia="宋体"/>
+          <w:b w:val="0"/>
+          <w:bCs w:val="0"/>
+          <w:color w:val="auto"/>
+          <w:sz w:val="24"/>
+          <w:lang w:val="en-US" w:eastAsia="zh-CN"/>
+        </w:rPr>
+        <w:t>-继续</w:t>
+      </w:r>
+    </w:p>
+    <w:p>
+      <w:pPr>
+        <w:rPr>
+          <w:rFonts w:hint="eastAsia" w:ascii="Times New Roman" w:eastAsia="宋体"/>
+          <w:b w:val="0"/>
+          <w:bCs w:val="0"/>
+          <w:color w:val="auto"/>
+          <w:sz w:val="24"/>
+          <w:lang w:val="en-US" w:eastAsia="zh-CN"/>
+        </w:rPr>
+      </w:pPr>
+      <w:r>
+        <w:rPr>
+          <w:rFonts w:hint="eastAsia" w:ascii="Times New Roman" w:eastAsia="宋体"/>
+          <w:b w:val="0"/>
+          <w:bCs w:val="0"/>
+          <w:color w:val="auto"/>
+          <w:sz w:val="24"/>
+          <w:lang w:val="en-US" w:eastAsia="zh-CN"/>
+        </w:rPr>
+        <w:t>在幻境深处或许可以找到使徒们的映射，并借此获取它们的力量！</w:t>
+      </w:r>
+    </w:p>
+    <w:p>
+      <w:pPr>
+        <w:rPr>
+          <w:rFonts w:hint="default" w:ascii="Times New Roman" w:eastAsia="宋体"/>
+          <w:b w:val="0"/>
+          <w:bCs w:val="0"/>
+          <w:color w:val="auto"/>
+          <w:sz w:val="24"/>
+          <w:lang w:val="en-US" w:eastAsia="zh-CN"/>
+        </w:rPr>
+      </w:pPr>
+      <w:r>
+        <w:rPr>
+          <w:rFonts w:hint="eastAsia" w:ascii="Times New Roman" w:eastAsia="宋体"/>
+          <w:b w:val="0"/>
+          <w:bCs w:val="0"/>
+          <w:color w:val="auto"/>
+          <w:sz w:val="24"/>
+          <w:lang w:val="en-US" w:eastAsia="zh-CN"/>
+        </w:rPr>
+        <w:t>-结束对话</w:t>
+      </w:r>
+    </w:p>
+    <w:p>
+      <w:pPr>
+        <w:rPr>
+          <w:rFonts w:hint="eastAsia" w:eastAsiaTheme="minorEastAsia"/>
+          <w:color w:val="EE822F" w:themeColor="accent2"/>
+          <w:sz w:val="24"/>
+          <w:lang w:eastAsia="zh-CN"/>
+          <w14:textFill>
+            <w14:solidFill>
+              <w14:schemeClr w14:val="accent2"/>
+            </w14:solidFill>
+          </w14:textFill>
+        </w:rPr>
+      </w:pPr>
+    </w:p>
+    <w:p>
+      <w:pPr>
+        <w:rPr>
+          <w:b/>
+          <w:bCs/>
+          <w:sz w:val="24"/>
+          <w:szCs w:val="32"/>
+        </w:rPr>
+      </w:pPr>
+      <w:r>
+        <w:rPr>
+          <w:rFonts w:hint="eastAsia"/>
+          <w:b/>
+          <w:bCs/>
+          <w:sz w:val="24"/>
+          <w:szCs w:val="32"/>
+        </w:rPr>
+        <w:t>老奥恩 (</w:t>
+      </w:r>
+      <w:r>
+        <w:rPr>
+          <w:b/>
+          <w:bCs/>
+          <w:sz w:val="24"/>
+          <w:szCs w:val="32"/>
+        </w:rPr>
+        <w:t>Ornn</w:t>
+      </w:r>
+      <w:r>
+        <w:rPr>
+          <w:rFonts w:hint="eastAsia"/>
+          <w:b/>
+          <w:bCs/>
+          <w:sz w:val="24"/>
+          <w:szCs w:val="32"/>
+        </w:rPr>
+        <w:t>)：</w:t>
+      </w:r>
+    </w:p>
+    <w:p>
+      <w:pPr>
+        <w:rPr>
+          <w:sz w:val="24"/>
+          <w:szCs w:val="32"/>
+        </w:rPr>
+      </w:pPr>
+      <w:r>
+        <w:rPr>
+          <w:rFonts w:hint="eastAsia"/>
+          <w:sz w:val="24"/>
+          <w:szCs w:val="32"/>
+        </w:rPr>
+        <w:t>火焰的温度、钢铁的韧性——这两样东西能解决世上大多数问题。</w:t>
+      </w:r>
+    </w:p>
+    <w:p>
+      <w:pPr>
+        <w:rPr>
+          <w:color w:val="F2BA02" w:themeColor="accent3"/>
+          <w:sz w:val="24"/>
+          <w14:textFill>
+            <w14:solidFill>
+              <w14:schemeClr w14:val="accent3"/>
+            </w14:solidFill>
+          </w14:textFill>
+        </w:rPr>
+      </w:pPr>
+      <w:r>
+        <w:rPr>
+          <w:rFonts w:hint="eastAsia"/>
+          <w:sz w:val="24"/>
+        </w:rPr>
+        <w:t>-</w:t>
+      </w:r>
+      <w:r>
+        <w:rPr>
+          <w:rFonts w:hint="eastAsia"/>
+          <w:color w:val="F2BA02" w:themeColor="accent3"/>
+          <w:sz w:val="24"/>
+          <w14:textFill>
+            <w14:solidFill>
+              <w14:schemeClr w14:val="accent3"/>
+            </w14:solidFill>
+          </w14:textFill>
+        </w:rPr>
+        <w:t>交付百兵图</w:t>
       </w:r>
     </w:p>
     <w:p>
       <w:pPr>
         <w:ind w:firstLine="420"/>
         <w:rPr>
-          <w:color w:val="EE822F" w:themeColor="accent2"/>
-          <w:sz w:val="24"/>
-          <w14:textFill>
-            <w14:solidFill>
-              <w14:schemeClr w14:val="accent2"/>
-            </w14:solidFill>
-          </w14:textFill>
-        </w:rPr>
-      </w:pPr>
-    </w:p>
-    <w:p>
-      <w:pPr>
-        <w:ind w:firstLine="420"/>
-        <w:rPr>
-          <w:color w:val="EE822F" w:themeColor="accent2"/>
-          <w:sz w:val="24"/>
-          <w14:textFill>
-            <w14:solidFill>
-              <w14:schemeClr w14:val="accent2"/>
-            </w14:solidFill>
-          </w14:textFill>
-        </w:rPr>
-      </w:pPr>
-    </w:p>
-    <w:p>
-      <w:pPr>
-        <w:rPr>
-          <w:b/>
-          <w:bCs/>
-          <w:sz w:val="24"/>
-          <w:szCs w:val="32"/>
-        </w:rPr>
-      </w:pPr>
-      <w:r>
-        <w:rPr>
-          <w:rFonts w:hint="eastAsia"/>
-          <w:b/>
-          <w:bCs/>
-          <w:sz w:val="24"/>
-          <w:szCs w:val="32"/>
-        </w:rPr>
-        <w:t>老奥恩 (</w:t>
-      </w:r>
-      <w:r>
-        <w:rPr>
-          <w:b/>
-          <w:bCs/>
-          <w:sz w:val="24"/>
-          <w:szCs w:val="32"/>
-        </w:rPr>
-        <w:t>Ornn</w:t>
-      </w:r>
-      <w:r>
-        <w:rPr>
-          <w:rFonts w:hint="eastAsia"/>
-          <w:b/>
-          <w:bCs/>
-          <w:sz w:val="24"/>
-          <w:szCs w:val="32"/>
-        </w:rPr>
-        <w:t>)：</w:t>
-      </w:r>
-    </w:p>
-    <w:p>
-      <w:pPr>
-        <w:rPr>
-          <w:sz w:val="24"/>
-          <w:szCs w:val="32"/>
-        </w:rPr>
-      </w:pPr>
-      <w:r>
-        <w:rPr>
-          <w:rFonts w:hint="eastAsia"/>
-          <w:sz w:val="24"/>
-          <w:szCs w:val="32"/>
-        </w:rPr>
-        <w:t>火焰的温度、钢铁的韧性——这两样东西能解决世上大多数问题。</w:t>
-      </w:r>
-    </w:p>
-    <w:p>
-      <w:pPr>
-        <w:rPr>
-          <w:color w:val="F2BA02" w:themeColor="accent3"/>
-          <w:sz w:val="24"/>
-          <w14:textFill>
-            <w14:solidFill>
-              <w14:schemeClr w14:val="accent3"/>
-            </w14:solidFill>
-          </w14:textFill>
-        </w:rPr>
-      </w:pPr>
-      <w:r>
-        <w:rPr>
-          <w:rFonts w:hint="eastAsia"/>
-          <w:sz w:val="24"/>
-        </w:rPr>
-        <w:t>-</w:t>
-      </w:r>
-      <w:r>
-        <w:rPr>
-          <w:rFonts w:hint="eastAsia"/>
-          <w:color w:val="F2BA02" w:themeColor="accent3"/>
-          <w:sz w:val="24"/>
-          <w14:textFill>
-            <w14:solidFill>
-              <w14:schemeClr w14:val="accent3"/>
-            </w14:solidFill>
-          </w14:textFill>
-        </w:rPr>
-        <w:t>交付百兵图</w:t>
-      </w:r>
-    </w:p>
-    <w:p>
-      <w:pPr>
-        <w:ind w:firstLine="420"/>
-        <w:rPr>
-          <w:sz w:val="24"/>
-        </w:rPr>
-      </w:pPr>
-      <w:r>
-        <w:rPr>
-          <w:rFonts w:hint="eastAsia"/>
-          <w:sz w:val="24"/>
-        </w:rPr>
-        <w:t>锻造之神在上！这百兵图……记载了世界上所有高阶武器及其铸造之法！甚至还存在我未曾了解的武器！想必此百兵图，乃是是黑潮降临前大地使徒Montis大人所铸。交给我吧，我将为你展现这幅精美的画卷！</w:t>
+          <w:rFonts w:hint="eastAsia"/>
+          <w:sz w:val="24"/>
+        </w:rPr>
+      </w:pPr>
+      <w:r>
+        <w:rPr>
+          <w:rFonts w:hint="eastAsia"/>
+          <w:sz w:val="24"/>
+        </w:rPr>
+        <w:t>锻造之神在上！这百兵图……记载了世界上所有高阶武器及其铸造之法！甚至还存在我未曾了解的武器！</w:t>
+      </w:r>
+    </w:p>
+    <w:p>
+      <w:pPr>
+        <w:ind w:firstLine="420" w:firstLineChars="0"/>
+        <w:rPr>
+          <w:rFonts w:hint="default"/>
+          <w:sz w:val="24"/>
+          <w:lang w:val="en-US" w:eastAsia="zh-CN"/>
+        </w:rPr>
+      </w:pPr>
+      <w:r>
+        <w:rPr>
+          <w:rFonts w:hint="eastAsia"/>
+          <w:sz w:val="24"/>
+          <w:lang w:val="en-US" w:eastAsia="zh-CN"/>
+        </w:rPr>
+        <w:t>-继续</w:t>
+      </w:r>
+    </w:p>
+    <w:p>
+      <w:pPr>
+        <w:ind w:firstLine="420" w:firstLineChars="0"/>
+        <w:rPr>
+          <w:rFonts w:hint="eastAsia"/>
+          <w:sz w:val="24"/>
+        </w:rPr>
+      </w:pPr>
+      <w:r>
+        <w:rPr>
+          <w:rFonts w:hint="eastAsia"/>
+          <w:sz w:val="24"/>
+        </w:rPr>
+        <w:t>想必此百兵图，乃是是黑潮降临前大地使徒Montis大人所铸。</w:t>
+      </w:r>
+    </w:p>
+    <w:p>
+      <w:pPr>
+        <w:ind w:firstLine="420" w:firstLineChars="0"/>
+        <w:rPr>
+          <w:rFonts w:hint="default" w:eastAsiaTheme="minorEastAsia"/>
+          <w:sz w:val="24"/>
+          <w:lang w:val="en-US" w:eastAsia="zh-CN"/>
+        </w:rPr>
+      </w:pPr>
+      <w:r>
+        <w:rPr>
+          <w:rFonts w:hint="eastAsia"/>
+          <w:sz w:val="24"/>
+          <w:lang w:val="en-US" w:eastAsia="zh-CN"/>
+        </w:rPr>
+        <w:t>-继续</w:t>
+      </w:r>
+    </w:p>
+    <w:p>
+      <w:pPr>
+        <w:ind w:firstLine="420" w:firstLineChars="0"/>
+        <w:rPr>
+          <w:sz w:val="24"/>
+        </w:rPr>
+      </w:pPr>
+      <w:r>
+        <w:rPr>
+          <w:rFonts w:hint="eastAsia"/>
+          <w:sz w:val="24"/>
+        </w:rPr>
+        <w:t>交给我吧，我将为你展现这幅精美的画卷！</w:t>
       </w:r>
     </w:p>
     <w:p>
@@ -6486,21 +7015,55 @@
       <w:pPr>
         <w:ind w:firstLine="420"/>
         <w:rPr>
-          <w:sz w:val="24"/>
-        </w:rPr>
-      </w:pPr>
-      <w:r>
-        <w:rPr>
-          <w:rFonts w:hint="eastAsia"/>
-          <w:sz w:val="24"/>
-        </w:rPr>
-        <w:t>创世之初，世界分为了四个维度，分别是主世界，地狱，天域，和终界。分别由对应的使徒掌管。黑潮入侵后，祂们的灵魂也永远留在了那里。用炉心火石点燃黑曜石框架，即可打开地狱之门！</w:t>
+          <w:rFonts w:hint="eastAsia"/>
+          <w:sz w:val="24"/>
+        </w:rPr>
+      </w:pPr>
+      <w:r>
+        <w:rPr>
+          <w:rFonts w:hint="eastAsia"/>
+          <w:sz w:val="24"/>
+        </w:rPr>
+        <w:t>创世之初，世界分为了四个维度，分别是主世界，地狱，天域，和终界。分别由对应的使徒掌管。</w:t>
       </w:r>
     </w:p>
     <w:p>
       <w:pPr>
         <w:ind w:firstLine="420"/>
         <w:rPr>
+          <w:rFonts w:hint="default" w:eastAsiaTheme="minorEastAsia"/>
+          <w:sz w:val="24"/>
+          <w:lang w:val="en-US" w:eastAsia="zh-CN"/>
+        </w:rPr>
+      </w:pPr>
+      <w:r>
+        <w:rPr>
+          <w:rFonts w:hint="eastAsia"/>
+          <w:sz w:val="24"/>
+          <w:lang w:val="en-US" w:eastAsia="zh-CN"/>
+        </w:rPr>
+        <w:t>-继续</w:t>
+      </w:r>
+    </w:p>
+    <w:p>
+      <w:pPr>
+        <w:ind w:firstLine="420"/>
+        <w:rPr>
+          <w:sz w:val="24"/>
+        </w:rPr>
+      </w:pPr>
+      <w:r>
+        <w:rPr>
+          <w:rFonts w:hint="eastAsia"/>
+          <w:sz w:val="24"/>
+        </w:rPr>
+        <w:t>黑潮入侵后，祂们的灵魂也永远留在了那里。用炉心火石点燃黑曜石框架，即可打开地狱之门！</w:t>
+      </w:r>
+    </w:p>
+    <w:p>
+      <w:pPr>
+        <w:ind w:firstLine="420"/>
+        <w:rPr>
           <w:sz w:val="24"/>
         </w:rPr>
       </w:pPr>
@@ -6821,15 +7384,34 @@
       <w:pPr>
         <w:ind w:firstLine="420"/>
         <w:rPr>
-          <w:sz w:val="24"/>
-        </w:rPr>
-      </w:pPr>
-      <w:r>
-        <w:rPr>
-          <w:rFonts w:hint="eastAsia"/>
-          <w:sz w:val="24"/>
-        </w:rPr>
-        <w:t>掌管死亡的使徒——归寂，从海船墓地中灵魂使徒留下的信息来看，它的灵魂正囚禁在冥河之中！我们必须举行召唤仪式，将祂从冥河中解救出来！</w:t>
+          <w:rFonts w:hint="eastAsia"/>
+          <w:sz w:val="24"/>
+        </w:rPr>
+      </w:pPr>
+      <w:r>
+        <w:rPr>
+          <w:rFonts w:hint="eastAsia"/>
+          <w:sz w:val="24"/>
+        </w:rPr>
+        <w:t>掌管死亡的使徒——归寂，从海船墓地中灵魂使徒留下的信息来看，它的灵魂正囚禁在冥河之中！</w:t>
+      </w:r>
+    </w:p>
+    <w:p>
+      <w:pPr>
+        <w:ind w:firstLine="420" w:firstLineChars="0"/>
+        <w:rPr>
+          <w:rFonts w:hint="default" w:eastAsiaTheme="minorEastAsia"/>
+          <w:sz w:val="24"/>
+          <w:lang w:val="en-US" w:eastAsia="zh-CN"/>
+        </w:rPr>
+      </w:pPr>
+      <w:r>
+        <w:rPr>
+          <w:rFonts w:hint="eastAsia"/>
+          <w:sz w:val="24"/>
+          <w:lang w:val="en-US" w:eastAsia="zh-CN"/>
+        </w:rPr>
+        <w:t>-继续</w:t>
       </w:r>
     </w:p>
     <w:p>
@@ -6844,6 +7426,21 @@
           <w:rFonts w:hint="eastAsia"/>
           <w:sz w:val="24"/>
         </w:rPr>
+        <w:t>我们必须举行召唤仪式，将祂从冥河中解救出来！</w:t>
+      </w:r>
+    </w:p>
+    <w:p>
+      <w:pPr>
+        <w:ind w:firstLine="420"/>
+        <w:rPr>
+          <w:sz w:val="24"/>
+        </w:rPr>
+      </w:pPr>
+      <w:r>
+        <w:rPr>
+          <w:rFonts w:hint="eastAsia"/>
+          <w:sz w:val="24"/>
+        </w:rPr>
         <w:t>-召唤仪式？</w:t>
       </w:r>
     </w:p>
@@ -7185,6 +7782,7 @@
       <w:pPr>
         <w:ind w:firstLine="420"/>
         <w:rPr>
+          <w:rFonts w:hint="eastAsia"/>
           <w:sz w:val="24"/>
         </w:rPr>
       </w:pPr>
@@ -7206,7 +7804,40 @@
           <w:rFonts w:hint="eastAsia"/>
           <w:sz w:val="24"/>
         </w:rPr>
-        <w:t>凋零魂石？这是死亡使徒体内力量汇集而成的精华，可以打开轮回绝境的大门。或许需要借助那位魔女阁下的力量，才能激发它的力量。在共鸣石充能之前，阁下先去找安看看凋零魂石吧。</w:t>
+        <w:t>凋零魂石？这是死亡使徒体内力量汇集而成的精华，可以打开轮回绝境的大门。或许需要借助那位魔女阁下的力量，才能激发它的力量。</w:t>
+      </w:r>
+    </w:p>
+    <w:p>
+      <w:pPr>
+        <w:ind w:firstLine="420"/>
+        <w:rPr>
+          <w:rFonts w:hint="default" w:eastAsiaTheme="minorEastAsia"/>
+          <w:sz w:val="24"/>
+          <w:lang w:val="en-US" w:eastAsia="zh-CN"/>
+        </w:rPr>
+      </w:pPr>
+      <w:r>
+        <w:rPr>
+          <w:rFonts w:hint="eastAsia"/>
+          <w:sz w:val="24"/>
+          <w:lang w:val="en-US" w:eastAsia="zh-CN"/>
+        </w:rPr>
+        <w:t>-继续</w:t>
+      </w:r>
+    </w:p>
+    <w:p>
+      <w:pPr>
+        <w:ind w:firstLine="420"/>
+        <w:rPr>
+          <w:sz w:val="24"/>
+        </w:rPr>
+      </w:pPr>
+      <w:r>
+        <w:rPr>
+          <w:rFonts w:hint="eastAsia"/>
+          <w:sz w:val="24"/>
+        </w:rPr>
+        <w:t>在共鸣石充能之前，阁下先去找安看看凋零魂石吧。</w:t>
       </w:r>
     </w:p>
     <w:p>
@@ -7522,26 +8153,6 @@
         </w:rPr>
         <w:t>...</w:t>
       </w:r>
-      <w:r>
-        <w:rPr>
-          <w:rFonts w:hint="eastAsia"/>
-          <w:sz w:val="24"/>
-        </w:rPr>
-        <w:t>逐火之旅至今，仅剩天域使徒，和虚无使徒的神之眼尚未归还</w:t>
-      </w:r>
-      <w:r>
-        <w:rPr>
-          <w:sz w:val="24"/>
-        </w:rPr>
-        <w:t>...</w:t>
-      </w:r>
-      <w:r>
-        <w:rPr>
-          <w:rFonts w:hint="eastAsia"/>
-          <w:sz w:val="24"/>
-        </w:rPr>
-        <w:t>随着死亡使徒之眼归还，天堂之门也随之打开。</w:t>
-      </w:r>
     </w:p>
     <w:p>
       <w:pPr>
@@ -7549,13 +8160,16 @@
           <w:tab w:val="left" w:pos="2674"/>
         </w:tabs>
         <w:rPr>
-          <w:sz w:val="24"/>
-        </w:rPr>
-      </w:pPr>
-      <w:r>
-        <w:rPr>
-          <w:rFonts w:hint="eastAsia"/>
-          <w:sz w:val="24"/>
+          <w:rFonts w:hint="default" w:eastAsiaTheme="minorEastAsia"/>
+          <w:sz w:val="24"/>
+          <w:lang w:val="en-US" w:eastAsia="zh-CN"/>
+        </w:rPr>
+      </w:pPr>
+      <w:r>
+        <w:rPr>
+          <w:rFonts w:hint="eastAsia"/>
+          <w:sz w:val="24"/>
+          <w:lang w:val="en-US" w:eastAsia="zh-CN"/>
         </w:rPr>
         <w:t>-继续</w:t>
       </w:r>
@@ -7574,7 +8188,20 @@
           <w:rFonts w:hint="eastAsia"/>
           <w:sz w:val="24"/>
         </w:rPr>
-        <w:t>传言生灵死后，善者入天堂，恶者下地狱，善恶不分者遁入虚无，而死亡使徒与灵魂使徒，则掌管冥河，安排亡灵们的去向。黑潮过后，阴阳平衡被打乱，亡灵也不断涌入主世界，无法轮回。</w:t>
+        <w:t>逐火之旅至今，仅剩天域使徒，和虚无使徒的神之眼尚未归还</w:t>
+      </w:r>
+      <w:r>
+        <w:rPr>
+          <w:sz w:val="24"/>
+        </w:rPr>
+        <w:t>...</w:t>
+      </w:r>
+      <w:r>
+        <w:rPr>
+          <w:rFonts w:hint="eastAsia"/>
+          <w:sz w:val="24"/>
+        </w:rPr>
+        <w:t>随着死亡使徒之眼归还，天堂之门也随之打开。</w:t>
       </w:r>
     </w:p>
     <w:p>
@@ -7600,30 +8227,16 @@
           <w:tab w:val="left" w:pos="2674"/>
         </w:tabs>
         <w:rPr>
-          <w:sz w:val="24"/>
-        </w:rPr>
-      </w:pPr>
-      <w:r>
-        <w:rPr>
-          <w:rFonts w:hint="eastAsia"/>
-          <w:sz w:val="24"/>
-        </w:rPr>
-        <w:t>出发吧，趁我的力量还未完全消退，</w:t>
-      </w:r>
-      <w:r>
-        <w:rPr>
-          <w:rFonts w:hint="eastAsia"/>
-          <w:sz w:val="24"/>
-          <w:highlight w:val="yellow"/>
-        </w:rPr>
-        <w:t>以生命之源浇灌萤石所筑之框</w:t>
-      </w:r>
-      <w:r>
-        <w:rPr>
-          <w:rFonts w:hint="eastAsia"/>
-          <w:sz w:val="24"/>
-        </w:rPr>
-        <w:t>，即可开启天堂之门！待阁下步入天境，再以共鸣石寻天域傀儡之所在吧。</w:t>
+          <w:rFonts w:hint="eastAsia"/>
+          <w:sz w:val="24"/>
+        </w:rPr>
+      </w:pPr>
+      <w:r>
+        <w:rPr>
+          <w:rFonts w:hint="eastAsia"/>
+          <w:sz w:val="24"/>
+        </w:rPr>
+        <w:t>传言生灵死后，善者入天堂，恶者下地狱，善恶不分者遁入虚无，而死亡使徒与灵魂使徒，则掌管冥河，安排亡灵们的去向。</w:t>
       </w:r>
     </w:p>
     <w:p>
@@ -7632,15 +8245,18 @@
           <w:tab w:val="left" w:pos="2674"/>
         </w:tabs>
         <w:rPr>
-          <w:sz w:val="24"/>
-        </w:rPr>
-      </w:pPr>
-      <w:r>
-        <w:rPr>
-          <w:rFonts w:hint="eastAsia"/>
-          <w:sz w:val="24"/>
-        </w:rPr>
-        <w:t>-收下</w:t>
+          <w:rFonts w:hint="default" w:eastAsiaTheme="minorEastAsia"/>
+          <w:sz w:val="24"/>
+          <w:lang w:val="en-US" w:eastAsia="zh-CN"/>
+        </w:rPr>
+      </w:pPr>
+      <w:r>
+        <w:rPr>
+          <w:rFonts w:hint="eastAsia"/>
+          <w:sz w:val="24"/>
+          <w:lang w:val="en-US" w:eastAsia="zh-CN"/>
+        </w:rPr>
+        <w:t>-继续</w:t>
       </w:r>
     </w:p>
     <w:p>
@@ -7650,31 +8266,14 @@
         </w:tabs>
         <w:rPr>
           <w:sz w:val="24"/>
-          <w:highlight w:val="yellow"/>
-        </w:rPr>
-      </w:pPr>
-      <w:r>
-        <w:rPr>
-          <w:rFonts w:hint="eastAsia"/>
-          <w:sz w:val="24"/>
-          <w:highlight w:val="yellow"/>
-        </w:rPr>
-        <w:t>任务</w:t>
-      </w:r>
-      <w:r>
-        <w:rPr>
-          <w:sz w:val="24"/>
-          <w:highlight w:val="yellow"/>
-        </w:rPr>
-        <w:t>:</w:t>
-      </w:r>
-      <w:r>
-        <w:rPr>
-          <w:rFonts w:hint="eastAsia"/>
-          <w:sz w:val="24"/>
-          <w:highlight w:val="yellow"/>
-        </w:rPr>
-        <w:t>进入天境</w:t>
+        </w:rPr>
+      </w:pPr>
+      <w:r>
+        <w:rPr>
+          <w:rFonts w:hint="eastAsia"/>
+          <w:sz w:val="24"/>
+        </w:rPr>
+        <w:t>黑潮过后，阴阳平衡被打乱，亡灵也不断涌入主世界，无法轮回。</w:t>
       </w:r>
     </w:p>
     <w:p>
@@ -7684,1133 +8283,15 @@
         </w:tabs>
         <w:rPr>
           <w:sz w:val="24"/>
-          <w:highlight w:val="yellow"/>
-        </w:rPr>
-      </w:pPr>
-      <w:r>
-        <w:rPr>
-          <w:rFonts w:hint="eastAsia"/>
-          <w:sz w:val="24"/>
-          <w:highlight w:val="yellow"/>
-        </w:rPr>
-        <w:t>大标题显示：天境已解锁</w:t>
-      </w:r>
-    </w:p>
-    <w:p>
-      <w:pPr>
-        <w:rPr>
-          <w:b/>
-          <w:bCs/>
-          <w:sz w:val="24"/>
-        </w:rPr>
-      </w:pPr>
-      <w:r>
-        <w:rPr>
-          <w:rFonts w:hint="eastAsia"/>
-          <w:b/>
-          <w:bCs/>
-          <w:sz w:val="24"/>
-        </w:rPr>
-        <w:t>进入后：</w:t>
-      </w:r>
-    </w:p>
-    <w:p>
-      <w:pPr>
-        <w:rPr>
-          <w:b/>
-          <w:bCs/>
-          <w:sz w:val="24"/>
-          <w:highlight w:val="yellow"/>
-        </w:rPr>
-      </w:pPr>
-      <w:r>
-        <w:rPr>
-          <w:rFonts w:hint="eastAsia"/>
-          <w:b/>
-          <w:bCs/>
-          <w:sz w:val="24"/>
-          <w:highlight w:val="yellow"/>
-        </w:rPr>
-        <w:t>任务：使用共鸣石</w:t>
-      </w:r>
-    </w:p>
-    <w:p>
-      <w:pPr>
-        <w:rPr>
-          <w:b/>
-          <w:bCs/>
-          <w:sz w:val="24"/>
-        </w:rPr>
-      </w:pPr>
-    </w:p>
-    <w:p>
-      <w:pPr>
-        <w:rPr>
-          <w:b/>
-          <w:bCs/>
-          <w:sz w:val="24"/>
-        </w:rPr>
-      </w:pPr>
-      <w:r>
-        <w:rPr>
-          <w:rFonts w:hint="eastAsia"/>
-          <w:b/>
-          <w:bCs/>
-          <w:sz w:val="24"/>
-        </w:rPr>
-        <w:t>使用后标点三处，青铜地牢，白银地牢，黄金地牢，三处部署超级铁傀儡（自己的实体），掉落</w:t>
-      </w:r>
-      <w:r>
-        <w:rPr>
-          <w:rFonts w:hint="eastAsia"/>
-          <w:b/>
-          <w:bCs/>
-          <w:color w:val="F2BA02" w:themeColor="accent3"/>
-          <w:sz w:val="24"/>
-          <w14:textFill>
-            <w14:solidFill>
-              <w14:schemeClr w14:val="accent3"/>
-            </w14:solidFill>
-          </w14:textFill>
-        </w:rPr>
-        <w:t>神性碎片</w:t>
-      </w:r>
-      <w:r>
-        <w:rPr>
-          <w:rFonts w:hint="eastAsia"/>
-          <w:b/>
-          <w:bCs/>
-          <w:sz w:val="24"/>
-        </w:rPr>
-        <w:t>。女武神替换别的ef怪。任意击败某一个后再找天域傀儡，可解锁对话，而无需挑战。（在天域维度击败过傀儡就算）</w:t>
-      </w:r>
-    </w:p>
-    <w:p>
-      <w:pPr>
-        <w:rPr>
-          <w:b/>
-          <w:bCs/>
-          <w:sz w:val="24"/>
-          <w:highlight w:val="yellow"/>
-        </w:rPr>
-      </w:pPr>
-      <w:r>
-        <w:rPr>
-          <w:rFonts w:hint="eastAsia"/>
-          <w:b/>
-          <w:bCs/>
-          <w:sz w:val="24"/>
-          <w:highlight w:val="yellow"/>
-        </w:rPr>
-        <w:t>任务：获取神之眼</w:t>
-      </w:r>
-    </w:p>
-    <w:p>
-      <w:pPr>
-        <w:rPr>
-          <w:b/>
-          <w:bCs/>
-          <w:sz w:val="24"/>
-          <w:highlight w:val="yellow"/>
-        </w:rPr>
-      </w:pPr>
-      <w:r>
-        <w:rPr>
-          <w:rFonts w:hint="eastAsia"/>
-          <w:b/>
-          <w:bCs/>
-          <w:sz w:val="24"/>
-          <w:highlight w:val="yellow"/>
-        </w:rPr>
-        <w:t>任务：探索天域地牢</w:t>
-      </w:r>
-    </w:p>
-    <w:p>
-      <w:pPr>
-        <w:rPr>
-          <w:b/>
-          <w:bCs/>
-          <w:sz w:val="24"/>
-        </w:rPr>
-      </w:pPr>
-    </w:p>
-    <w:p>
-      <w:pPr>
-        <w:rPr>
-          <w:b/>
-          <w:bCs/>
-          <w:sz w:val="24"/>
-        </w:rPr>
-      </w:pPr>
-      <w:r>
-        <w:rPr>
-          <w:b/>
-          <w:bCs/>
-          <w:sz w:val="24"/>
-        </w:rPr>
-        <w:t>穹霄 | Caelum Altum</w:t>
-      </w:r>
-    </w:p>
-    <w:p>
-      <w:pPr>
-        <w:rPr>
-          <w:b/>
-          <w:bCs/>
-          <w:sz w:val="24"/>
-        </w:rPr>
-      </w:pPr>
-      <w:r>
-        <w:rPr>
-          <w:rFonts w:hint="eastAsia"/>
-          <w:b/>
-          <w:bCs/>
-          <w:sz w:val="24"/>
-        </w:rPr>
-        <w:t>天域傀儡：</w:t>
-      </w:r>
-    </w:p>
-    <w:p>
-      <w:pPr>
-        <w:rPr>
-          <w:sz w:val="24"/>
-        </w:rPr>
-      </w:pPr>
-      <w:r>
-        <w:rPr>
-          <w:rFonts w:hint="eastAsia"/>
-          <w:sz w:val="24"/>
-        </w:rPr>
-        <w:t>初次生成时：天穹……也会破碎</w:t>
-      </w:r>
-    </w:p>
-    <w:p>
-      <w:pPr>
-        <w:rPr>
-          <w:sz w:val="24"/>
-        </w:rPr>
-      </w:pPr>
-      <w:r>
-        <w:rPr>
-          <w:rFonts w:hint="eastAsia"/>
-          <w:sz w:val="24"/>
-        </w:rPr>
-        <w:t>死亡时，若未击败过天域傀儡：星辰……继续前进……</w:t>
-      </w:r>
-    </w:p>
-    <w:p>
-      <w:pPr>
-        <w:rPr>
-          <w:sz w:val="24"/>
-        </w:rPr>
-      </w:pPr>
-      <w:r>
-        <w:rPr>
-          <w:rFonts w:hint="eastAsia"/>
-          <w:sz w:val="24"/>
-        </w:rPr>
-        <w:t>掉落神之眼，回去</w:t>
-      </w:r>
-    </w:p>
-    <w:p>
-      <w:pPr>
-        <w:rPr>
-          <w:color w:val="EE822F" w:themeColor="accent2"/>
-          <w:sz w:val="24"/>
-          <w14:textFill>
-            <w14:solidFill>
-              <w14:schemeClr w14:val="accent2"/>
-            </w14:solidFill>
-          </w14:textFill>
-        </w:rPr>
-      </w:pPr>
-      <w:r>
-        <w:rPr>
-          <w:rFonts w:hint="eastAsia"/>
-          <w:color w:val="EE822F" w:themeColor="accent2"/>
-          <w:sz w:val="24"/>
-          <w14:textFill>
-            <w14:solidFill>
-              <w14:schemeClr w14:val="accent2"/>
-            </w14:solidFill>
-          </w14:textFill>
-        </w:rPr>
-        <w:t>死亡时，若击败过天域傀儡：Purus Absolutus！我想起来了，我全都想起来了！</w:t>
-      </w:r>
-    </w:p>
-    <w:p>
-      <w:pPr>
-        <w:rPr>
-          <w:color w:val="EE822F" w:themeColor="accent2"/>
-          <w:sz w:val="24"/>
-          <w14:textFill>
-            <w14:solidFill>
-              <w14:schemeClr w14:val="accent2"/>
-            </w14:solidFill>
-          </w14:textFill>
-        </w:rPr>
-      </w:pPr>
-      <w:r>
-        <w:rPr>
-          <w:rFonts w:hint="eastAsia"/>
-          <w:color w:val="EE822F" w:themeColor="accent2"/>
-          <w:sz w:val="24"/>
-          <w14:textFill>
-            <w14:solidFill>
-              <w14:schemeClr w14:val="accent2"/>
-            </w14:solidFill>
-          </w14:textFill>
-        </w:rPr>
-        <w:t>若击败过，则右键可对话。</w:t>
-      </w:r>
-    </w:p>
-    <w:p>
-      <w:pPr>
-        <w:rPr>
-          <w:sz w:val="24"/>
-        </w:rPr>
-      </w:pPr>
-    </w:p>
-    <w:p>
-      <w:pPr>
-        <w:rPr>
-          <w:b/>
-          <w:bCs/>
-          <w:sz w:val="24"/>
-        </w:rPr>
-      </w:pPr>
-      <w:r>
-        <w:rPr>
-          <w:rFonts w:hint="eastAsia"/>
-          <w:b/>
-          <w:bCs/>
-          <w:sz w:val="24"/>
-        </w:rPr>
-        <w:t>天域傀儡：</w:t>
-      </w:r>
-    </w:p>
-    <w:p>
-      <w:pPr>
-        <w:rPr>
-          <w:sz w:val="24"/>
-        </w:rPr>
-      </w:pPr>
-      <w:r>
-        <w:rPr>
-          <w:rFonts w:hint="eastAsia"/>
-          <w:sz w:val="24"/>
-        </w:rPr>
-        <w:t>Purus Absolutus！我想起来了，我全都想起来了！</w:t>
-      </w:r>
-    </w:p>
-    <w:p>
-      <w:pPr>
-        <w:rPr>
-          <w:sz w:val="24"/>
-        </w:rPr>
-      </w:pPr>
-      <w:r>
-        <w:rPr>
-          <w:rFonts w:hint="eastAsia"/>
-          <w:sz w:val="24"/>
-        </w:rPr>
-        <w:t>-Purus Absolutus？</w:t>
-      </w:r>
-    </w:p>
-    <w:p>
-      <w:pPr>
-        <w:rPr>
-          <w:sz w:val="24"/>
-        </w:rPr>
-      </w:pPr>
-      <w:r>
-        <w:rPr>
-          <w:rFonts w:hint="eastAsia"/>
-          <w:sz w:val="24"/>
-        </w:rPr>
-        <w:t>-究竟是什么意思？</w:t>
-      </w:r>
-    </w:p>
-    <w:p>
-      <w:pPr>
-        <w:rPr>
-          <w:sz w:val="24"/>
-        </w:rPr>
-      </w:pPr>
-      <w:r>
-        <w:rPr>
-          <w:rFonts w:hint="eastAsia"/>
-          <w:sz w:val="24"/>
-        </w:rPr>
-        <w:t>你不记得了吗？Purus Absolutus！</w:t>
-      </w:r>
-    </w:p>
-    <w:p>
-      <w:pPr>
-        <w:rPr>
-          <w:sz w:val="24"/>
-        </w:rPr>
-      </w:pPr>
-      <w:r>
-        <w:rPr>
-          <w:rFonts w:hint="eastAsia"/>
-          <w:sz w:val="24"/>
-        </w:rPr>
-        <w:t>-我？</w:t>
-      </w:r>
-    </w:p>
-    <w:p>
-      <w:pPr>
-        <w:rPr>
-          <w:sz w:val="24"/>
-        </w:rPr>
-      </w:pPr>
-      <w:r>
-        <w:rPr>
-          <w:rFonts w:hint="eastAsia"/>
-          <w:sz w:val="24"/>
-        </w:rPr>
-        <w:t>-我的名字？</w:t>
-      </w:r>
-    </w:p>
-    <w:p>
-      <w:pPr>
-        <w:rPr>
-          <w:sz w:val="24"/>
-        </w:rPr>
-      </w:pPr>
-      <w:r>
-        <w:rPr>
-          <w:rFonts w:hint="eastAsia"/>
-          <w:sz w:val="24"/>
-        </w:rPr>
-        <w:t>看来你也受黑潮侵蚀，失去了记忆</w:t>
-      </w:r>
-      <w:r>
-        <w:rPr>
-          <w:sz w:val="24"/>
-        </w:rPr>
-        <w:t>...</w:t>
-      </w:r>
-      <w:r>
-        <w:rPr>
-          <w:rFonts w:hint="eastAsia"/>
-          <w:sz w:val="24"/>
-        </w:rPr>
-        <w:t>没错，你，Purus Absolutus，纯净之使徒！</w:t>
-      </w:r>
-    </w:p>
-    <w:p>
-      <w:pPr>
-        <w:rPr>
-          <w:sz w:val="24"/>
-        </w:rPr>
-      </w:pPr>
-      <w:r>
-        <w:rPr>
-          <w:rFonts w:hint="eastAsia"/>
-          <w:sz w:val="24"/>
-        </w:rPr>
-        <w:t>-？？？</w:t>
-      </w:r>
-    </w:p>
-    <w:p>
-      <w:pPr>
-        <w:rPr>
-          <w:sz w:val="24"/>
-        </w:rPr>
-      </w:pPr>
-      <w:r>
-        <w:rPr>
-          <w:rFonts w:hint="eastAsia"/>
-          <w:sz w:val="24"/>
-        </w:rPr>
-        <w:t>-这一切是怎么回事？</w:t>
-      </w:r>
-    </w:p>
-    <w:p>
-      <w:pPr>
-        <w:rPr>
-          <w:sz w:val="24"/>
-        </w:rPr>
-      </w:pPr>
-      <w:r>
-        <w:rPr>
-          <w:rFonts w:hint="eastAsia"/>
-          <w:sz w:val="24"/>
-        </w:rPr>
-        <w:t>吾将神性划作三份，分别寄于青铜地牢，白银地牢与黄金地牢，以免受黑潮之侵蚀。共鸣石指引你取回了我的神性，才能将我的记忆补全！Purus Absolutus，你当真什么都不记得了吗？</w:t>
-      </w:r>
-    </w:p>
-    <w:p>
-      <w:pPr>
-        <w:rPr>
-          <w:sz w:val="24"/>
-        </w:rPr>
-      </w:pPr>
-      <w:r>
-        <w:rPr>
-          <w:rFonts w:hint="eastAsia"/>
-          <w:sz w:val="24"/>
-        </w:rPr>
-        <w:t>-抱歉</w:t>
-      </w:r>
-    </w:p>
-    <w:p>
-      <w:pPr>
-        <w:rPr>
-          <w:sz w:val="24"/>
-        </w:rPr>
-      </w:pPr>
-      <w:r>
-        <w:rPr>
-          <w:rFonts w:hint="eastAsia"/>
-          <w:sz w:val="24"/>
-        </w:rPr>
-        <w:t>-我什么都不记得了</w:t>
-      </w:r>
-    </w:p>
-    <w:p>
-      <w:pPr>
-        <w:rPr>
-          <w:sz w:val="24"/>
-        </w:rPr>
-      </w:pPr>
-      <w:r>
-        <w:rPr>
-          <w:rFonts w:hint="eastAsia"/>
-          <w:sz w:val="24"/>
-        </w:rPr>
-        <w:t>这样啊</w:t>
-      </w:r>
-      <w:r>
-        <w:rPr>
-          <w:sz w:val="24"/>
-        </w:rPr>
-        <w:t>...</w:t>
-      </w:r>
-      <w:r>
-        <w:rPr>
-          <w:rFonts w:hint="eastAsia"/>
-          <w:sz w:val="24"/>
-        </w:rPr>
-        <w:t>在帮助你找回记忆之前，请告诉我都发生了什么，你为何来到这里？</w:t>
-      </w:r>
-    </w:p>
-    <w:p>
-      <w:pPr>
-        <w:rPr>
-          <w:sz w:val="24"/>
-        </w:rPr>
-      </w:pPr>
-      <w:r>
-        <w:rPr>
-          <w:rFonts w:hint="eastAsia"/>
-          <w:sz w:val="24"/>
-        </w:rPr>
-        <w:t>-转述逐火之旅</w:t>
-      </w:r>
-    </w:p>
-    <w:p>
-      <w:pPr>
-        <w:rPr>
-          <w:sz w:val="24"/>
-        </w:rPr>
-      </w:pPr>
-      <w:r>
-        <w:rPr>
-          <w:sz w:val="24"/>
-        </w:rPr>
-        <w:t>...</w:t>
-      </w:r>
-      <w:r>
-        <w:rPr>
-          <w:rFonts w:hint="eastAsia"/>
-          <w:sz w:val="24"/>
-        </w:rPr>
-        <w:t>（你将之前发生的一切告诉了穹霄）</w:t>
-      </w:r>
-    </w:p>
-    <w:p>
-      <w:pPr>
-        <w:rPr>
-          <w:sz w:val="24"/>
-        </w:rPr>
-      </w:pPr>
-      <w:r>
-        <w:rPr>
-          <w:sz w:val="24"/>
-        </w:rPr>
-        <w:t>-...</w:t>
-      </w:r>
-    </w:p>
-    <w:p>
-      <w:pPr>
-        <w:rPr>
-          <w:sz w:val="24"/>
-        </w:rPr>
-      </w:pPr>
-      <w:r>
-        <w:rPr>
-          <w:rFonts w:hint="eastAsia"/>
-          <w:sz w:val="24"/>
-        </w:rPr>
-        <w:t>原来如此</w:t>
-      </w:r>
-      <w:r>
-        <w:rPr>
-          <w:sz w:val="24"/>
-        </w:rPr>
-        <w:t>...</w:t>
-      </w:r>
-      <w:r>
-        <w:rPr>
-          <w:rFonts w:hint="eastAsia"/>
-          <w:sz w:val="24"/>
-        </w:rPr>
-        <w:t>曦轮真的坚持到了最后一刻</w:t>
-      </w:r>
-      <w:r>
-        <w:rPr>
-          <w:sz w:val="24"/>
-        </w:rPr>
-        <w:t>...</w:t>
-      </w:r>
-      <w:r>
-        <w:rPr>
-          <w:rFonts w:hint="eastAsia"/>
-          <w:sz w:val="24"/>
-        </w:rPr>
-        <w:t>没想到你最终竟会和魔女一同归来拯救世界。好吧，关于过去的一切，你想知道些什么，我尽可能地回答你。</w:t>
-      </w:r>
-    </w:p>
-    <w:p>
-      <w:pPr>
-        <w:ind w:firstLine="420"/>
-        <w:rPr>
-          <w:sz w:val="24"/>
-        </w:rPr>
-      </w:pPr>
-      <w:r>
-        <w:rPr>
-          <w:rFonts w:hint="eastAsia"/>
-          <w:sz w:val="24"/>
-        </w:rPr>
-        <w:t>-我到底是谁？</w:t>
-      </w:r>
-    </w:p>
-    <w:p>
-      <w:pPr>
-        <w:ind w:firstLine="420"/>
-        <w:rPr>
-          <w:sz w:val="24"/>
-        </w:rPr>
-      </w:pPr>
-      <w:r>
-        <w:rPr>
-          <w:rFonts w:hint="eastAsia"/>
-          <w:sz w:val="24"/>
-        </w:rPr>
-        <w:t>你名为Purus Absolutus，乃纯净之使徒，负责净化世间黑暗，与我们同为尘世十执政。千年以前，恰好轮到你出面解决天外的事务，但在你离去后不久，黑潮便降临世界。也许是失去了来自你的净化的神力，我们无力抵抗黑潮，只能任由黑潮侵蚀我们。</w:t>
-      </w:r>
-    </w:p>
-    <w:p>
-      <w:pPr>
-        <w:ind w:firstLine="420"/>
-        <w:rPr>
-          <w:sz w:val="24"/>
-        </w:rPr>
-      </w:pPr>
-      <w:r>
-        <w:rPr>
-          <w:rFonts w:hint="eastAsia"/>
-          <w:sz w:val="24"/>
-        </w:rPr>
-        <w:t>-黑潮到底是什么？</w:t>
-      </w:r>
-    </w:p>
-    <w:p>
-      <w:pPr>
-        <w:ind w:firstLine="420"/>
-        <w:rPr>
-          <w:sz w:val="24"/>
-        </w:rPr>
-      </w:pPr>
-      <w:r>
-        <w:rPr>
-          <w:rFonts w:hint="eastAsia"/>
-          <w:sz w:val="24"/>
-        </w:rPr>
-        <w:t>我不知道。黑潮刚刚降临时，我们对黑潮做了大量的研究，但毫无进展。黑潮本是代号Risperdal的一种介质，我们无法具体感知其存在。但受它影响的生灵皆逐渐发黑而死，因此我们将其命名为黑潮。我们只知道黑潮来自天外的世界，但黑潮的目标似乎很明确，总是针对以我们使徒为首的生命。也许，由你来带领我们进行再创世，是我们文明延续的唯一希望了。</w:t>
-      </w:r>
-    </w:p>
-    <w:p>
-      <w:pPr>
-        <w:ind w:firstLine="420"/>
-        <w:rPr>
-          <w:color w:val="F2BA02" w:themeColor="accent3"/>
-          <w:sz w:val="24"/>
-          <w14:textFill>
-            <w14:solidFill>
-              <w14:schemeClr w14:val="accent3"/>
-            </w14:solidFill>
-          </w14:textFill>
-        </w:rPr>
-      </w:pPr>
-      <w:r>
-        <w:rPr>
-          <w:rFonts w:hint="eastAsia"/>
-          <w:sz w:val="24"/>
-        </w:rPr>
-        <w:t>-</w:t>
-      </w:r>
-      <w:r>
-        <w:rPr>
-          <w:rFonts w:hint="eastAsia"/>
-          <w:color w:val="F2BA02" w:themeColor="accent3"/>
-          <w:sz w:val="24"/>
-          <w14:textFill>
-            <w14:solidFill>
-              <w14:schemeClr w14:val="accent3"/>
-            </w14:solidFill>
-          </w14:textFill>
-        </w:rPr>
-        <w:t>我没有想问的了</w:t>
-      </w:r>
-    </w:p>
-    <w:p>
-      <w:pPr>
-        <w:ind w:left="420" w:firstLine="420"/>
-        <w:rPr>
-          <w:sz w:val="24"/>
-        </w:rPr>
-      </w:pPr>
-      <w:r>
-        <w:rPr>
-          <w:rFonts w:hint="eastAsia"/>
-          <w:sz w:val="24"/>
-        </w:rPr>
-        <w:t>也就是说，现在需要代表我神性的神之眼，来协助完成仪式是吧。但神之眼的剥离，意味着我将放弃身为人的肉体。也罢，现在的我，黑潮缠身，早已不是我原初的身躯</w:t>
-      </w:r>
-      <w:r>
-        <w:rPr>
-          <w:sz w:val="24"/>
-        </w:rPr>
-        <w:t>...</w:t>
-      </w:r>
-      <w:r>
-        <w:rPr>
-          <w:rFonts w:hint="eastAsia"/>
-          <w:sz w:val="24"/>
-        </w:rPr>
-        <w:t>我离开了神之眼的力量，便无法再维持人形</w:t>
-      </w:r>
-      <w:r>
-        <w:rPr>
-          <w:sz w:val="24"/>
-        </w:rPr>
-        <w:t>...</w:t>
-      </w:r>
-    </w:p>
-    <w:p>
-      <w:pPr>
-        <w:ind w:left="420" w:firstLine="420"/>
-        <w:rPr>
-          <w:sz w:val="24"/>
-        </w:rPr>
-      </w:pPr>
-      <w:r>
-        <w:rPr>
-          <w:rFonts w:hint="eastAsia"/>
-          <w:sz w:val="24"/>
-        </w:rPr>
-        <w:t>-</w:t>
-      </w:r>
-      <w:r>
-        <w:rPr>
-          <w:sz w:val="24"/>
-        </w:rPr>
-        <w:t>...</w:t>
-      </w:r>
-    </w:p>
-    <w:p>
-      <w:pPr>
-        <w:ind w:left="420" w:firstLine="420"/>
-        <w:rPr>
-          <w:sz w:val="24"/>
-        </w:rPr>
-      </w:pPr>
-      <w:r>
-        <w:rPr>
-          <w:sz w:val="24"/>
-        </w:rPr>
-        <w:t>...</w:t>
-      </w:r>
-      <w:r>
-        <w:rPr>
-          <w:rFonts w:hint="eastAsia"/>
-          <w:sz w:val="24"/>
-        </w:rPr>
-        <w:t>也许这就是我们的宿命吧。</w:t>
-      </w:r>
-    </w:p>
-    <w:p>
-      <w:pPr>
-        <w:ind w:left="420" w:firstLine="420"/>
-        <w:rPr>
-          <w:sz w:val="24"/>
-        </w:rPr>
-      </w:pPr>
-      <w:r>
-        <w:rPr>
-          <w:rFonts w:hint="eastAsia"/>
-          <w:sz w:val="24"/>
-        </w:rPr>
-        <w:t>-不要这样</w:t>
-      </w:r>
-      <w:r>
-        <w:rPr>
-          <w:sz w:val="24"/>
-        </w:rPr>
-        <w:t>...</w:t>
-      </w:r>
-    </w:p>
-    <w:p>
-      <w:pPr>
-        <w:ind w:left="420" w:firstLine="420"/>
-        <w:rPr>
-          <w:sz w:val="24"/>
-        </w:rPr>
-      </w:pPr>
-      <w:r>
-        <w:rPr>
-          <w:sz w:val="24"/>
-        </w:rPr>
-        <w:t>...</w:t>
-      </w:r>
-      <w:r>
-        <w:rPr>
-          <w:rFonts w:hint="eastAsia"/>
-          <w:sz w:val="24"/>
-        </w:rPr>
-        <w:t>明天见，Purus Absolutus！愿我们能在约定的新世界相遇！</w:t>
-      </w:r>
-    </w:p>
-    <w:p>
-      <w:pPr>
-        <w:ind w:left="420" w:firstLine="420"/>
-        <w:rPr>
-          <w:color w:val="E54C5E" w:themeColor="accent6"/>
-          <w:sz w:val="24"/>
-          <w14:textFill>
-            <w14:solidFill>
-              <w14:schemeClr w14:val="accent6"/>
-            </w14:solidFill>
-          </w14:textFill>
-        </w:rPr>
-      </w:pPr>
-      <w:r>
-        <w:rPr>
-          <w:rFonts w:hint="eastAsia"/>
-          <w:sz w:val="24"/>
-        </w:rPr>
-        <w:t>-</w:t>
-      </w:r>
-      <w:r>
-        <w:rPr>
-          <w:rFonts w:hint="eastAsia"/>
-          <w:color w:val="E54C5E" w:themeColor="accent6"/>
-          <w:sz w:val="24"/>
-          <w14:textFill>
-            <w14:solidFill>
-              <w14:schemeClr w14:val="accent6"/>
-            </w14:solidFill>
-          </w14:textFill>
-        </w:rPr>
-        <w:t>处决</w:t>
-      </w:r>
-    </w:p>
-    <w:p>
-      <w:pPr>
-        <w:rPr>
-          <w:sz w:val="24"/>
-          <w:highlight w:val="yellow"/>
-        </w:rPr>
-      </w:pPr>
-    </w:p>
-    <w:p>
-      <w:pPr>
-        <w:rPr>
-          <w:color w:val="EE822F" w:themeColor="accent2"/>
-          <w:sz w:val="24"/>
-          <w14:textFill>
-            <w14:solidFill>
-              <w14:schemeClr w14:val="accent2"/>
-            </w14:solidFill>
-          </w14:textFill>
-        </w:rPr>
-      </w:pPr>
-      <w:r>
-        <w:rPr>
-          <w:rFonts w:hint="eastAsia"/>
-          <w:color w:val="EE822F" w:themeColor="accent2"/>
-          <w:sz w:val="24"/>
-          <w14:textFill>
-            <w14:solidFill>
-              <w14:schemeClr w14:val="accent2"/>
-            </w14:solidFill>
-          </w14:textFill>
-        </w:rPr>
-        <w:t>将神之眼置于祭坛上</w:t>
-      </w:r>
-    </w:p>
-    <w:p>
-      <w:pPr>
-        <w:rPr>
-          <w:sz w:val="24"/>
-        </w:rPr>
-      </w:pPr>
-      <w:r>
-        <w:rPr>
-          <w:rFonts w:hint="eastAsia"/>
-          <w:color w:val="EE822F" w:themeColor="accent2"/>
-          <w:sz w:val="24"/>
-          <w14:textFill>
-            <w14:solidFill>
-              <w14:schemeClr w14:val="accent2"/>
-            </w14:solidFill>
-          </w14:textFill>
-        </w:rPr>
-        <w:t>用神之眼在女神像处祈福</w:t>
-      </w:r>
-    </w:p>
-    <w:p>
-      <w:pPr>
-        <w:rPr>
-          <w:sz w:val="24"/>
-          <w:highlight w:val="yellow"/>
-        </w:rPr>
-      </w:pPr>
-      <w:r>
-        <w:rPr>
-          <w:rFonts w:hint="eastAsia"/>
-          <w:b/>
-          <w:bCs/>
-          <w:color w:val="EE822F" w:themeColor="accent2"/>
-          <w:sz w:val="24"/>
-          <w14:textFill>
-            <w14:solidFill>
-              <w14:schemeClr w14:val="accent2"/>
-            </w14:solidFill>
-          </w14:textFill>
-        </w:rPr>
-        <w:t>和安对话</w:t>
-      </w:r>
-      <w:r>
-        <w:rPr>
-          <w:rFonts w:hint="eastAsia"/>
-          <w:b/>
-          <w:bCs/>
-          <w:color w:val="EE822F" w:themeColor="accent2"/>
-          <w:sz w:val="24"/>
-          <w:highlight w:val="yellow"/>
-          <w14:textFill>
-            <w14:solidFill>
-              <w14:schemeClr w14:val="accent2"/>
-            </w14:solidFill>
-          </w14:textFill>
-        </w:rPr>
-        <w:t>（选择知情才有此选项）</w:t>
-      </w:r>
-    </w:p>
-    <w:p>
-      <w:pPr>
-        <w:rPr>
-          <w:b/>
-          <w:bCs/>
-          <w:color w:val="EE822F" w:themeColor="accent2"/>
-          <w:sz w:val="24"/>
-          <w14:textFill>
-            <w14:solidFill>
-              <w14:schemeClr w14:val="accent2"/>
-            </w14:solidFill>
-          </w14:textFill>
-        </w:rPr>
-      </w:pPr>
-      <w:r>
-        <w:rPr>
-          <w:rFonts w:hint="eastAsia"/>
-          <w:b/>
-          <w:bCs/>
-          <w:color w:val="EE822F" w:themeColor="accent2"/>
-          <w:sz w:val="24"/>
-          <w14:textFill>
-            <w14:solidFill>
-              <w14:schemeClr w14:val="accent2"/>
-            </w14:solidFill>
-          </w14:textFill>
-        </w:rPr>
-        <w:t>和曦轮对话</w:t>
-      </w:r>
-    </w:p>
-    <w:p>
-      <w:pPr>
-        <w:rPr>
-          <w:b/>
-          <w:bCs/>
-          <w:color w:val="EE822F" w:themeColor="accent2"/>
-          <w:sz w:val="24"/>
-          <w14:textFill>
-            <w14:solidFill>
-              <w14:schemeClr w14:val="accent2"/>
-            </w14:solidFill>
-          </w14:textFill>
-        </w:rPr>
-      </w:pPr>
-    </w:p>
-    <w:p>
-      <w:pPr>
-        <w:rPr>
-          <w:b/>
-          <w:bCs/>
-          <w:sz w:val="24"/>
-        </w:rPr>
-      </w:pPr>
-      <w:r>
-        <w:rPr>
-          <w:rFonts w:hint="eastAsia"/>
-          <w:b/>
-          <w:bCs/>
-          <w:sz w:val="24"/>
-        </w:rPr>
-        <w:t>安</w:t>
-      </w:r>
-      <w:r>
-        <w:rPr>
-          <w:rFonts w:hint="eastAsia"/>
-          <w:b/>
-          <w:bCs/>
-          <w:color w:val="EE822F" w:themeColor="accent2"/>
-          <w:sz w:val="24"/>
-          <w:highlight w:val="yellow"/>
-          <w14:textFill>
-            <w14:solidFill>
-              <w14:schemeClr w14:val="accent2"/>
-            </w14:solidFill>
-          </w14:textFill>
-        </w:rPr>
-        <w:t>（选择知情才有此选项）</w:t>
-      </w:r>
-      <w:r>
-        <w:rPr>
-          <w:rFonts w:hint="eastAsia"/>
-          <w:b/>
-          <w:bCs/>
-          <w:sz w:val="24"/>
-        </w:rPr>
-        <w:t>：</w:t>
-      </w:r>
-    </w:p>
-    <w:p>
-      <w:pPr>
-        <w:rPr>
-          <w:sz w:val="24"/>
-        </w:rPr>
-      </w:pPr>
-      <w:r>
-        <w:rPr>
-          <w:rFonts w:hint="eastAsia"/>
-          <w:sz w:val="24"/>
-        </w:rPr>
-        <w:t>%s，你看起来似乎有什么心事，在天域发生了什么？</w:t>
-      </w:r>
-    </w:p>
-    <w:p>
-      <w:pPr>
-        <w:rPr>
-          <w:sz w:val="24"/>
-        </w:rPr>
-      </w:pPr>
-      <w:r>
-        <w:rPr>
-          <w:rFonts w:hint="eastAsia"/>
-          <w:sz w:val="24"/>
-        </w:rPr>
-        <w:t>-安，其实我</w:t>
-      </w:r>
-      <w:r>
-        <w:rPr>
-          <w:sz w:val="24"/>
-        </w:rPr>
-        <w:t>...</w:t>
-      </w:r>
-    </w:p>
-    <w:p>
-      <w:pPr>
-        <w:rPr>
-          <w:sz w:val="24"/>
-        </w:rPr>
-      </w:pPr>
-      <w:r>
-        <w:rPr>
-          <w:sz w:val="24"/>
-        </w:rPr>
-        <w:t>...</w:t>
-      </w:r>
-      <w:r>
-        <w:rPr>
-          <w:rFonts w:hint="eastAsia"/>
-          <w:sz w:val="24"/>
-        </w:rPr>
-        <w:t>（将天域发生的事告诉安）</w:t>
-      </w:r>
-    </w:p>
-    <w:p>
-      <w:pPr>
-        <w:rPr>
-          <w:sz w:val="24"/>
-        </w:rPr>
-      </w:pPr>
-      <w:r>
-        <w:rPr>
-          <w:sz w:val="24"/>
-        </w:rPr>
-        <w:t>-...</w:t>
-      </w:r>
-    </w:p>
-    <w:p>
-      <w:pPr>
-        <w:rPr>
-          <w:sz w:val="24"/>
-        </w:rPr>
-      </w:pPr>
-      <w:r>
-        <w:rPr>
-          <w:rFonts w:hint="eastAsia"/>
-          <w:sz w:val="24"/>
-        </w:rPr>
-        <w:t>原来，这就是为什么你之前说，祂们似乎都认识你</w:t>
-      </w:r>
-      <w:r>
-        <w:rPr>
-          <w:sz w:val="24"/>
-        </w:rPr>
-        <w:t>...</w:t>
-      </w:r>
-    </w:p>
-    <w:p>
-      <w:pPr>
-        <w:rPr>
-          <w:b/>
-          <w:bCs/>
-          <w:color w:val="EE822F" w:themeColor="accent2"/>
-          <w:sz w:val="24"/>
-          <w14:textFill>
-            <w14:solidFill>
-              <w14:schemeClr w14:val="accent2"/>
-            </w14:solidFill>
-          </w14:textFill>
-        </w:rPr>
-      </w:pPr>
+        </w:rPr>
+      </w:pPr>
+      <w:r>
+        <w:rPr>
+          <w:rFonts w:hint="eastAsia"/>
+          <w:sz w:val="24"/>
+        </w:rPr>
+        <w:t>-继续</w:t>
+      </w:r>
     </w:p>
     <w:p>
       <w:pPr>
@@ -8824,18 +8305,24 @@
       <w:r>
         <w:rPr>
           <w:rFonts w:hint="eastAsia"/>
-          <w:b/>
-          <w:bCs/>
-          <w:sz w:val="24"/>
-        </w:rPr>
-        <w:t>曦轮：</w:t>
-      </w:r>
-      <w:r>
-        <w:rPr>
-          <w:rFonts w:hint="eastAsia"/>
-          <w:sz w:val="24"/>
-        </w:rPr>
-        <w:tab/>
+          <w:sz w:val="24"/>
+        </w:rPr>
+        <w:t>出发吧，趁我的力量还未完全消退，</w:t>
+      </w:r>
+      <w:r>
+        <w:rPr>
+          <w:rFonts w:hint="eastAsia"/>
+          <w:sz w:val="24"/>
+          <w:highlight w:val="yellow"/>
+        </w:rPr>
+        <w:t>以生命之源浇灌萤石所筑之框</w:t>
+      </w:r>
+      <w:r>
+        <w:rPr>
+          <w:rFonts w:hint="eastAsia"/>
+          <w:sz w:val="24"/>
+        </w:rPr>
+        <w:t>，即可开启天堂之门！待阁下步入天境，再以共鸣石寻天域傀儡之所在吧。</w:t>
       </w:r>
     </w:p>
     <w:p>
@@ -8852,20 +8339,7 @@
           <w:rFonts w:hint="eastAsia"/>
           <w:sz w:val="24"/>
         </w:rPr>
-        <w:t>咳咳，阁下，你来了，咳咳</w:t>
-      </w:r>
-      <w:r>
-        <w:rPr>
-          <w:sz w:val="24"/>
-        </w:rPr>
-        <w:t>...</w:t>
-      </w:r>
-      <w:r>
-        <w:rPr>
-          <w:rFonts w:hint="eastAsia"/>
-          <w:sz w:val="24"/>
-        </w:rPr>
-        <w:t>天空之眼的寻找还顺利吗</w:t>
+        <w:t>-收下</w:t>
       </w:r>
     </w:p>
     <w:p>
@@ -8875,8 +8349,32 @@
         </w:tabs>
         <w:rPr>
           <w:sz w:val="24"/>
-        </w:rPr>
-      </w:pPr>
+          <w:highlight w:val="yellow"/>
+        </w:rPr>
+      </w:pPr>
+      <w:r>
+        <w:rPr>
+          <w:rFonts w:hint="eastAsia"/>
+          <w:sz w:val="24"/>
+          <w:highlight w:val="yellow"/>
+        </w:rPr>
+        <w:t>任务</w:t>
+      </w:r>
+      <w:r>
+        <w:rPr>
+          <w:sz w:val="24"/>
+          <w:highlight w:val="yellow"/>
+        </w:rPr>
+        <w:t>:</w:t>
+      </w:r>
+      <w:r>
+        <w:rPr>
+          <w:rFonts w:hint="eastAsia"/>
+          <w:sz w:val="24"/>
+          <w:highlight w:val="yellow"/>
+        </w:rPr>
+        <w:t>进入天境</w:t>
+      </w:r>
     </w:p>
     <w:p>
       <w:pPr>
@@ -8884,22 +8382,1370 @@
           <w:tab w:val="left" w:pos="2674"/>
         </w:tabs>
         <w:rPr>
-          <w:b/>
-          <w:bCs/>
-          <w:sz w:val="24"/>
-          <w:highlight w:val="yellow"/>
-        </w:rPr>
-      </w:pPr>
-      <w:r>
-        <w:rPr>
-          <w:rFonts w:hint="eastAsia"/>
-          <w:b/>
-          <w:bCs/>
-          <w:sz w:val="24"/>
-          <w:highlight w:val="yellow"/>
-        </w:rPr>
-        <w:t>知情：</w:t>
-      </w:r>
+          <w:sz w:val="24"/>
+          <w:highlight w:val="yellow"/>
+        </w:rPr>
+      </w:pPr>
+      <w:r>
+        <w:rPr>
+          <w:rFonts w:hint="eastAsia"/>
+          <w:sz w:val="24"/>
+          <w:highlight w:val="yellow"/>
+        </w:rPr>
+        <w:t>大标题显示：天境已解锁</w:t>
+      </w:r>
+    </w:p>
+    <w:p>
+      <w:pPr>
+        <w:rPr>
+          <w:b/>
+          <w:bCs/>
+          <w:sz w:val="24"/>
+        </w:rPr>
+      </w:pPr>
+      <w:r>
+        <w:rPr>
+          <w:rFonts w:hint="eastAsia"/>
+          <w:b/>
+          <w:bCs/>
+          <w:sz w:val="24"/>
+        </w:rPr>
+        <w:t>进入后：</w:t>
+      </w:r>
+    </w:p>
+    <w:p>
+      <w:pPr>
+        <w:rPr>
+          <w:b/>
+          <w:bCs/>
+          <w:sz w:val="24"/>
+          <w:highlight w:val="yellow"/>
+        </w:rPr>
+      </w:pPr>
+      <w:r>
+        <w:rPr>
+          <w:rFonts w:hint="eastAsia"/>
+          <w:b/>
+          <w:bCs/>
+          <w:sz w:val="24"/>
+          <w:highlight w:val="yellow"/>
+        </w:rPr>
+        <w:t>任务：使用共鸣石</w:t>
+      </w:r>
+    </w:p>
+    <w:p>
+      <w:pPr>
+        <w:rPr>
+          <w:b/>
+          <w:bCs/>
+          <w:sz w:val="24"/>
+        </w:rPr>
+      </w:pPr>
+    </w:p>
+    <w:p>
+      <w:pPr>
+        <w:rPr>
+          <w:b/>
+          <w:bCs/>
+          <w:sz w:val="24"/>
+        </w:rPr>
+      </w:pPr>
+      <w:r>
+        <w:rPr>
+          <w:rFonts w:hint="eastAsia"/>
+          <w:b/>
+          <w:bCs/>
+          <w:sz w:val="24"/>
+        </w:rPr>
+        <w:t>使用后标点三处，青铜地牢，白银地牢，黄金地牢，三处部署超级铁傀儡（自己的实体），掉落</w:t>
+      </w:r>
+      <w:r>
+        <w:rPr>
+          <w:rFonts w:hint="eastAsia"/>
+          <w:b/>
+          <w:bCs/>
+          <w:color w:val="F2BA02" w:themeColor="accent3"/>
+          <w:sz w:val="24"/>
+          <w14:textFill>
+            <w14:solidFill>
+              <w14:schemeClr w14:val="accent3"/>
+            </w14:solidFill>
+          </w14:textFill>
+        </w:rPr>
+        <w:t>神性碎片</w:t>
+      </w:r>
+      <w:r>
+        <w:rPr>
+          <w:rFonts w:hint="eastAsia"/>
+          <w:b/>
+          <w:bCs/>
+          <w:sz w:val="24"/>
+        </w:rPr>
+        <w:t>。女武神替换别的ef怪。任意击败某一个后再找天域傀儡，可解锁对话，而无需挑战。（在天域维度击败过傀儡就算）</w:t>
+      </w:r>
+    </w:p>
+    <w:p>
+      <w:pPr>
+        <w:rPr>
+          <w:b/>
+          <w:bCs/>
+          <w:sz w:val="24"/>
+          <w:highlight w:val="yellow"/>
+        </w:rPr>
+      </w:pPr>
+      <w:r>
+        <w:rPr>
+          <w:rFonts w:hint="eastAsia"/>
+          <w:b/>
+          <w:bCs/>
+          <w:sz w:val="24"/>
+          <w:highlight w:val="yellow"/>
+        </w:rPr>
+        <w:t>任务：获取神之眼</w:t>
+      </w:r>
+    </w:p>
+    <w:p>
+      <w:pPr>
+        <w:rPr>
+          <w:b/>
+          <w:bCs/>
+          <w:sz w:val="24"/>
+          <w:highlight w:val="yellow"/>
+        </w:rPr>
+      </w:pPr>
+      <w:r>
+        <w:rPr>
+          <w:rFonts w:hint="eastAsia"/>
+          <w:b/>
+          <w:bCs/>
+          <w:sz w:val="24"/>
+          <w:highlight w:val="yellow"/>
+        </w:rPr>
+        <w:t>任务：探索天域地牢</w:t>
+      </w:r>
+    </w:p>
+    <w:p>
+      <w:pPr>
+        <w:rPr>
+          <w:b/>
+          <w:bCs/>
+          <w:sz w:val="24"/>
+        </w:rPr>
+      </w:pPr>
+    </w:p>
+    <w:p>
+      <w:pPr>
+        <w:rPr>
+          <w:b/>
+          <w:bCs/>
+          <w:sz w:val="24"/>
+        </w:rPr>
+      </w:pPr>
+      <w:r>
+        <w:rPr>
+          <w:b/>
+          <w:bCs/>
+          <w:sz w:val="24"/>
+        </w:rPr>
+        <w:t>穹霄 | Caelum Altum</w:t>
+      </w:r>
+    </w:p>
+    <w:p>
+      <w:pPr>
+        <w:rPr>
+          <w:b/>
+          <w:bCs/>
+          <w:sz w:val="24"/>
+        </w:rPr>
+      </w:pPr>
+      <w:r>
+        <w:rPr>
+          <w:rFonts w:hint="eastAsia"/>
+          <w:b/>
+          <w:bCs/>
+          <w:sz w:val="24"/>
+        </w:rPr>
+        <w:t>天域傀儡：</w:t>
+      </w:r>
+    </w:p>
+    <w:p>
+      <w:pPr>
+        <w:rPr>
+          <w:sz w:val="24"/>
+        </w:rPr>
+      </w:pPr>
+      <w:r>
+        <w:rPr>
+          <w:rFonts w:hint="eastAsia"/>
+          <w:sz w:val="24"/>
+        </w:rPr>
+        <w:t>初次生成时：天穹……也会破碎</w:t>
+      </w:r>
+    </w:p>
+    <w:p>
+      <w:pPr>
+        <w:rPr>
+          <w:sz w:val="24"/>
+        </w:rPr>
+      </w:pPr>
+      <w:r>
+        <w:rPr>
+          <w:rFonts w:hint="eastAsia"/>
+          <w:sz w:val="24"/>
+        </w:rPr>
+        <w:t>死亡时，若未击败过天域傀儡：星辰……继续前进……</w:t>
+      </w:r>
+    </w:p>
+    <w:p>
+      <w:pPr>
+        <w:rPr>
+          <w:sz w:val="24"/>
+        </w:rPr>
+      </w:pPr>
+      <w:r>
+        <w:rPr>
+          <w:rFonts w:hint="eastAsia"/>
+          <w:sz w:val="24"/>
+        </w:rPr>
+        <w:t>掉落神之眼，回去</w:t>
+      </w:r>
+    </w:p>
+    <w:p>
+      <w:pPr>
+        <w:rPr>
+          <w:color w:val="EE822F" w:themeColor="accent2"/>
+          <w:sz w:val="24"/>
+          <w14:textFill>
+            <w14:solidFill>
+              <w14:schemeClr w14:val="accent2"/>
+            </w14:solidFill>
+          </w14:textFill>
+        </w:rPr>
+      </w:pPr>
+      <w:r>
+        <w:rPr>
+          <w:rFonts w:hint="eastAsia"/>
+          <w:color w:val="EE822F" w:themeColor="accent2"/>
+          <w:sz w:val="24"/>
+          <w14:textFill>
+            <w14:solidFill>
+              <w14:schemeClr w14:val="accent2"/>
+            </w14:solidFill>
+          </w14:textFill>
+        </w:rPr>
+        <w:t>死亡时，若击败过天域傀儡：Purus Absolutus！我想起来了，我全都想起来了！</w:t>
+      </w:r>
+    </w:p>
+    <w:p>
+      <w:pPr>
+        <w:rPr>
+          <w:color w:val="EE822F" w:themeColor="accent2"/>
+          <w:sz w:val="24"/>
+          <w14:textFill>
+            <w14:solidFill>
+              <w14:schemeClr w14:val="accent2"/>
+            </w14:solidFill>
+          </w14:textFill>
+        </w:rPr>
+      </w:pPr>
+      <w:r>
+        <w:rPr>
+          <w:rFonts w:hint="eastAsia"/>
+          <w:color w:val="EE822F" w:themeColor="accent2"/>
+          <w:sz w:val="24"/>
+          <w14:textFill>
+            <w14:solidFill>
+              <w14:schemeClr w14:val="accent2"/>
+            </w14:solidFill>
+          </w14:textFill>
+        </w:rPr>
+        <w:t>若击败过，则右键可对话。</w:t>
+      </w:r>
+    </w:p>
+    <w:p>
+      <w:pPr>
+        <w:rPr>
+          <w:sz w:val="24"/>
+        </w:rPr>
+      </w:pPr>
+    </w:p>
+    <w:p>
+      <w:pPr>
+        <w:rPr>
+          <w:b/>
+          <w:bCs/>
+          <w:sz w:val="24"/>
+        </w:rPr>
+      </w:pPr>
+      <w:r>
+        <w:rPr>
+          <w:rFonts w:hint="eastAsia"/>
+          <w:b/>
+          <w:bCs/>
+          <w:sz w:val="24"/>
+        </w:rPr>
+        <w:t>天域傀儡：</w:t>
+      </w:r>
+    </w:p>
+    <w:p>
+      <w:pPr>
+        <w:rPr>
+          <w:sz w:val="24"/>
+        </w:rPr>
+      </w:pPr>
+      <w:r>
+        <w:rPr>
+          <w:rFonts w:hint="eastAsia"/>
+          <w:sz w:val="24"/>
+        </w:rPr>
+        <w:t>Purus Absolutus！我想起来了，我全都想起来了！</w:t>
+      </w:r>
+    </w:p>
+    <w:p>
+      <w:pPr>
+        <w:rPr>
+          <w:sz w:val="24"/>
+        </w:rPr>
+      </w:pPr>
+      <w:r>
+        <w:rPr>
+          <w:rFonts w:hint="eastAsia"/>
+          <w:sz w:val="24"/>
+        </w:rPr>
+        <w:t>-Purus Absolutus？</w:t>
+      </w:r>
+    </w:p>
+    <w:p>
+      <w:pPr>
+        <w:rPr>
+          <w:sz w:val="24"/>
+        </w:rPr>
+      </w:pPr>
+      <w:r>
+        <w:rPr>
+          <w:rFonts w:hint="eastAsia"/>
+          <w:sz w:val="24"/>
+        </w:rPr>
+        <w:t>-究竟是什么意思？</w:t>
+      </w:r>
+    </w:p>
+    <w:p>
+      <w:pPr>
+        <w:rPr>
+          <w:sz w:val="24"/>
+        </w:rPr>
+      </w:pPr>
+      <w:r>
+        <w:rPr>
+          <w:rFonts w:hint="eastAsia"/>
+          <w:sz w:val="24"/>
+        </w:rPr>
+        <w:t>你不记得了吗？Purus Absolutus！</w:t>
+      </w:r>
+    </w:p>
+    <w:p>
+      <w:pPr>
+        <w:rPr>
+          <w:sz w:val="24"/>
+        </w:rPr>
+      </w:pPr>
+      <w:r>
+        <w:rPr>
+          <w:rFonts w:hint="eastAsia"/>
+          <w:sz w:val="24"/>
+        </w:rPr>
+        <w:t>-我？</w:t>
+      </w:r>
+    </w:p>
+    <w:p>
+      <w:pPr>
+        <w:rPr>
+          <w:sz w:val="24"/>
+        </w:rPr>
+      </w:pPr>
+      <w:r>
+        <w:rPr>
+          <w:rFonts w:hint="eastAsia"/>
+          <w:sz w:val="24"/>
+        </w:rPr>
+        <w:t>-我的名字？</w:t>
+      </w:r>
+    </w:p>
+    <w:p>
+      <w:pPr>
+        <w:rPr>
+          <w:sz w:val="24"/>
+        </w:rPr>
+      </w:pPr>
+      <w:r>
+        <w:rPr>
+          <w:rFonts w:hint="eastAsia"/>
+          <w:sz w:val="24"/>
+        </w:rPr>
+        <w:t>看来你也受黑潮侵蚀，失去了记忆</w:t>
+      </w:r>
+      <w:r>
+        <w:rPr>
+          <w:sz w:val="24"/>
+        </w:rPr>
+        <w:t>...</w:t>
+      </w:r>
+      <w:r>
+        <w:rPr>
+          <w:rFonts w:hint="eastAsia"/>
+          <w:sz w:val="24"/>
+        </w:rPr>
+        <w:t>没错，你，Purus Absolutus，纯净之使徒！</w:t>
+      </w:r>
+    </w:p>
+    <w:p>
+      <w:pPr>
+        <w:rPr>
+          <w:sz w:val="24"/>
+        </w:rPr>
+      </w:pPr>
+      <w:r>
+        <w:rPr>
+          <w:rFonts w:hint="eastAsia"/>
+          <w:sz w:val="24"/>
+        </w:rPr>
+        <w:t>-？？？</w:t>
+      </w:r>
+    </w:p>
+    <w:p>
+      <w:pPr>
+        <w:rPr>
+          <w:sz w:val="24"/>
+        </w:rPr>
+      </w:pPr>
+      <w:r>
+        <w:rPr>
+          <w:rFonts w:hint="eastAsia"/>
+          <w:sz w:val="24"/>
+        </w:rPr>
+        <w:t>-这一切是怎么回事？</w:t>
+      </w:r>
+    </w:p>
+    <w:p>
+      <w:pPr>
+        <w:rPr>
+          <w:rFonts w:hint="eastAsia"/>
+          <w:sz w:val="24"/>
+        </w:rPr>
+      </w:pPr>
+      <w:r>
+        <w:rPr>
+          <w:rFonts w:hint="eastAsia"/>
+          <w:sz w:val="24"/>
+        </w:rPr>
+        <w:t>吾将神性划作三份，分别寄于青铜地牢，白银地牢与黄金地牢，以免受黑潮之侵蚀。</w:t>
+      </w:r>
+    </w:p>
+    <w:p>
+      <w:pPr>
+        <w:rPr>
+          <w:rFonts w:hint="default" w:eastAsiaTheme="minorEastAsia"/>
+          <w:sz w:val="24"/>
+          <w:lang w:val="en-US" w:eastAsia="zh-CN"/>
+        </w:rPr>
+      </w:pPr>
+      <w:r>
+        <w:rPr>
+          <w:rFonts w:hint="eastAsia"/>
+          <w:sz w:val="24"/>
+          <w:lang w:val="en-US" w:eastAsia="zh-CN"/>
+        </w:rPr>
+        <w:t>-继续</w:t>
+      </w:r>
+    </w:p>
+    <w:p>
+      <w:pPr>
+        <w:rPr>
+          <w:sz w:val="24"/>
+        </w:rPr>
+      </w:pPr>
+      <w:r>
+        <w:rPr>
+          <w:rFonts w:hint="eastAsia"/>
+          <w:sz w:val="24"/>
+        </w:rPr>
+        <w:t>共鸣石指引你取回了我的神性，才能将我的记忆补全！Purus Absolutus，你当真什么都不记得了吗？</w:t>
+      </w:r>
+    </w:p>
+    <w:p>
+      <w:pPr>
+        <w:rPr>
+          <w:sz w:val="24"/>
+        </w:rPr>
+      </w:pPr>
+      <w:r>
+        <w:rPr>
+          <w:rFonts w:hint="eastAsia"/>
+          <w:sz w:val="24"/>
+        </w:rPr>
+        <w:t>-抱歉</w:t>
+      </w:r>
+    </w:p>
+    <w:p>
+      <w:pPr>
+        <w:rPr>
+          <w:sz w:val="24"/>
+        </w:rPr>
+      </w:pPr>
+      <w:r>
+        <w:rPr>
+          <w:rFonts w:hint="eastAsia"/>
+          <w:sz w:val="24"/>
+        </w:rPr>
+        <w:t>-我什么都不记得了</w:t>
+      </w:r>
+    </w:p>
+    <w:p>
+      <w:pPr>
+        <w:rPr>
+          <w:sz w:val="24"/>
+        </w:rPr>
+      </w:pPr>
+      <w:r>
+        <w:rPr>
+          <w:rFonts w:hint="eastAsia"/>
+          <w:sz w:val="24"/>
+        </w:rPr>
+        <w:t>这样啊</w:t>
+      </w:r>
+      <w:r>
+        <w:rPr>
+          <w:sz w:val="24"/>
+        </w:rPr>
+        <w:t>...</w:t>
+      </w:r>
+      <w:r>
+        <w:rPr>
+          <w:rFonts w:hint="eastAsia"/>
+          <w:sz w:val="24"/>
+        </w:rPr>
+        <w:t>在帮助你找回记忆之前，请告诉我都发生了什么，你为何来到这里？</w:t>
+      </w:r>
+    </w:p>
+    <w:p>
+      <w:pPr>
+        <w:rPr>
+          <w:sz w:val="24"/>
+        </w:rPr>
+      </w:pPr>
+      <w:r>
+        <w:rPr>
+          <w:rFonts w:hint="eastAsia"/>
+          <w:sz w:val="24"/>
+        </w:rPr>
+        <w:t>-转述逐火之旅</w:t>
+      </w:r>
+    </w:p>
+    <w:p>
+      <w:pPr>
+        <w:rPr>
+          <w:sz w:val="24"/>
+        </w:rPr>
+      </w:pPr>
+      <w:r>
+        <w:rPr>
+          <w:sz w:val="24"/>
+        </w:rPr>
+        <w:t>...</w:t>
+      </w:r>
+      <w:r>
+        <w:rPr>
+          <w:rFonts w:hint="eastAsia"/>
+          <w:sz w:val="24"/>
+        </w:rPr>
+        <w:t>（你将之前发生的一切告诉了穹霄）</w:t>
+      </w:r>
+    </w:p>
+    <w:p>
+      <w:pPr>
+        <w:rPr>
+          <w:sz w:val="24"/>
+        </w:rPr>
+      </w:pPr>
+      <w:r>
+        <w:rPr>
+          <w:sz w:val="24"/>
+        </w:rPr>
+        <w:t>-...</w:t>
+      </w:r>
+    </w:p>
+    <w:p>
+      <w:pPr>
+        <w:rPr>
+          <w:sz w:val="24"/>
+        </w:rPr>
+      </w:pPr>
+      <w:r>
+        <w:rPr>
+          <w:rFonts w:hint="eastAsia"/>
+          <w:sz w:val="24"/>
+        </w:rPr>
+        <w:t>原来如此</w:t>
+      </w:r>
+      <w:r>
+        <w:rPr>
+          <w:sz w:val="24"/>
+        </w:rPr>
+        <w:t>...</w:t>
+      </w:r>
+      <w:r>
+        <w:rPr>
+          <w:rFonts w:hint="eastAsia"/>
+          <w:sz w:val="24"/>
+        </w:rPr>
+        <w:t>曦轮真的坚持到了最后一刻</w:t>
+      </w:r>
+      <w:r>
+        <w:rPr>
+          <w:sz w:val="24"/>
+        </w:rPr>
+        <w:t>...</w:t>
+      </w:r>
+      <w:r>
+        <w:rPr>
+          <w:rFonts w:hint="eastAsia"/>
+          <w:sz w:val="24"/>
+        </w:rPr>
+        <w:t>没想到你最终竟会和魔女一同归来拯救世界。好吧，关于过去的一切，你想知道些什么，我尽可能地回答你。</w:t>
+      </w:r>
+    </w:p>
+    <w:p>
+      <w:pPr>
+        <w:ind w:firstLine="420"/>
+        <w:rPr>
+          <w:sz w:val="24"/>
+        </w:rPr>
+      </w:pPr>
+      <w:r>
+        <w:rPr>
+          <w:rFonts w:hint="eastAsia"/>
+          <w:sz w:val="24"/>
+        </w:rPr>
+        <w:t>-我到底是谁？</w:t>
+      </w:r>
+    </w:p>
+    <w:p>
+      <w:pPr>
+        <w:ind w:firstLine="420"/>
+        <w:rPr>
+          <w:rFonts w:hint="eastAsia"/>
+          <w:sz w:val="24"/>
+        </w:rPr>
+      </w:pPr>
+      <w:r>
+        <w:rPr>
+          <w:rFonts w:hint="eastAsia"/>
+          <w:sz w:val="24"/>
+        </w:rPr>
+        <w:t>你名为Purus Absolutus，乃纯净之使徒，负责净化世间黑暗，与我们同为尘世十执政。</w:t>
+      </w:r>
+    </w:p>
+    <w:p>
+      <w:pPr>
+        <w:ind w:firstLine="420"/>
+        <w:rPr>
+          <w:rFonts w:hint="default" w:eastAsiaTheme="minorEastAsia"/>
+          <w:sz w:val="24"/>
+          <w:lang w:val="en-US" w:eastAsia="zh-CN"/>
+        </w:rPr>
+      </w:pPr>
+      <w:r>
+        <w:rPr>
+          <w:rFonts w:hint="eastAsia"/>
+          <w:sz w:val="24"/>
+          <w:lang w:val="en-US" w:eastAsia="zh-CN"/>
+        </w:rPr>
+        <w:t>-继续</w:t>
+      </w:r>
+    </w:p>
+    <w:p>
+      <w:pPr>
+        <w:ind w:firstLine="420"/>
+        <w:rPr>
+          <w:rFonts w:hint="eastAsia"/>
+          <w:sz w:val="24"/>
+        </w:rPr>
+      </w:pPr>
+      <w:r>
+        <w:rPr>
+          <w:rFonts w:hint="eastAsia"/>
+          <w:sz w:val="24"/>
+        </w:rPr>
+        <w:t>千年以前，恰好轮到你出面解决天外的事务，但在你离去后不久，黑潮便降临世界。</w:t>
+      </w:r>
+    </w:p>
+    <w:p>
+      <w:pPr>
+        <w:ind w:firstLine="420"/>
+        <w:rPr>
+          <w:rFonts w:hint="default" w:eastAsiaTheme="minorEastAsia"/>
+          <w:sz w:val="24"/>
+          <w:lang w:val="en-US" w:eastAsia="zh-CN"/>
+        </w:rPr>
+      </w:pPr>
+      <w:r>
+        <w:rPr>
+          <w:rFonts w:hint="eastAsia"/>
+          <w:sz w:val="24"/>
+          <w:lang w:val="en-US" w:eastAsia="zh-CN"/>
+        </w:rPr>
+        <w:t>-继续</w:t>
+      </w:r>
+    </w:p>
+    <w:p>
+      <w:pPr>
+        <w:ind w:firstLine="420"/>
+        <w:rPr>
+          <w:sz w:val="24"/>
+        </w:rPr>
+      </w:pPr>
+      <w:r>
+        <w:rPr>
+          <w:rFonts w:hint="eastAsia"/>
+          <w:sz w:val="24"/>
+        </w:rPr>
+        <w:t>也许是失去了来自你的净化的神力，我们无力抵抗黑潮，只能任由黑潮侵蚀我们。</w:t>
+      </w:r>
+    </w:p>
+    <w:p>
+      <w:pPr>
+        <w:ind w:firstLine="420"/>
+        <w:rPr>
+          <w:sz w:val="24"/>
+        </w:rPr>
+      </w:pPr>
+      <w:r>
+        <w:rPr>
+          <w:rFonts w:hint="eastAsia"/>
+          <w:sz w:val="24"/>
+        </w:rPr>
+        <w:t>-黑潮到底是什么？</w:t>
+      </w:r>
+    </w:p>
+    <w:p>
+      <w:pPr>
+        <w:ind w:firstLine="420"/>
+        <w:rPr>
+          <w:rFonts w:hint="eastAsia"/>
+          <w:sz w:val="24"/>
+        </w:rPr>
+      </w:pPr>
+      <w:r>
+        <w:rPr>
+          <w:rFonts w:hint="eastAsia"/>
+          <w:sz w:val="24"/>
+        </w:rPr>
+        <w:t>我不知道。黑潮刚刚降临时，我们对黑潮做了大量的研究，但毫无进展。</w:t>
+      </w:r>
+    </w:p>
+    <w:p>
+      <w:pPr>
+        <w:ind w:firstLine="420"/>
+        <w:rPr>
+          <w:rFonts w:hint="default" w:eastAsiaTheme="minorEastAsia"/>
+          <w:sz w:val="24"/>
+          <w:lang w:val="en-US" w:eastAsia="zh-CN"/>
+        </w:rPr>
+      </w:pPr>
+      <w:r>
+        <w:rPr>
+          <w:rFonts w:hint="eastAsia"/>
+          <w:sz w:val="24"/>
+          <w:lang w:val="en-US" w:eastAsia="zh-CN"/>
+        </w:rPr>
+        <w:t>-继续</w:t>
+      </w:r>
+    </w:p>
+    <w:p>
+      <w:pPr>
+        <w:ind w:firstLine="420"/>
+        <w:rPr>
+          <w:rFonts w:hint="eastAsia"/>
+          <w:sz w:val="24"/>
+        </w:rPr>
+      </w:pPr>
+      <w:r>
+        <w:rPr>
+          <w:rFonts w:hint="eastAsia"/>
+          <w:sz w:val="24"/>
+        </w:rPr>
+        <w:t>黑潮本是代号Risperdal的一种介质，我们无法具体感知其存在。但受它影响的生灵皆逐渐发黑而死，因此我们将其命名为黑潮。</w:t>
+      </w:r>
+    </w:p>
+    <w:p>
+      <w:pPr>
+        <w:ind w:firstLine="420"/>
+        <w:rPr>
+          <w:rFonts w:hint="default" w:eastAsiaTheme="minorEastAsia"/>
+          <w:sz w:val="24"/>
+          <w:lang w:val="en-US" w:eastAsia="zh-CN"/>
+        </w:rPr>
+      </w:pPr>
+      <w:r>
+        <w:rPr>
+          <w:rFonts w:hint="eastAsia"/>
+          <w:sz w:val="24"/>
+          <w:lang w:val="en-US" w:eastAsia="zh-CN"/>
+        </w:rPr>
+        <w:t>-继续</w:t>
+      </w:r>
+    </w:p>
+    <w:p>
+      <w:pPr>
+        <w:ind w:firstLine="420"/>
+        <w:rPr>
+          <w:rFonts w:hint="eastAsia"/>
+          <w:sz w:val="24"/>
+        </w:rPr>
+      </w:pPr>
+      <w:r>
+        <w:rPr>
+          <w:rFonts w:hint="eastAsia"/>
+          <w:sz w:val="24"/>
+        </w:rPr>
+        <w:t>我们只知道黑潮来自天外的世界，但黑潮的目标似乎很明确，总是针对以我们使徒为首的生命。</w:t>
+      </w:r>
+    </w:p>
+    <w:p>
+      <w:pPr>
+        <w:ind w:firstLine="420"/>
+        <w:rPr>
+          <w:rFonts w:hint="default" w:eastAsiaTheme="minorEastAsia"/>
+          <w:sz w:val="24"/>
+          <w:lang w:val="en-US" w:eastAsia="zh-CN"/>
+        </w:rPr>
+      </w:pPr>
+      <w:r>
+        <w:rPr>
+          <w:rFonts w:hint="eastAsia"/>
+          <w:sz w:val="24"/>
+          <w:lang w:val="en-US" w:eastAsia="zh-CN"/>
+        </w:rPr>
+        <w:t>-继续</w:t>
+      </w:r>
+    </w:p>
+    <w:p>
+      <w:pPr>
+        <w:ind w:firstLine="420"/>
+        <w:rPr>
+          <w:sz w:val="24"/>
+        </w:rPr>
+      </w:pPr>
+      <w:r>
+        <w:rPr>
+          <w:rFonts w:hint="eastAsia"/>
+          <w:sz w:val="24"/>
+        </w:rPr>
+        <w:t>也许，由你来带领我们进行再创世，是我们文明延续的唯一希望了。</w:t>
+      </w:r>
+    </w:p>
+    <w:p>
+      <w:pPr>
+        <w:ind w:firstLine="420"/>
+        <w:rPr>
+          <w:color w:val="F2BA02" w:themeColor="accent3"/>
+          <w:sz w:val="24"/>
+          <w14:textFill>
+            <w14:solidFill>
+              <w14:schemeClr w14:val="accent3"/>
+            </w14:solidFill>
+          </w14:textFill>
+        </w:rPr>
+      </w:pPr>
+      <w:r>
+        <w:rPr>
+          <w:rFonts w:hint="eastAsia"/>
+          <w:sz w:val="24"/>
+        </w:rPr>
+        <w:t>-</w:t>
+      </w:r>
+      <w:r>
+        <w:rPr>
+          <w:rFonts w:hint="eastAsia"/>
+          <w:color w:val="F2BA02" w:themeColor="accent3"/>
+          <w:sz w:val="24"/>
+          <w14:textFill>
+            <w14:solidFill>
+              <w14:schemeClr w14:val="accent3"/>
+            </w14:solidFill>
+          </w14:textFill>
+        </w:rPr>
+        <w:t>我没有想问的了</w:t>
+      </w:r>
+    </w:p>
+    <w:p>
+      <w:pPr>
+        <w:ind w:left="420" w:firstLine="420"/>
+        <w:rPr>
+          <w:rFonts w:hint="eastAsia"/>
+          <w:sz w:val="24"/>
+        </w:rPr>
+      </w:pPr>
+      <w:r>
+        <w:rPr>
+          <w:rFonts w:hint="eastAsia"/>
+          <w:sz w:val="24"/>
+        </w:rPr>
+        <w:t>也就是说，现在需要代表我神性的神之眼，来协助完成仪式是吧。但神之眼的剥离，意味着我将放弃身为人的肉体。</w:t>
+      </w:r>
+    </w:p>
+    <w:p>
+      <w:pPr>
+        <w:ind w:left="420" w:firstLine="420"/>
+        <w:rPr>
+          <w:rFonts w:hint="default" w:eastAsiaTheme="minorEastAsia"/>
+          <w:sz w:val="24"/>
+          <w:lang w:val="en-US" w:eastAsia="zh-CN"/>
+        </w:rPr>
+      </w:pPr>
+      <w:r>
+        <w:rPr>
+          <w:rFonts w:hint="eastAsia"/>
+          <w:sz w:val="24"/>
+          <w:lang w:val="en-US" w:eastAsia="zh-CN"/>
+        </w:rPr>
+        <w:t>-继续</w:t>
+      </w:r>
+    </w:p>
+    <w:p>
+      <w:pPr>
+        <w:ind w:left="420" w:firstLine="420"/>
+        <w:rPr>
+          <w:sz w:val="24"/>
+        </w:rPr>
+      </w:pPr>
+      <w:r>
+        <w:rPr>
+          <w:rFonts w:hint="eastAsia"/>
+          <w:sz w:val="24"/>
+        </w:rPr>
+        <w:t>也罢，现在的我，黑潮缠身，早已不是我原初的身躯</w:t>
+      </w:r>
+      <w:r>
+        <w:rPr>
+          <w:sz w:val="24"/>
+        </w:rPr>
+        <w:t>...</w:t>
+      </w:r>
+      <w:r>
+        <w:rPr>
+          <w:rFonts w:hint="eastAsia"/>
+          <w:sz w:val="24"/>
+        </w:rPr>
+        <w:t>我离开了神之眼的力量，便无法再维持人形</w:t>
+      </w:r>
+      <w:r>
+        <w:rPr>
+          <w:sz w:val="24"/>
+        </w:rPr>
+        <w:t>...</w:t>
+      </w:r>
+    </w:p>
+    <w:p>
+      <w:pPr>
+        <w:ind w:left="420" w:firstLine="420"/>
+        <w:rPr>
+          <w:sz w:val="24"/>
+        </w:rPr>
+      </w:pPr>
+      <w:r>
+        <w:rPr>
+          <w:rFonts w:hint="eastAsia"/>
+          <w:sz w:val="24"/>
+        </w:rPr>
+        <w:t>-</w:t>
+      </w:r>
+      <w:r>
+        <w:rPr>
+          <w:sz w:val="24"/>
+        </w:rPr>
+        <w:t>...</w:t>
+      </w:r>
+    </w:p>
+    <w:p>
+      <w:pPr>
+        <w:ind w:left="420" w:firstLine="420"/>
+        <w:rPr>
+          <w:sz w:val="24"/>
+        </w:rPr>
+      </w:pPr>
+      <w:r>
+        <w:rPr>
+          <w:sz w:val="24"/>
+        </w:rPr>
+        <w:t>...</w:t>
+      </w:r>
+      <w:r>
+        <w:rPr>
+          <w:rFonts w:hint="eastAsia"/>
+          <w:sz w:val="24"/>
+        </w:rPr>
+        <w:t>也许这就是我们的宿命吧。</w:t>
+      </w:r>
+    </w:p>
+    <w:p>
+      <w:pPr>
+        <w:ind w:left="420" w:firstLine="420"/>
+        <w:rPr>
+          <w:sz w:val="24"/>
+        </w:rPr>
+      </w:pPr>
+      <w:r>
+        <w:rPr>
+          <w:rFonts w:hint="eastAsia"/>
+          <w:sz w:val="24"/>
+        </w:rPr>
+        <w:t>-不要这样</w:t>
+      </w:r>
+      <w:r>
+        <w:rPr>
+          <w:sz w:val="24"/>
+        </w:rPr>
+        <w:t>...</w:t>
+      </w:r>
+    </w:p>
+    <w:p>
+      <w:pPr>
+        <w:ind w:left="420" w:firstLine="420"/>
+        <w:rPr>
+          <w:sz w:val="24"/>
+        </w:rPr>
+      </w:pPr>
+      <w:r>
+        <w:rPr>
+          <w:sz w:val="24"/>
+        </w:rPr>
+        <w:t>...</w:t>
+      </w:r>
+      <w:r>
+        <w:rPr>
+          <w:rFonts w:hint="eastAsia"/>
+          <w:sz w:val="24"/>
+        </w:rPr>
+        <w:t>明天见，Purus Absolutus！愿我们能在约定的新世界相遇！</w:t>
+      </w:r>
+    </w:p>
+    <w:p>
+      <w:pPr>
+        <w:ind w:left="420" w:firstLine="420"/>
+        <w:rPr>
+          <w:color w:val="E54C5E" w:themeColor="accent6"/>
+          <w:sz w:val="24"/>
+          <w14:textFill>
+            <w14:solidFill>
+              <w14:schemeClr w14:val="accent6"/>
+            </w14:solidFill>
+          </w14:textFill>
+        </w:rPr>
+      </w:pPr>
+      <w:r>
+        <w:rPr>
+          <w:rFonts w:hint="eastAsia"/>
+          <w:sz w:val="24"/>
+        </w:rPr>
+        <w:t>-</w:t>
+      </w:r>
+      <w:r>
+        <w:rPr>
+          <w:rFonts w:hint="eastAsia"/>
+          <w:color w:val="E54C5E" w:themeColor="accent6"/>
+          <w:sz w:val="24"/>
+          <w14:textFill>
+            <w14:solidFill>
+              <w14:schemeClr w14:val="accent6"/>
+            </w14:solidFill>
+          </w14:textFill>
+        </w:rPr>
+        <w:t>处决</w:t>
+      </w:r>
+    </w:p>
+    <w:p>
+      <w:pPr>
+        <w:rPr>
+          <w:sz w:val="24"/>
+          <w:highlight w:val="yellow"/>
+        </w:rPr>
+      </w:pPr>
+    </w:p>
+    <w:p>
+      <w:pPr>
+        <w:rPr>
+          <w:color w:val="EE822F" w:themeColor="accent2"/>
+          <w:sz w:val="24"/>
+          <w14:textFill>
+            <w14:solidFill>
+              <w14:schemeClr w14:val="accent2"/>
+            </w14:solidFill>
+          </w14:textFill>
+        </w:rPr>
+      </w:pPr>
+      <w:r>
+        <w:rPr>
+          <w:rFonts w:hint="eastAsia"/>
+          <w:color w:val="EE822F" w:themeColor="accent2"/>
+          <w:sz w:val="24"/>
+          <w14:textFill>
+            <w14:solidFill>
+              <w14:schemeClr w14:val="accent2"/>
+            </w14:solidFill>
+          </w14:textFill>
+        </w:rPr>
+        <w:t>将神之眼置于祭坛上</w:t>
+      </w:r>
+    </w:p>
+    <w:p>
+      <w:pPr>
+        <w:rPr>
+          <w:sz w:val="24"/>
+        </w:rPr>
+      </w:pPr>
+      <w:r>
+        <w:rPr>
+          <w:rFonts w:hint="eastAsia"/>
+          <w:color w:val="EE822F" w:themeColor="accent2"/>
+          <w:sz w:val="24"/>
+          <w14:textFill>
+            <w14:solidFill>
+              <w14:schemeClr w14:val="accent2"/>
+            </w14:solidFill>
+          </w14:textFill>
+        </w:rPr>
+        <w:t>用神之眼在女神像处祈福</w:t>
+      </w:r>
+    </w:p>
+    <w:p>
+      <w:pPr>
+        <w:rPr>
+          <w:sz w:val="24"/>
+          <w:highlight w:val="yellow"/>
+        </w:rPr>
+      </w:pPr>
+      <w:r>
+        <w:rPr>
+          <w:rFonts w:hint="eastAsia"/>
+          <w:b/>
+          <w:bCs/>
+          <w:color w:val="EE822F" w:themeColor="accent2"/>
+          <w:sz w:val="24"/>
+          <w14:textFill>
+            <w14:solidFill>
+              <w14:schemeClr w14:val="accent2"/>
+            </w14:solidFill>
+          </w14:textFill>
+        </w:rPr>
+        <w:t>和安对话</w:t>
+      </w:r>
+      <w:r>
+        <w:rPr>
+          <w:rFonts w:hint="eastAsia"/>
+          <w:b/>
+          <w:bCs/>
+          <w:color w:val="EE822F" w:themeColor="accent2"/>
+          <w:sz w:val="24"/>
+          <w:highlight w:val="yellow"/>
+          <w14:textFill>
+            <w14:solidFill>
+              <w14:schemeClr w14:val="accent2"/>
+            </w14:solidFill>
+          </w14:textFill>
+        </w:rPr>
+        <w:t>（选择知情才有此选项）</w:t>
+      </w:r>
+    </w:p>
+    <w:p>
+      <w:pPr>
+        <w:rPr>
+          <w:b/>
+          <w:bCs/>
+          <w:color w:val="EE822F" w:themeColor="accent2"/>
+          <w:sz w:val="24"/>
+          <w14:textFill>
+            <w14:solidFill>
+              <w14:schemeClr w14:val="accent2"/>
+            </w14:solidFill>
+          </w14:textFill>
+        </w:rPr>
+      </w:pPr>
+      <w:r>
+        <w:rPr>
+          <w:rFonts w:hint="eastAsia"/>
+          <w:b/>
+          <w:bCs/>
+          <w:color w:val="EE822F" w:themeColor="accent2"/>
+          <w:sz w:val="24"/>
+          <w14:textFill>
+            <w14:solidFill>
+              <w14:schemeClr w14:val="accent2"/>
+            </w14:solidFill>
+          </w14:textFill>
+        </w:rPr>
+        <w:t>和曦轮对话</w:t>
+      </w:r>
+    </w:p>
+    <w:p>
+      <w:pPr>
+        <w:rPr>
+          <w:b/>
+          <w:bCs/>
+          <w:color w:val="EE822F" w:themeColor="accent2"/>
+          <w:sz w:val="24"/>
+          <w14:textFill>
+            <w14:solidFill>
+              <w14:schemeClr w14:val="accent2"/>
+            </w14:solidFill>
+          </w14:textFill>
+        </w:rPr>
+      </w:pPr>
+    </w:p>
+    <w:p>
+      <w:pPr>
+        <w:rPr>
+          <w:b/>
+          <w:bCs/>
+          <w:sz w:val="24"/>
+        </w:rPr>
+      </w:pPr>
+      <w:r>
+        <w:rPr>
+          <w:rFonts w:hint="eastAsia"/>
+          <w:b/>
+          <w:bCs/>
+          <w:sz w:val="24"/>
+        </w:rPr>
+        <w:t>安</w:t>
+      </w:r>
+      <w:r>
+        <w:rPr>
+          <w:rFonts w:hint="eastAsia"/>
+          <w:b/>
+          <w:bCs/>
+          <w:color w:val="EE822F" w:themeColor="accent2"/>
+          <w:sz w:val="24"/>
+          <w:highlight w:val="yellow"/>
+          <w14:textFill>
+            <w14:solidFill>
+              <w14:schemeClr w14:val="accent2"/>
+            </w14:solidFill>
+          </w14:textFill>
+        </w:rPr>
+        <w:t>（选择知情才有此选项）</w:t>
+      </w:r>
+      <w:r>
+        <w:rPr>
+          <w:rFonts w:hint="eastAsia"/>
+          <w:b/>
+          <w:bCs/>
+          <w:sz w:val="24"/>
+        </w:rPr>
+        <w:t>：</w:t>
+      </w:r>
+    </w:p>
+    <w:p>
+      <w:pPr>
+        <w:rPr>
+          <w:sz w:val="24"/>
+        </w:rPr>
+      </w:pPr>
+      <w:r>
+        <w:rPr>
+          <w:rFonts w:hint="eastAsia"/>
+          <w:sz w:val="24"/>
+        </w:rPr>
+        <w:t>%s，你看起来似乎有什么心事，在天域发生了什么？</w:t>
+      </w:r>
+    </w:p>
+    <w:p>
+      <w:pPr>
+        <w:rPr>
+          <w:sz w:val="24"/>
+        </w:rPr>
+      </w:pPr>
+      <w:r>
+        <w:rPr>
+          <w:rFonts w:hint="eastAsia"/>
+          <w:sz w:val="24"/>
+        </w:rPr>
+        <w:t>-安，其实我</w:t>
+      </w:r>
+      <w:r>
+        <w:rPr>
+          <w:sz w:val="24"/>
+        </w:rPr>
+        <w:t>...</w:t>
+      </w:r>
+    </w:p>
+    <w:p>
+      <w:pPr>
+        <w:rPr>
+          <w:sz w:val="24"/>
+        </w:rPr>
+      </w:pPr>
+      <w:r>
+        <w:rPr>
+          <w:sz w:val="24"/>
+        </w:rPr>
+        <w:t>...</w:t>
+      </w:r>
+      <w:r>
+        <w:rPr>
+          <w:rFonts w:hint="eastAsia"/>
+          <w:sz w:val="24"/>
+        </w:rPr>
+        <w:t>（将天域发生的事告诉安）</w:t>
+      </w:r>
+    </w:p>
+    <w:p>
+      <w:pPr>
+        <w:rPr>
+          <w:sz w:val="24"/>
+        </w:rPr>
+      </w:pPr>
+      <w:r>
+        <w:rPr>
+          <w:sz w:val="24"/>
+        </w:rPr>
+        <w:t>-...</w:t>
+      </w:r>
+    </w:p>
+    <w:p>
+      <w:pPr>
+        <w:rPr>
+          <w:sz w:val="24"/>
+        </w:rPr>
+      </w:pPr>
+      <w:r>
+        <w:rPr>
+          <w:rFonts w:hint="eastAsia"/>
+          <w:sz w:val="24"/>
+        </w:rPr>
+        <w:t>原来，这就是为什么你之前说，祂们似乎都认识你</w:t>
+      </w:r>
+      <w:r>
+        <w:rPr>
+          <w:sz w:val="24"/>
+        </w:rPr>
+        <w:t>...</w:t>
+      </w:r>
+    </w:p>
+    <w:p>
+      <w:pPr>
+        <w:rPr>
+          <w:b/>
+          <w:bCs/>
+          <w:color w:val="EE822F" w:themeColor="accent2"/>
+          <w:sz w:val="24"/>
+          <w14:textFill>
+            <w14:solidFill>
+              <w14:schemeClr w14:val="accent2"/>
+            </w14:solidFill>
+          </w14:textFill>
+        </w:rPr>
+      </w:pPr>
     </w:p>
     <w:p>
       <w:pPr>
@@ -8913,9 +9759,18 @@
       <w:r>
         <w:rPr>
           <w:rFonts w:hint="eastAsia"/>
-          <w:sz w:val="24"/>
-        </w:rPr>
-        <w:t>-曦轮</w:t>
+          <w:b/>
+          <w:bCs/>
+          <w:sz w:val="24"/>
+        </w:rPr>
+        <w:t>曦轮：</w:t>
+      </w:r>
+      <w:r>
+        <w:rPr>
+          <w:rFonts w:hint="eastAsia"/>
+          <w:sz w:val="24"/>
+        </w:rPr>
+        <w:tab/>
       </w:r>
     </w:p>
     <w:p>
@@ -8932,7 +9787,20 @@
           <w:rFonts w:hint="eastAsia"/>
           <w:sz w:val="24"/>
         </w:rPr>
-        <w:t>-我已知晓我是谁</w:t>
+        <w:t>咳咳，阁下，你来了，咳咳</w:t>
+      </w:r>
+      <w:r>
+        <w:rPr>
+          <w:sz w:val="24"/>
+        </w:rPr>
+        <w:t>...</w:t>
+      </w:r>
+      <w:r>
+        <w:rPr>
+          <w:rFonts w:hint="eastAsia"/>
+          <w:sz w:val="24"/>
+        </w:rPr>
+        <w:t>天空之眼的寻找还顺利吗</w:t>
       </w:r>
     </w:p>
     <w:p>
@@ -8944,19 +9812,6 @@
           <w:sz w:val="24"/>
         </w:rPr>
       </w:pPr>
-      <w:r>
-        <w:rPr>
-          <w:sz w:val="24"/>
-        </w:rPr>
-        <w:t>...</w:t>
-      </w:r>
-      <w:r>
-        <w:rPr>
-          <w:rFonts w:hint="eastAsia"/>
-          <w:sz w:val="24"/>
-        </w:rPr>
-        <w:t>（将天域发生的事告诉曦轮）</w:t>
-      </w:r>
     </w:p>
     <w:p>
       <w:pPr>
@@ -8964,14 +9819,21 @@
           <w:tab w:val="left" w:pos="2674"/>
         </w:tabs>
         <w:rPr>
-          <w:sz w:val="24"/>
-        </w:rPr>
-      </w:pPr>
-      <w:r>
-        <w:rPr>
-          <w:sz w:val="24"/>
-        </w:rPr>
-        <w:t>-...</w:t>
+          <w:b/>
+          <w:bCs/>
+          <w:sz w:val="24"/>
+          <w:highlight w:val="yellow"/>
+        </w:rPr>
+      </w:pPr>
+      <w:r>
+        <w:rPr>
+          <w:rFonts w:hint="eastAsia"/>
+          <w:b/>
+          <w:bCs/>
+          <w:sz w:val="24"/>
+          <w:highlight w:val="yellow"/>
+        </w:rPr>
+        <w:t>知情：</w:t>
       </w:r>
     </w:p>
     <w:p>
@@ -8988,91 +9850,7 @@
           <w:rFonts w:hint="eastAsia"/>
           <w:sz w:val="24"/>
         </w:rPr>
-        <w:t>原来如此</w:t>
-      </w:r>
-      <w:r>
-        <w:rPr>
-          <w:sz w:val="24"/>
-        </w:rPr>
-        <w:t>...</w:t>
-      </w:r>
-      <w:r>
-        <w:rPr>
-          <w:rFonts w:hint="eastAsia"/>
-          <w:sz w:val="24"/>
-        </w:rPr>
-        <w:t>原来死海文书中的救世主，乃是纯净使徒</w:t>
-      </w:r>
-      <w:r>
-        <w:rPr>
-          <w:sz w:val="24"/>
-        </w:rPr>
-        <w:t>...</w:t>
-      </w:r>
-      <w:r>
-        <w:rPr>
-          <w:rFonts w:hint="eastAsia"/>
-          <w:sz w:val="24"/>
-        </w:rPr>
-        <w:t>唯有纯净能扫去一切黑暗</w:t>
-      </w:r>
-      <w:r>
-        <w:rPr>
-          <w:sz w:val="24"/>
-        </w:rPr>
-        <w:t>...</w:t>
-      </w:r>
-      <w:r>
-        <w:rPr>
-          <w:rFonts w:hint="eastAsia"/>
-          <w:sz w:val="24"/>
-        </w:rPr>
-        <w:t>难怪吾总觉得，阁下与我们有着同样的气息，且能穿行于三界。咳，眼下就差最后一步</w:t>
-      </w:r>
-      <w:r>
-        <w:rPr>
-          <w:sz w:val="24"/>
-        </w:rPr>
-        <w:t>...</w:t>
-      </w:r>
-      <w:r>
-        <w:rPr>
-          <w:rFonts w:hint="eastAsia"/>
-          <w:sz w:val="24"/>
-        </w:rPr>
-        <w:t>就可以启动仪式了</w:t>
-      </w:r>
-      <w:r>
-        <w:rPr>
-          <w:sz w:val="24"/>
-        </w:rPr>
-        <w:t>...</w:t>
-      </w:r>
-      <w:r>
-        <w:rPr>
-          <w:rFonts w:hint="eastAsia"/>
-          <w:sz w:val="24"/>
-        </w:rPr>
-        <w:t>虚无使徒的神之眼，就在终界</w:t>
-      </w:r>
-      <w:r>
-        <w:rPr>
-          <w:sz w:val="24"/>
-        </w:rPr>
-        <w:t>...</w:t>
-      </w:r>
-      <w:r>
-        <w:rPr>
-          <w:rFonts w:hint="eastAsia"/>
-          <w:sz w:val="24"/>
-        </w:rPr>
-        <w:t>我已无力为共鸣石充能，还请阁下寻找要塞，前往终界</w:t>
-      </w:r>
-      <w:r>
-        <w:rPr>
-          <w:sz w:val="24"/>
-        </w:rPr>
-        <w:t>...</w:t>
+        <w:t>-曦轮</w:t>
       </w:r>
     </w:p>
     <w:p>
@@ -9084,6 +9862,13 @@
           <w:sz w:val="24"/>
         </w:rPr>
       </w:pPr>
+      <w:r>
+        <w:rPr>
+          <w:rFonts w:hint="eastAsia"/>
+          <w:sz w:val="24"/>
+        </w:rPr>
+        <w:t>-我已知晓我是谁</w:t>
+      </w:r>
     </w:p>
     <w:p>
       <w:pPr>
@@ -9091,21 +9876,21 @@
           <w:tab w:val="left" w:pos="2674"/>
         </w:tabs>
         <w:rPr>
-          <w:b/>
-          <w:bCs/>
-          <w:sz w:val="24"/>
-          <w:highlight w:val="yellow"/>
-        </w:rPr>
-      </w:pPr>
-      <w:r>
-        <w:rPr>
-          <w:rFonts w:hint="eastAsia"/>
-          <w:b/>
-          <w:bCs/>
-          <w:sz w:val="24"/>
-          <w:highlight w:val="yellow"/>
-        </w:rPr>
-        <w:t>不知情：</w:t>
+          <w:sz w:val="24"/>
+        </w:rPr>
+      </w:pPr>
+      <w:r>
+        <w:rPr>
+          <w:sz w:val="24"/>
+        </w:rPr>
+        <w:t>...</w:t>
+      </w:r>
+      <w:r>
+        <w:rPr>
+          <w:rFonts w:hint="eastAsia"/>
+          <w:sz w:val="24"/>
+        </w:rPr>
+        <w:t>（将天域发生的事告诉曦轮）</w:t>
       </w:r>
     </w:p>
     <w:p>
@@ -9119,10 +9904,9 @@
       </w:pPr>
       <w:r>
         <w:rPr>
-          <w:rFonts w:hint="eastAsia"/>
-          <w:sz w:val="24"/>
-        </w:rPr>
-        <w:t>-你的情况更糟了</w:t>
+          <w:sz w:val="24"/>
+        </w:rPr>
+        <w:t>-...</w:t>
       </w:r>
     </w:p>
     <w:p>
@@ -9139,7 +9923,7 @@
           <w:rFonts w:hint="eastAsia"/>
           <w:sz w:val="24"/>
         </w:rPr>
-        <w:t>阁下，我不要紧，眼下就差最后一步</w:t>
+        <w:t>原来如此</w:t>
       </w:r>
       <w:r>
         <w:rPr>
@@ -9152,7 +9936,7 @@
           <w:rFonts w:hint="eastAsia"/>
           <w:sz w:val="24"/>
         </w:rPr>
-        <w:t>就可以启动仪式了</w:t>
+        <w:t>原来死海文书中的救世主，乃是纯净使徒</w:t>
       </w:r>
       <w:r>
         <w:rPr>
@@ -9165,20 +9949,7 @@
           <w:rFonts w:hint="eastAsia"/>
           <w:sz w:val="24"/>
         </w:rPr>
-        <w:t>虚无使徒的神之眼，就在终界</w:t>
-      </w:r>
-      <w:r>
-        <w:rPr>
-          <w:sz w:val="24"/>
-        </w:rPr>
-        <w:t>...</w:t>
-      </w:r>
-      <w:r>
-        <w:rPr>
-          <w:rFonts w:hint="eastAsia"/>
-          <w:sz w:val="24"/>
-        </w:rPr>
-        <w:t>我已无力为共鸣石充能，还请阁下寻找要塞，前往终界</w:t>
+        <w:t>唯有纯净能扫去一切黑暗</w:t>
       </w:r>
       <w:r>
         <w:rPr>
@@ -9193,15 +9964,18 @@
           <w:tab w:val="left" w:pos="2674"/>
         </w:tabs>
         <w:rPr>
-          <w:sz w:val="24"/>
-        </w:rPr>
-      </w:pPr>
-      <w:r>
-        <w:rPr>
-          <w:rFonts w:hint="eastAsia"/>
-          <w:sz w:val="24"/>
-        </w:rPr>
-        <w:t>-好好休息，曦轮</w:t>
+          <w:rFonts w:hint="default" w:eastAsiaTheme="minorEastAsia"/>
+          <w:sz w:val="24"/>
+          <w:lang w:val="en-US" w:eastAsia="zh-CN"/>
+        </w:rPr>
+      </w:pPr>
+      <w:r>
+        <w:rPr>
+          <w:rFonts w:hint="eastAsia"/>
+          <w:sz w:val="24"/>
+          <w:lang w:val="en-US" w:eastAsia="zh-CN"/>
+        </w:rPr>
+        <w:t>-继续</w:t>
       </w:r>
     </w:p>
     <w:p>
@@ -9210,9 +9984,17 @@
           <w:tab w:val="left" w:pos="2674"/>
         </w:tabs>
         <w:rPr>
-          <w:sz w:val="24"/>
-        </w:rPr>
-      </w:pPr>
+          <w:rFonts w:hint="eastAsia"/>
+          <w:sz w:val="24"/>
+        </w:rPr>
+      </w:pPr>
+      <w:r>
+        <w:rPr>
+          <w:rFonts w:hint="eastAsia"/>
+          <w:sz w:val="24"/>
+        </w:rPr>
+        <w:t>难怪吾总觉得，阁下与我们有着同样的气息，且能穿行于三界。</w:t>
+      </w:r>
     </w:p>
     <w:p>
       <w:pPr>
@@ -9220,17 +10002,18 @@
           <w:tab w:val="left" w:pos="2674"/>
         </w:tabs>
         <w:rPr>
-          <w:sz w:val="24"/>
-          <w:highlight w:val="yellow"/>
-        </w:rPr>
-      </w:pPr>
-      <w:r>
-        <w:rPr>
-          <w:rFonts w:hint="eastAsia"/>
-          <w:sz w:val="24"/>
-          <w:highlight w:val="yellow"/>
-        </w:rPr>
-        <w:t>标题：末地之门已解锁</w:t>
+          <w:rFonts w:hint="default" w:eastAsiaTheme="minorEastAsia"/>
+          <w:sz w:val="24"/>
+          <w:lang w:val="en-US" w:eastAsia="zh-CN"/>
+        </w:rPr>
+      </w:pPr>
+      <w:r>
+        <w:rPr>
+          <w:rFonts w:hint="eastAsia"/>
+          <w:sz w:val="24"/>
+          <w:lang w:val="en-US" w:eastAsia="zh-CN"/>
+        </w:rPr>
+        <w:t>-继续</w:t>
       </w:r>
     </w:p>
     <w:p>
@@ -9242,6 +10025,58 @@
           <w:sz w:val="24"/>
         </w:rPr>
       </w:pPr>
+      <w:r>
+        <w:rPr>
+          <w:rFonts w:hint="eastAsia"/>
+          <w:sz w:val="24"/>
+        </w:rPr>
+        <w:t>咳，眼下就差最后一步</w:t>
+      </w:r>
+      <w:r>
+        <w:rPr>
+          <w:sz w:val="24"/>
+        </w:rPr>
+        <w:t>...</w:t>
+      </w:r>
+      <w:r>
+        <w:rPr>
+          <w:rFonts w:hint="eastAsia"/>
+          <w:sz w:val="24"/>
+        </w:rPr>
+        <w:t>就可以启动仪式了</w:t>
+      </w:r>
+      <w:r>
+        <w:rPr>
+          <w:sz w:val="24"/>
+        </w:rPr>
+        <w:t>...</w:t>
+      </w:r>
+      <w:r>
+        <w:rPr>
+          <w:rFonts w:hint="eastAsia"/>
+          <w:sz w:val="24"/>
+        </w:rPr>
+        <w:t>虚无使徒的神之眼，就在终界</w:t>
+      </w:r>
+      <w:r>
+        <w:rPr>
+          <w:sz w:val="24"/>
+        </w:rPr>
+        <w:t>...</w:t>
+      </w:r>
+      <w:r>
+        <w:rPr>
+          <w:rFonts w:hint="eastAsia"/>
+          <w:sz w:val="24"/>
+        </w:rPr>
+        <w:t>我已无力为共鸣石充能，还请阁下寻找要塞，前往终界</w:t>
+      </w:r>
+      <w:r>
+        <w:rPr>
+          <w:sz w:val="24"/>
+        </w:rPr>
+        <w:t>...</w:t>
+      </w:r>
     </w:p>
     <w:p>
       <w:pPr>
@@ -9249,28 +10084,9 @@
           <w:tab w:val="left" w:pos="2674"/>
         </w:tabs>
         <w:rPr>
-          <w:color w:val="EE822F" w:themeColor="accent2"/>
-          <w:sz w:val="24"/>
-          <w14:textFill>
-            <w14:solidFill>
-              <w14:schemeClr w14:val="accent2"/>
-            </w14:solidFill>
-          </w14:textFill>
-        </w:rPr>
-      </w:pPr>
-      <w:r>
-        <w:rPr>
-          <w:rFonts w:hint="eastAsia"/>
-          <w:color w:val="EE822F" w:themeColor="accent2"/>
-          <w:sz w:val="24"/>
-          <w14:textFill>
-            <w14:solidFill>
-              <w14:schemeClr w14:val="accent2"/>
-            </w14:solidFill>
-          </w14:textFill>
-        </w:rPr>
-        <w:t>任务：前往终界</w:t>
-      </w:r>
+          <w:sz w:val="24"/>
+        </w:rPr>
+      </w:pPr>
     </w:p>
     <w:p>
       <w:pPr>
@@ -9278,6 +10094,164 @@
           <w:tab w:val="left" w:pos="2674"/>
         </w:tabs>
         <w:rPr>
+          <w:b/>
+          <w:bCs/>
+          <w:sz w:val="24"/>
+          <w:highlight w:val="yellow"/>
+        </w:rPr>
+      </w:pPr>
+      <w:r>
+        <w:rPr>
+          <w:rFonts w:hint="eastAsia"/>
+          <w:b/>
+          <w:bCs/>
+          <w:sz w:val="24"/>
+          <w:highlight w:val="yellow"/>
+        </w:rPr>
+        <w:t>不知情：</w:t>
+      </w:r>
+    </w:p>
+    <w:p>
+      <w:pPr>
+        <w:tabs>
+          <w:tab w:val="left" w:pos="2674"/>
+        </w:tabs>
+        <w:rPr>
+          <w:sz w:val="24"/>
+        </w:rPr>
+      </w:pPr>
+      <w:r>
+        <w:rPr>
+          <w:rFonts w:hint="eastAsia"/>
+          <w:sz w:val="24"/>
+        </w:rPr>
+        <w:t>-你的情况更糟了</w:t>
+      </w:r>
+    </w:p>
+    <w:p>
+      <w:pPr>
+        <w:tabs>
+          <w:tab w:val="left" w:pos="2674"/>
+        </w:tabs>
+        <w:rPr>
+          <w:sz w:val="24"/>
+        </w:rPr>
+      </w:pPr>
+      <w:r>
+        <w:rPr>
+          <w:rFonts w:hint="eastAsia"/>
+          <w:sz w:val="24"/>
+        </w:rPr>
+        <w:t>阁下，我不要紧，眼下就差最后一步</w:t>
+      </w:r>
+      <w:r>
+        <w:rPr>
+          <w:sz w:val="24"/>
+        </w:rPr>
+        <w:t>...</w:t>
+      </w:r>
+      <w:r>
+        <w:rPr>
+          <w:rFonts w:hint="eastAsia"/>
+          <w:sz w:val="24"/>
+        </w:rPr>
+        <w:t>就可以启动仪式了</w:t>
+      </w:r>
+      <w:r>
+        <w:rPr>
+          <w:sz w:val="24"/>
+        </w:rPr>
+        <w:t>...</w:t>
+      </w:r>
+      <w:r>
+        <w:rPr>
+          <w:rFonts w:hint="eastAsia"/>
+          <w:sz w:val="24"/>
+        </w:rPr>
+        <w:t>虚无使徒的神之眼，就在终界</w:t>
+      </w:r>
+      <w:r>
+        <w:rPr>
+          <w:sz w:val="24"/>
+        </w:rPr>
+        <w:t>...</w:t>
+      </w:r>
+      <w:r>
+        <w:rPr>
+          <w:rFonts w:hint="eastAsia"/>
+          <w:sz w:val="24"/>
+        </w:rPr>
+        <w:t>我已无力为共鸣石充能，还请阁下寻找要塞，前往终界</w:t>
+      </w:r>
+      <w:r>
+        <w:rPr>
+          <w:sz w:val="24"/>
+        </w:rPr>
+        <w:t>...</w:t>
+      </w:r>
+    </w:p>
+    <w:p>
+      <w:pPr>
+        <w:tabs>
+          <w:tab w:val="left" w:pos="2674"/>
+        </w:tabs>
+        <w:rPr>
+          <w:sz w:val="24"/>
+        </w:rPr>
+      </w:pPr>
+      <w:r>
+        <w:rPr>
+          <w:rFonts w:hint="eastAsia"/>
+          <w:sz w:val="24"/>
+        </w:rPr>
+        <w:t>-好好休息，曦轮</w:t>
+      </w:r>
+    </w:p>
+    <w:p>
+      <w:pPr>
+        <w:tabs>
+          <w:tab w:val="left" w:pos="2674"/>
+        </w:tabs>
+        <w:rPr>
+          <w:sz w:val="24"/>
+        </w:rPr>
+      </w:pPr>
+    </w:p>
+    <w:p>
+      <w:pPr>
+        <w:tabs>
+          <w:tab w:val="left" w:pos="2674"/>
+        </w:tabs>
+        <w:rPr>
+          <w:sz w:val="24"/>
+          <w:highlight w:val="yellow"/>
+        </w:rPr>
+      </w:pPr>
+      <w:r>
+        <w:rPr>
+          <w:rFonts w:hint="eastAsia"/>
+          <w:sz w:val="24"/>
+          <w:highlight w:val="yellow"/>
+        </w:rPr>
+        <w:t>标题：末地之门已解锁</w:t>
+      </w:r>
+    </w:p>
+    <w:p>
+      <w:pPr>
+        <w:tabs>
+          <w:tab w:val="left" w:pos="2674"/>
+        </w:tabs>
+        <w:rPr>
+          <w:sz w:val="24"/>
+        </w:rPr>
+      </w:pPr>
+    </w:p>
+    <w:p>
+      <w:pPr>
+        <w:tabs>
+          <w:tab w:val="left" w:pos="2674"/>
+        </w:tabs>
+        <w:rPr>
           <w:color w:val="EE822F" w:themeColor="accent2"/>
           <w:sz w:val="24"/>
           <w14:textFill>
@@ -9298,6 +10272,35 @@
             </w14:solidFill>
           </w14:textFill>
         </w:rPr>
+        <w:t>任务：前往终界</w:t>
+      </w:r>
+    </w:p>
+    <w:p>
+      <w:pPr>
+        <w:tabs>
+          <w:tab w:val="left" w:pos="2674"/>
+        </w:tabs>
+        <w:rPr>
+          <w:color w:val="EE822F" w:themeColor="accent2"/>
+          <w:sz w:val="24"/>
+          <w14:textFill>
+            <w14:solidFill>
+              <w14:schemeClr w14:val="accent2"/>
+            </w14:solidFill>
+          </w14:textFill>
+        </w:rPr>
+      </w:pPr>
+      <w:r>
+        <w:rPr>
+          <w:rFonts w:hint="eastAsia"/>
+          <w:color w:val="EE822F" w:themeColor="accent2"/>
+          <w:sz w:val="24"/>
+          <w14:textFill>
+            <w14:solidFill>
+              <w14:schemeClr w14:val="accent2"/>
+            </w14:solidFill>
+          </w14:textFill>
+        </w:rPr>
         <w:t>进入后：任务：获得虚空之眼</w:t>
       </w:r>
     </w:p>
@@ -9545,12 +10548,67 @@
         </w:rPr>
         <w:t>...</w:t>
       </w:r>
-      <w:r>
-        <w:rPr>
-          <w:rFonts w:hint="eastAsia"/>
-          <w:sz w:val="24"/>
-        </w:rPr>
-        <w:t>方才你释放吾之神躯之时，我便取回了自己的部分力量。Purus，这把兵刃乃是当初你以净化之力炼成。可惜黑潮侵蚀，仅剩残胚。拿去吧，愿它能助你扫荡最后的黑潮！</w:t>
+    </w:p>
+    <w:p>
+      <w:pPr>
+        <w:rPr>
+          <w:rFonts w:hint="eastAsia"/>
+          <w:sz w:val="24"/>
+        </w:rPr>
+      </w:pPr>
+      <w:r>
+        <w:rPr>
+          <w:rFonts w:hint="eastAsia"/>
+          <w:sz w:val="24"/>
+          <w:lang w:val="en-US" w:eastAsia="zh-CN"/>
+        </w:rPr>
+        <w:t>-继续</w:t>
+      </w:r>
+    </w:p>
+    <w:p>
+      <w:pPr>
+        <w:rPr>
+          <w:rFonts w:hint="eastAsia"/>
+          <w:sz w:val="24"/>
+        </w:rPr>
+      </w:pPr>
+      <w:r>
+        <w:rPr>
+          <w:rFonts w:hint="eastAsia"/>
+          <w:sz w:val="24"/>
+        </w:rPr>
+        <w:t>方才你释放吾之神躯之时，我便取回了自己的部分力量。Purus，这把兵刃乃是当初你以净化之力炼成。</w:t>
+      </w:r>
+    </w:p>
+    <w:p>
+      <w:pPr>
+        <w:rPr>
+          <w:rFonts w:hint="default" w:eastAsiaTheme="minorEastAsia"/>
+          <w:sz w:val="24"/>
+          <w:lang w:val="en-US" w:eastAsia="zh-CN"/>
+        </w:rPr>
+      </w:pPr>
+      <w:r>
+        <w:rPr>
+          <w:rFonts w:hint="eastAsia"/>
+          <w:sz w:val="24"/>
+          <w:lang w:val="en-US" w:eastAsia="zh-CN"/>
+        </w:rPr>
+        <w:t>-继续</w:t>
+      </w:r>
+    </w:p>
+    <w:p>
+      <w:pPr>
+        <w:rPr>
+          <w:sz w:val="24"/>
+        </w:rPr>
+      </w:pPr>
+      <w:r>
+        <w:rPr>
+          <w:rFonts w:hint="eastAsia"/>
+          <w:sz w:val="24"/>
+        </w:rPr>
+        <w:t>可惜黑潮侵蚀，仅剩残胚。拿去吧，愿它能助你扫荡最后的黑潮！</w:t>
       </w:r>
     </w:p>
     <w:p>
@@ -9788,6 +10846,8 @@
         </w:rPr>
         <w:t>-...</w:t>
       </w:r>
+      <w:bookmarkStart w:id="0" w:name="_GoBack"/>
+      <w:bookmarkEnd w:id="0"/>
     </w:p>
     <w:p>
       <w:pPr>

--- a/剧情.docx
+++ b/剧情.docx
@@ -8778,218 +8778,6 @@
           <w:rFonts w:hint="eastAsia"/>
           <w:sz w:val="24"/>
         </w:rPr>
-        <w:t>-呈上凋零魂石</w:t>
-      </w:r>
-    </w:p>
-    <w:p>
-      <w:pPr>
-        <w:ind w:firstLine="420"/>
-        <w:rPr>
-          <w:rFonts w:hint="eastAsia"/>
-          <w:sz w:val="24"/>
-        </w:rPr>
-      </w:pPr>
-      <w:r>
-        <w:rPr>
-          <w:rFonts w:hint="eastAsia"/>
-          <w:sz w:val="24"/>
-        </w:rPr>
-        <w:t>这是</w:t>
-      </w:r>
-      <w:r>
-        <w:rPr>
-          <w:sz w:val="24"/>
-        </w:rPr>
-        <w:t>...</w:t>
-      </w:r>
-      <w:r>
-        <w:rPr>
-          <w:rFonts w:hint="eastAsia"/>
-          <w:sz w:val="24"/>
-        </w:rPr>
-        <w:t>凋零魂石？这是死亡使徒体内力量汇集而成的精华，可以打开轮回绝境的大门</w:t>
-      </w:r>
-      <w:r>
-        <w:rPr>
-          <w:rFonts w:hint="eastAsia"/>
-          <w:sz w:val="24"/>
-          <w:lang w:eastAsia="zh-CN"/>
-        </w:rPr>
-        <w:t>！</w:t>
-      </w:r>
-      <w:r>
-        <w:rPr>
-          <w:rFonts w:hint="eastAsia"/>
-          <w:sz w:val="24"/>
-        </w:rPr>
-        <w:t>或许需要借助那位魔女阁下的力量，才能激发它的力量。</w:t>
-      </w:r>
-    </w:p>
-    <w:p>
-      <w:pPr>
-        <w:ind w:firstLine="420"/>
-        <w:rPr>
-          <w:rFonts w:hint="default" w:eastAsiaTheme="minorEastAsia"/>
-          <w:sz w:val="24"/>
-          <w:lang w:val="en-US" w:eastAsia="zh-CN"/>
-        </w:rPr>
-      </w:pPr>
-      <w:r>
-        <w:rPr>
-          <w:rFonts w:hint="eastAsia"/>
-          <w:sz w:val="24"/>
-          <w:lang w:val="en-US" w:eastAsia="zh-CN"/>
-        </w:rPr>
-        <w:t>-继续</w:t>
-      </w:r>
-    </w:p>
-    <w:p>
-      <w:pPr>
-        <w:ind w:firstLine="420"/>
-        <w:rPr>
-          <w:sz w:val="24"/>
-        </w:rPr>
-      </w:pPr>
-      <w:r>
-        <w:rPr>
-          <w:rFonts w:hint="eastAsia"/>
-          <w:sz w:val="24"/>
-        </w:rPr>
-        <w:t>在共鸣石充能之前，阁下先去找安看看凋零魂石吧。</w:t>
-      </w:r>
-    </w:p>
-    <w:p>
-      <w:pPr>
-        <w:ind w:firstLine="420"/>
-        <w:rPr>
-          <w:sz w:val="24"/>
-          <w:highlight w:val="yellow"/>
-        </w:rPr>
-      </w:pPr>
-      <w:r>
-        <w:rPr>
-          <w:rFonts w:hint="eastAsia"/>
-          <w:sz w:val="24"/>
-          <w:highlight w:val="yellow"/>
-        </w:rPr>
-        <w:t>任务：等待共鸣石充能</w:t>
-      </w:r>
-    </w:p>
-    <w:p>
-      <w:pPr>
-        <w:ind w:firstLine="420"/>
-        <w:rPr>
-          <w:sz w:val="24"/>
-        </w:rPr>
-      </w:pPr>
-    </w:p>
-    <w:p>
-      <w:pPr>
-        <w:rPr>
-          <w:sz w:val="24"/>
-        </w:rPr>
-      </w:pPr>
-      <w:r>
-        <w:rPr>
-          <w:rFonts w:hint="eastAsia"/>
-          <w:b/>
-          <w:bCs/>
-          <w:sz w:val="24"/>
-        </w:rPr>
-        <w:t>安：</w:t>
-      </w:r>
-      <w:r>
-        <w:rPr>
-          <w:rFonts w:hint="eastAsia"/>
-          <w:sz w:val="24"/>
-        </w:rPr>
-        <w:t>%s，你回来了！</w:t>
-      </w:r>
-    </w:p>
-    <w:p>
-      <w:pPr>
-        <w:rPr>
-          <w:sz w:val="24"/>
-        </w:rPr>
-      </w:pPr>
-      <w:r>
-        <w:rPr>
-          <w:rFonts w:hint="eastAsia"/>
-          <w:sz w:val="24"/>
-        </w:rPr>
-        <w:t>-转达曦轮的话</w:t>
-      </w:r>
-    </w:p>
-    <w:p>
-      <w:pPr>
-        <w:rPr>
-          <w:sz w:val="24"/>
-        </w:rPr>
-      </w:pPr>
-      <w:r>
-        <w:rPr>
-          <w:rFonts w:hint="eastAsia"/>
-          <w:sz w:val="24"/>
-        </w:rPr>
-        <w:t>这样啊，让我看看。嗯</w:t>
-      </w:r>
-      <w:r>
-        <w:rPr>
-          <w:sz w:val="24"/>
-        </w:rPr>
-        <w:t>...</w:t>
-      </w:r>
-      <w:r>
-        <w:rPr>
-          <w:rFonts w:hint="eastAsia"/>
-          <w:sz w:val="24"/>
-        </w:rPr>
-        <w:t>智库里说，注入恶魂之泪，就可以激活它，打开轮回绝境的传送门！</w:t>
-      </w:r>
-    </w:p>
-    <w:p>
-      <w:pPr>
-        <w:rPr>
-          <w:sz w:val="24"/>
-        </w:rPr>
-      </w:pPr>
-      <w:r>
-        <w:rPr>
-          <w:rFonts w:hint="eastAsia"/>
-          <w:sz w:val="24"/>
-        </w:rPr>
-        <w:t>-轮回绝境？</w:t>
-      </w:r>
-    </w:p>
-    <w:p>
-      <w:pPr>
-        <w:rPr>
-          <w:rFonts w:hint="eastAsia"/>
-          <w:sz w:val="24"/>
-        </w:rPr>
-      </w:pPr>
-      <w:r>
-        <w:rPr>
-          <w:rFonts w:hint="eastAsia"/>
-          <w:sz w:val="24"/>
-        </w:rPr>
-        <w:t>轮回绝境是介于冥界和主世界之间的地带，在轮回绝境内，我们可以借助召唤祭坛，觐见往昔的使徒。</w:t>
-      </w:r>
-    </w:p>
-    <w:p>
-      <w:pPr>
-        <w:rPr>
-          <w:rFonts w:hint="eastAsia"/>
-          <w:sz w:val="24"/>
-          <w:lang w:val="en-US" w:eastAsia="zh-CN"/>
-        </w:rPr>
-      </w:pPr>
-      <w:r>
-        <w:rPr>
-          <w:rFonts w:hint="default"/>
-          <w:sz w:val="24"/>
-          <w:lang w:val="en-US"/>
-        </w:rPr>
         <w:t>-</w:t>
       </w:r>
       <w:r>
@@ -8998,70 +8786,297 @@
           <w:sz w:val="24"/>
           <w:lang w:val="en-US" w:eastAsia="zh-CN"/>
         </w:rPr>
-        <w:t>继续</w:t>
-      </w:r>
-    </w:p>
-    <w:p>
-      <w:pPr>
-        <w:rPr>
-          <w:rFonts w:hint="eastAsia"/>
-          <w:sz w:val="24"/>
-          <w:lang w:val="en-US" w:eastAsia="zh-CN"/>
-        </w:rPr>
-      </w:pPr>
-      <w:r>
-        <w:rPr>
-          <w:rFonts w:hint="eastAsia"/>
-          <w:sz w:val="24"/>
-          <w:lang w:val="en-US" w:eastAsia="zh-CN"/>
-        </w:rPr>
-        <w:t>或许我们可以进去瞧瞧，说不定可以从记忆中获取祂们的力量！</w:t>
-      </w:r>
-    </w:p>
-    <w:p>
-      <w:pPr>
-        <w:rPr>
-          <w:rFonts w:hint="eastAsia"/>
-          <w:sz w:val="24"/>
-          <w:lang w:val="en-US" w:eastAsia="zh-CN"/>
-        </w:rPr>
-      </w:pPr>
-      <w:r>
-        <w:rPr>
-          <w:rFonts w:hint="eastAsia"/>
-          <w:sz w:val="24"/>
-          <w:lang w:val="en-US" w:eastAsia="zh-CN"/>
-        </w:rPr>
-        <w:t>-解锁图鉴</w:t>
-      </w:r>
-    </w:p>
-    <w:p>
-      <w:pPr>
-        <w:rPr>
-          <w:rFonts w:hint="eastAsia"/>
-          <w:sz w:val="24"/>
-          <w:lang w:val="en-US" w:eastAsia="zh-CN"/>
-        </w:rPr>
-      </w:pPr>
-    </w:p>
-    <w:p>
-      <w:pPr>
-        <w:rPr>
-          <w:rFonts w:hint="default"/>
-          <w:sz w:val="24"/>
-          <w:lang w:val="en-US" w:eastAsia="zh-CN"/>
-        </w:rPr>
-      </w:pPr>
-      <w:r>
-        <w:rPr>
-          <w:rFonts w:hint="eastAsia"/>
-          <w:sz w:val="24"/>
-          <w:lang w:val="en-US" w:eastAsia="zh-CN"/>
-        </w:rPr>
-        <w:t>大标题显示新章节解锁</w:t>
+        <w:t>关于</w:t>
       </w:r>
       <w:bookmarkStart w:id="0" w:name="_GoBack"/>
       <w:bookmarkEnd w:id="0"/>
+      <w:r>
+        <w:rPr>
+          <w:rFonts w:hint="eastAsia"/>
+          <w:sz w:val="24"/>
+        </w:rPr>
+        <w:t>凋零魂石</w:t>
+      </w:r>
+    </w:p>
+    <w:p>
+      <w:pPr>
+        <w:ind w:firstLine="420"/>
+        <w:rPr>
+          <w:rFonts w:hint="eastAsia"/>
+          <w:sz w:val="24"/>
+        </w:rPr>
+      </w:pPr>
+      <w:r>
+        <w:rPr>
+          <w:rFonts w:hint="eastAsia"/>
+          <w:sz w:val="24"/>
+        </w:rPr>
+        <w:t>这是</w:t>
+      </w:r>
+      <w:r>
+        <w:rPr>
+          <w:sz w:val="24"/>
+        </w:rPr>
+        <w:t>...</w:t>
+      </w:r>
+      <w:r>
+        <w:rPr>
+          <w:rFonts w:hint="eastAsia"/>
+          <w:sz w:val="24"/>
+        </w:rPr>
+        <w:t>凋零魂石？这是死亡使徒体内力量汇集而成的精华，可以打开轮回绝境的大门</w:t>
+      </w:r>
+      <w:r>
+        <w:rPr>
+          <w:rFonts w:hint="eastAsia"/>
+          <w:sz w:val="24"/>
+          <w:lang w:eastAsia="zh-CN"/>
+        </w:rPr>
+        <w:t>！</w:t>
+      </w:r>
+      <w:r>
+        <w:rPr>
+          <w:rFonts w:hint="eastAsia"/>
+          <w:sz w:val="24"/>
+        </w:rPr>
+        <w:t>或许需要借助那位魔女阁下的力量，才能激发它的力量。</w:t>
+      </w:r>
+    </w:p>
+    <w:p>
+      <w:pPr>
+        <w:ind w:firstLine="420"/>
+        <w:rPr>
+          <w:rFonts w:hint="default" w:eastAsiaTheme="minorEastAsia"/>
+          <w:sz w:val="24"/>
+          <w:lang w:val="en-US" w:eastAsia="zh-CN"/>
+        </w:rPr>
+      </w:pPr>
+      <w:r>
+        <w:rPr>
+          <w:rFonts w:hint="eastAsia"/>
+          <w:sz w:val="24"/>
+          <w:lang w:val="en-US" w:eastAsia="zh-CN"/>
+        </w:rPr>
+        <w:t>-继续</w:t>
+      </w:r>
+    </w:p>
+    <w:p>
+      <w:pPr>
+        <w:ind w:firstLine="420"/>
+        <w:rPr>
+          <w:sz w:val="24"/>
+        </w:rPr>
+      </w:pPr>
+      <w:r>
+        <w:rPr>
+          <w:rFonts w:hint="eastAsia"/>
+          <w:sz w:val="24"/>
+        </w:rPr>
+        <w:t>在共鸣石充能之前，阁下先去找安看看凋零魂石吧。</w:t>
+      </w:r>
+    </w:p>
+    <w:p>
+      <w:pPr>
+        <w:ind w:firstLine="420"/>
+        <w:rPr>
+          <w:sz w:val="24"/>
+          <w:highlight w:val="yellow"/>
+        </w:rPr>
+      </w:pPr>
+      <w:r>
+        <w:rPr>
+          <w:rFonts w:hint="eastAsia"/>
+          <w:sz w:val="24"/>
+          <w:highlight w:val="yellow"/>
+        </w:rPr>
+        <w:t>任务：等待共鸣石充能</w:t>
+      </w:r>
+    </w:p>
+    <w:p>
+      <w:pPr>
+        <w:ind w:firstLine="420"/>
+        <w:rPr>
+          <w:sz w:val="24"/>
+        </w:rPr>
+      </w:pPr>
+    </w:p>
+    <w:p>
+      <w:pPr>
+        <w:rPr>
+          <w:sz w:val="24"/>
+        </w:rPr>
+      </w:pPr>
+      <w:r>
+        <w:rPr>
+          <w:rFonts w:hint="eastAsia"/>
+          <w:b/>
+          <w:bCs/>
+          <w:sz w:val="24"/>
+        </w:rPr>
+        <w:t>安：</w:t>
+      </w:r>
+      <w:r>
+        <w:rPr>
+          <w:rFonts w:hint="eastAsia"/>
+          <w:sz w:val="24"/>
+        </w:rPr>
+        <w:t>%s，你回来了！</w:t>
+      </w:r>
+    </w:p>
+    <w:p>
+      <w:pPr>
+        <w:rPr>
+          <w:sz w:val="24"/>
+        </w:rPr>
+      </w:pPr>
+      <w:r>
+        <w:rPr>
+          <w:rFonts w:hint="eastAsia"/>
+          <w:sz w:val="24"/>
+        </w:rPr>
+        <w:t>-转达曦轮的话</w:t>
+      </w:r>
+    </w:p>
+    <w:p>
+      <w:pPr>
+        <w:rPr>
+          <w:sz w:val="24"/>
+        </w:rPr>
+      </w:pPr>
+      <w:r>
+        <w:rPr>
+          <w:rFonts w:hint="eastAsia"/>
+          <w:sz w:val="24"/>
+        </w:rPr>
+        <w:t>这样啊，让我看看。嗯</w:t>
+      </w:r>
+      <w:r>
+        <w:rPr>
+          <w:sz w:val="24"/>
+        </w:rPr>
+        <w:t>...</w:t>
+      </w:r>
+      <w:r>
+        <w:rPr>
+          <w:rFonts w:hint="eastAsia"/>
+          <w:sz w:val="24"/>
+        </w:rPr>
+        <w:t>智库里说，注入恶魂之泪，就可以激活它，打开轮回绝境的传送门！</w:t>
+      </w:r>
+    </w:p>
+    <w:p>
+      <w:pPr>
+        <w:rPr>
+          <w:sz w:val="24"/>
+        </w:rPr>
+      </w:pPr>
+      <w:r>
+        <w:rPr>
+          <w:rFonts w:hint="eastAsia"/>
+          <w:sz w:val="24"/>
+        </w:rPr>
+        <w:t>-轮回绝境？</w:t>
+      </w:r>
+    </w:p>
+    <w:p>
+      <w:pPr>
+        <w:rPr>
+          <w:rFonts w:hint="eastAsia"/>
+          <w:sz w:val="24"/>
+        </w:rPr>
+      </w:pPr>
+      <w:r>
+        <w:rPr>
+          <w:rFonts w:hint="eastAsia"/>
+          <w:sz w:val="24"/>
+        </w:rPr>
+        <w:t>轮回绝境是介于冥界和主世界之间的地带，在轮回绝境内，我们可以借助召唤祭坛，觐见往昔的使徒。</w:t>
+      </w:r>
+    </w:p>
+    <w:p>
+      <w:pPr>
+        <w:rPr>
+          <w:rFonts w:hint="eastAsia"/>
+          <w:sz w:val="24"/>
+          <w:lang w:val="en-US" w:eastAsia="zh-CN"/>
+        </w:rPr>
+      </w:pPr>
+      <w:r>
+        <w:rPr>
+          <w:rFonts w:hint="default"/>
+          <w:sz w:val="24"/>
+          <w:lang w:val="en-US"/>
+        </w:rPr>
+        <w:t>-</w:t>
+      </w:r>
+      <w:r>
+        <w:rPr>
+          <w:rFonts w:hint="eastAsia"/>
+          <w:sz w:val="24"/>
+          <w:lang w:val="en-US" w:eastAsia="zh-CN"/>
+        </w:rPr>
+        <w:t>继续</w:t>
+      </w:r>
+    </w:p>
+    <w:p>
+      <w:pPr>
+        <w:rPr>
+          <w:rFonts w:hint="eastAsia"/>
+          <w:sz w:val="24"/>
+          <w:lang w:val="en-US" w:eastAsia="zh-CN"/>
+        </w:rPr>
+      </w:pPr>
+      <w:r>
+        <w:rPr>
+          <w:rFonts w:hint="eastAsia"/>
+          <w:sz w:val="24"/>
+          <w:lang w:val="en-US" w:eastAsia="zh-CN"/>
+        </w:rPr>
+        <w:t>或许我们可以进去瞧瞧，说不定可以从记忆中获取祂们的力量！</w:t>
+      </w:r>
+    </w:p>
+    <w:p>
+      <w:pPr>
+        <w:rPr>
+          <w:rFonts w:hint="eastAsia"/>
+          <w:sz w:val="24"/>
+          <w:lang w:val="en-US" w:eastAsia="zh-CN"/>
+        </w:rPr>
+      </w:pPr>
+      <w:r>
+        <w:rPr>
+          <w:rFonts w:hint="eastAsia"/>
+          <w:sz w:val="24"/>
+          <w:lang w:val="en-US" w:eastAsia="zh-CN"/>
+        </w:rPr>
+        <w:t>-解锁图鉴</w:t>
+      </w:r>
+    </w:p>
+    <w:p>
+      <w:pPr>
+        <w:rPr>
+          <w:rFonts w:hint="eastAsia"/>
+          <w:sz w:val="24"/>
+          <w:lang w:val="en-US" w:eastAsia="zh-CN"/>
+        </w:rPr>
+      </w:pPr>
+    </w:p>
+    <w:p>
+      <w:pPr>
+        <w:rPr>
+          <w:rFonts w:hint="default"/>
+          <w:sz w:val="24"/>
+          <w:lang w:val="en-US" w:eastAsia="zh-CN"/>
+        </w:rPr>
+      </w:pPr>
+      <w:r>
+        <w:rPr>
+          <w:rFonts w:hint="eastAsia"/>
+          <w:sz w:val="24"/>
+          <w:lang w:val="en-US" w:eastAsia="zh-CN"/>
+        </w:rPr>
+        <w:t>大标题显示新章节解锁</w:t>
+      </w:r>
     </w:p>
     <w:p>
       <w:pPr>
@@ -12067,15 +12082,38 @@
     <w:p>
       <w:pPr>
         <w:rPr>
-          <w:sz w:val="24"/>
-        </w:rPr>
-      </w:pPr>
-      <w:r>
-        <w:rPr>
-          <w:rFonts w:hint="eastAsia"/>
-          <w:sz w:val="24"/>
-        </w:rPr>
-        <w:t>但...预言中的再创世并没有到来，仅剩下你，留在这空荡荡的圣殿</w:t>
+          <w:rFonts w:hint="eastAsia"/>
+          <w:sz w:val="24"/>
+        </w:rPr>
+      </w:pPr>
+      <w:r>
+        <w:rPr>
+          <w:rFonts w:hint="eastAsia"/>
+          <w:sz w:val="24"/>
+        </w:rPr>
+        <w:t>但...预言中的再创世并没有到来</w:t>
+      </w:r>
+    </w:p>
+    <w:p>
+      <w:pPr>
+        <w:rPr>
+          <w:rFonts w:hint="eastAsia"/>
+          <w:sz w:val="24"/>
+        </w:rPr>
+      </w:pPr>
+    </w:p>
+    <w:p>
+      <w:pPr>
+        <w:rPr>
+          <w:sz w:val="24"/>
+        </w:rPr>
+      </w:pPr>
+      <w:r>
+        <w:rPr>
+          <w:rFonts w:hint="eastAsia"/>
+          <w:sz w:val="24"/>
+        </w:rPr>
+        <w:t>仅剩下你，留在这空荡荡的圣殿</w:t>
       </w:r>
       <w:r>
         <w:rPr>

--- a/剧情.docx
+++ b/剧情.docx
@@ -8770,7 +8770,9 @@
       <w:pPr>
         <w:ind w:firstLine="420"/>
         <w:rPr>
-          <w:sz w:val="24"/>
+          <w:rFonts w:hint="default" w:eastAsiaTheme="minorEastAsia"/>
+          <w:sz w:val="24"/>
+          <w:lang w:val="en-US" w:eastAsia="zh-CN"/>
         </w:rPr>
       </w:pPr>
       <w:r>
@@ -8788,8 +8790,6 @@
         </w:rPr>
         <w:t>关于</w:t>
       </w:r>
-      <w:bookmarkStart w:id="0" w:name="_GoBack"/>
-      <w:bookmarkEnd w:id="0"/>
       <w:r>
         <w:rPr>
           <w:rFonts w:hint="eastAsia"/>
@@ -8926,29 +8926,30 @@
     <w:p>
       <w:pPr>
         <w:rPr>
-          <w:sz w:val="24"/>
-        </w:rPr>
-      </w:pPr>
-      <w:r>
-        <w:rPr>
-          <w:rFonts w:hint="eastAsia"/>
-          <w:sz w:val="24"/>
-        </w:rPr>
-        <w:t>-转达曦轮的话</w:t>
-      </w:r>
-    </w:p>
-    <w:p>
-      <w:pPr>
-        <w:rPr>
-          <w:sz w:val="24"/>
-        </w:rPr>
-      </w:pPr>
-      <w:r>
-        <w:rPr>
-          <w:rFonts w:hint="eastAsia"/>
-          <w:sz w:val="24"/>
-        </w:rPr>
-        <w:t>这样啊，让我看看。嗯</w:t>
+          <w:rFonts w:hint="eastAsia"/>
+          <w:sz w:val="24"/>
+        </w:rPr>
+      </w:pPr>
+      <w:r>
+        <w:rPr>
+          <w:rFonts w:hint="eastAsia"/>
+          <w:sz w:val="24"/>
+        </w:rPr>
+        <w:t>-关于凋零魂石</w:t>
+      </w:r>
+    </w:p>
+    <w:p>
+      <w:pPr>
+        <w:rPr>
+          <w:sz w:val="24"/>
+        </w:rPr>
+      </w:pPr>
+      <w:r>
+        <w:rPr>
+          <w:rFonts w:hint="eastAsia"/>
+          <w:sz w:val="24"/>
+        </w:rPr>
+        <w:t>嗯</w:t>
       </w:r>
       <w:r>
         <w:rPr>
@@ -11530,27 +11531,6 @@
     <w:p>
       <w:pPr>
         <w:rPr>
-          <w:sz w:val="24"/>
-        </w:rPr>
-      </w:pPr>
-      <w:r>
-        <w:rPr>
-          <w:rFonts w:hint="eastAsia"/>
-          <w:sz w:val="24"/>
-        </w:rPr>
-        <w:t>若前文不知情，直接掉落神之眼。</w:t>
-      </w:r>
-    </w:p>
-    <w:p>
-      <w:pPr>
-        <w:rPr>
-          <w:sz w:val="24"/>
-        </w:rPr>
-      </w:pPr>
-    </w:p>
-    <w:p>
-      <w:pPr>
-        <w:rPr>
           <w:b/>
           <w:bCs/>
           <w:sz w:val="24"/>
@@ -11735,15 +11715,25 @@
     <w:p>
       <w:pPr>
         <w:rPr>
-          <w:sz w:val="24"/>
-        </w:rPr>
-      </w:pPr>
-      <w:r>
-        <w:rPr>
-          <w:rFonts w:hint="eastAsia"/>
-          <w:sz w:val="24"/>
-        </w:rPr>
-        <w:t>-再见！Nihil Vacuum！</w:t>
+          <w:rFonts w:hint="default"/>
+          <w:sz w:val="24"/>
+          <w:lang w:val="en-US"/>
+        </w:rPr>
+      </w:pPr>
+      <w:r>
+        <w:rPr>
+          <w:rFonts w:hint="eastAsia"/>
+          <w:sz w:val="24"/>
+        </w:rPr>
+        <w:t>-</w:t>
+      </w:r>
+      <w:r>
+        <w:rPr>
+          <w:rFonts w:hint="default"/>
+          <w:sz w:val="24"/>
+          <w:lang w:val="en-US"/>
+        </w:rPr>
+        <w:t>...</w:t>
       </w:r>
     </w:p>
     <w:p>
@@ -11803,10 +11793,12 @@
     <w:p>
       <w:pPr>
         <w:rPr>
+          <w:rFonts w:hint="default" w:eastAsiaTheme="minorEastAsia"/>
           <w:b/>
           <w:bCs/>
           <w:color w:val="EE822F" w:themeColor="accent2"/>
           <w:sz w:val="24"/>
+          <w:lang w:val="en-US" w:eastAsia="zh-CN"/>
           <w14:textFill>
             <w14:solidFill>
               <w14:schemeClr w14:val="accent2"/>
@@ -11829,6 +11821,38 @@
         </w:rPr>
         <w:t>和曦轮对话</w:t>
       </w:r>
+      <w:r>
+        <w:rPr>
+          <w:rFonts w:hint="default"/>
+          <w:b/>
+          <w:bCs/>
+          <w:color w:val="EE822F" w:themeColor="accent2"/>
+          <w:sz w:val="24"/>
+          <w:lang w:val="en-US"/>
+          <w14:textFill>
+            <w14:solidFill>
+              <w14:schemeClr w14:val="accent2"/>
+            </w14:solidFill>
+          </w14:textFill>
+        </w:rPr>
+        <w:t>/</w:t>
+      </w:r>
+      <w:r>
+        <w:rPr>
+          <w:rFonts w:hint="eastAsia"/>
+          <w:b/>
+          <w:bCs/>
+          <w:color w:val="EE822F" w:themeColor="accent2"/>
+          <w:sz w:val="24"/>
+          <w:lang w:val="en-US" w:eastAsia="zh-CN"/>
+          <w14:textFill>
+            <w14:solidFill>
+              <w14:schemeClr w14:val="accent2"/>
+            </w14:solidFill>
+          </w14:textFill>
+        </w:rPr>
+        <w:t>击败失去理智的曦轮</w:t>
+      </w:r>
     </w:p>
     <w:p>
       <w:pPr>
@@ -11860,6 +11884,8 @@
         </w:rPr>
         <w:t>......</w:t>
       </w:r>
+      <w:bookmarkStart w:id="0" w:name="_GoBack"/>
+      <w:bookmarkEnd w:id="0"/>
     </w:p>
     <w:p>
       <w:pPr>
